--- a/baocaodoan_DoanChiKhang.docx
+++ b/baocaodoan_DoanChiKhang.docx
@@ -127,6 +127,14 @@
           <w:szCs w:val="30"/>
         </w:rPr>
         <w:t>ĐỀ TÀI: WEBSITE QUẢN LÝ VÀ</w:t>
+      </w:r>
+      <w:r>
+        <w:rPr>
+          <w:b/>
+          <w:bCs/>
+          <w:sz w:val="30"/>
+          <w:szCs w:val="30"/>
+        </w:rPr>
         <w:br/>
         <w:t>ĐẶT PHÒNG KHÁCH SẠN</w:t>
       </w:r>
@@ -271,6 +279,14 @@
           <w:szCs w:val="30"/>
         </w:rPr>
         <w:t>ĐỀ TÀI: WEBSITE QUẢN LÝ VÀ</w:t>
+      </w:r>
+      <w:r>
+        <w:rPr>
+          <w:b/>
+          <w:bCs/>
+          <w:sz w:val="30"/>
+          <w:szCs w:val="30"/>
+        </w:rPr>
         <w:br/>
         <w:t>ĐẶT PHÒNG KHÁCH SẠN</w:t>
       </w:r>
@@ -282,7 +298,7 @@
         <w:jc w:val="both"/>
       </w:pPr>
       <w:r>
-        <w:t xml:space="preserve">Họ và tên sinh viên: Đoàn Chí Khang</w:t>
+        <w:t>Họ và tên sinh viên: Đoàn Chí Khang</w:t>
       </w:r>
     </w:p>
     <w:p>
@@ -292,7 +308,7 @@
         <w:jc w:val="both"/>
       </w:pPr>
       <w:r>
-        <w:t xml:space="preserve">Mã sinh viên: 523100032</w:t>
+        <w:t>Mã sinh viên: 523100032</w:t>
       </w:r>
     </w:p>
     <w:p>
@@ -300,12 +316,9 @@
         <w:spacing w:before="120" w:line="312" w:lineRule="auto"/>
         <w:ind w:firstLine="720"/>
         <w:jc w:val="both"/>
-        <w:rPr>
-          <w:lang w:val="en-US"/>
-        </w:rPr>
-      </w:pPr>
-      <w:r>
-        <w:t xml:space="preserve">Lớp: 523100A</w:t>
+      </w:pPr>
+      <w:r>
+        <w:t>Lớp: 523100A</w:t>
       </w:r>
     </w:p>
     <w:p>
@@ -314,7 +327,7 @@
         <w:jc w:val="both"/>
       </w:pPr>
       <w:r>
-        <w:t xml:space="preserve">Giảng viên hướng dẫn: Nguyễn Thị Đoan Trang</w:t>
+        <w:t>Giảng viên hướng dẫn: Nguyễn Thị Đoan Trang</w:t>
       </w:r>
     </w:p>
     <w:p>
@@ -334,9 +347,6 @@
     <w:p>
       <w:pPr>
         <w:spacing w:before="120" w:line="312" w:lineRule="auto"/>
-        <w:rPr>
-          <w:lang w:val="en-US"/>
-        </w:rPr>
       </w:pPr>
     </w:p>
     <w:p>
@@ -389,7 +399,11 @@
       </w:pPr>
       <w:r>
         <w:fldChar w:fldCharType="begin"/>
+      </w:r>
+      <w:r>
         <w:instrText xml:space="preserve"> TOC \o "1-3" \h \z \u </w:instrText>
+      </w:r>
+      <w:r>
         <w:fldChar w:fldCharType="separate"/>
       </w:r>
       <w:hyperlink w:anchor="_Toc9000001" w:history="1">
@@ -400,11 +414,60 @@
             <w:noProof/>
           </w:rPr>
           <w:t>MỞ ĐẦU</w:t>
+        </w:r>
+        <w:r>
+          <w:rPr>
+            <w:b/>
+            <w:bCs/>
+            <w:noProof/>
+          </w:rPr>
           <w:tab/>
+        </w:r>
+        <w:r>
+          <w:rPr>
+            <w:b/>
+            <w:bCs/>
+            <w:noProof/>
+          </w:rPr>
           <w:fldChar w:fldCharType="begin"/>
+        </w:r>
+        <w:r>
+          <w:rPr>
+            <w:b/>
+            <w:bCs/>
+            <w:noProof/>
+          </w:rPr>
           <w:instrText xml:space="preserve"> PAGEREF _Toc9000001 \h </w:instrText>
+        </w:r>
+        <w:r>
+          <w:rPr>
+            <w:b/>
+            <w:bCs/>
+            <w:noProof/>
+          </w:rPr>
+        </w:r>
+        <w:r>
+          <w:rPr>
+            <w:b/>
+            <w:bCs/>
+            <w:noProof/>
+          </w:rPr>
           <w:fldChar w:fldCharType="separate"/>
+        </w:r>
+        <w:r>
+          <w:rPr>
+            <w:b/>
+            <w:bCs/>
+            <w:noProof/>
+          </w:rPr>
           <w:t>1</w:t>
+        </w:r>
+        <w:r>
+          <w:rPr>
+            <w:b/>
+            <w:bCs/>
+            <w:noProof/>
+          </w:rPr>
           <w:fldChar w:fldCharType="end"/>
         </w:r>
       </w:hyperlink>
@@ -424,11 +487,60 @@
             <w:noProof/>
           </w:rPr>
           <w:t>CHƯƠNG 1. TỔNG QUAN ĐỀ TÀI VÀ CƠ SỞ THỰC HIỆN</w:t>
+        </w:r>
+        <w:r>
+          <w:rPr>
+            <w:b/>
+            <w:bCs/>
+            <w:noProof/>
+          </w:rPr>
           <w:tab/>
+        </w:r>
+        <w:r>
+          <w:rPr>
+            <w:b/>
+            <w:bCs/>
+            <w:noProof/>
+          </w:rPr>
           <w:fldChar w:fldCharType="begin"/>
+        </w:r>
+        <w:r>
+          <w:rPr>
+            <w:b/>
+            <w:bCs/>
+            <w:noProof/>
+          </w:rPr>
           <w:instrText xml:space="preserve"> PAGEREF _Toc9000002 \h </w:instrText>
+        </w:r>
+        <w:r>
+          <w:rPr>
+            <w:b/>
+            <w:bCs/>
+            <w:noProof/>
+          </w:rPr>
+        </w:r>
+        <w:r>
+          <w:rPr>
+            <w:b/>
+            <w:bCs/>
+            <w:noProof/>
+          </w:rPr>
           <w:fldChar w:fldCharType="separate"/>
+        </w:r>
+        <w:r>
+          <w:rPr>
+            <w:b/>
+            <w:bCs/>
+            <w:noProof/>
+          </w:rPr>
           <w:t>2</w:t>
+        </w:r>
+        <w:r>
+          <w:rPr>
+            <w:b/>
+            <w:bCs/>
+            <w:noProof/>
+          </w:rPr>
           <w:fldChar w:fldCharType="end"/>
         </w:r>
       </w:hyperlink>
@@ -446,11 +558,46 @@
             <w:noProof/>
           </w:rPr>
           <w:t>1.1. Bài toán và lý do lựa chọn đề tài</w:t>
+        </w:r>
+        <w:r>
+          <w:rPr>
+            <w:noProof/>
+          </w:rPr>
           <w:tab/>
+        </w:r>
+        <w:r>
+          <w:rPr>
+            <w:noProof/>
+          </w:rPr>
           <w:fldChar w:fldCharType="begin"/>
+        </w:r>
+        <w:r>
+          <w:rPr>
+            <w:noProof/>
+          </w:rPr>
           <w:instrText xml:space="preserve"> PAGEREF _Toc9000003 \h </w:instrText>
+        </w:r>
+        <w:r>
+          <w:rPr>
+            <w:noProof/>
+          </w:rPr>
+        </w:r>
+        <w:r>
+          <w:rPr>
+            <w:noProof/>
+          </w:rPr>
           <w:fldChar w:fldCharType="separate"/>
+        </w:r>
+        <w:r>
+          <w:rPr>
+            <w:noProof/>
+          </w:rPr>
           <w:t>2</w:t>
+        </w:r>
+        <w:r>
+          <w:rPr>
+            <w:noProof/>
+          </w:rPr>
           <w:fldChar w:fldCharType="end"/>
         </w:r>
       </w:hyperlink>
@@ -468,11 +615,46 @@
             <w:noProof/>
           </w:rPr>
           <w:t>1.2. Mục tiêu của đề tài</w:t>
+        </w:r>
+        <w:r>
+          <w:rPr>
+            <w:noProof/>
+          </w:rPr>
           <w:tab/>
+        </w:r>
+        <w:r>
+          <w:rPr>
+            <w:noProof/>
+          </w:rPr>
           <w:fldChar w:fldCharType="begin"/>
+        </w:r>
+        <w:r>
+          <w:rPr>
+            <w:noProof/>
+          </w:rPr>
           <w:instrText xml:space="preserve"> PAGEREF _Toc9000004 \h </w:instrText>
+        </w:r>
+        <w:r>
+          <w:rPr>
+            <w:noProof/>
+          </w:rPr>
+        </w:r>
+        <w:r>
+          <w:rPr>
+            <w:noProof/>
+          </w:rPr>
           <w:fldChar w:fldCharType="separate"/>
+        </w:r>
+        <w:r>
+          <w:rPr>
+            <w:noProof/>
+          </w:rPr>
           <w:t>2</w:t>
+        </w:r>
+        <w:r>
+          <w:rPr>
+            <w:noProof/>
+          </w:rPr>
           <w:fldChar w:fldCharType="end"/>
         </w:r>
       </w:hyperlink>
@@ -490,11 +672,46 @@
             <w:noProof/>
           </w:rPr>
           <w:t>1.3. Đối tượng sử dụng, phạm vi và giới hạn</w:t>
+        </w:r>
+        <w:r>
+          <w:rPr>
+            <w:noProof/>
+          </w:rPr>
           <w:tab/>
+        </w:r>
+        <w:r>
+          <w:rPr>
+            <w:noProof/>
+          </w:rPr>
           <w:fldChar w:fldCharType="begin"/>
+        </w:r>
+        <w:r>
+          <w:rPr>
+            <w:noProof/>
+          </w:rPr>
           <w:instrText xml:space="preserve"> PAGEREF _Toc9000005 \h </w:instrText>
+        </w:r>
+        <w:r>
+          <w:rPr>
+            <w:noProof/>
+          </w:rPr>
+        </w:r>
+        <w:r>
+          <w:rPr>
+            <w:noProof/>
+          </w:rPr>
           <w:fldChar w:fldCharType="separate"/>
+        </w:r>
+        <w:r>
+          <w:rPr>
+            <w:noProof/>
+          </w:rPr>
           <w:t>3</w:t>
+        </w:r>
+        <w:r>
+          <w:rPr>
+            <w:noProof/>
+          </w:rPr>
           <w:fldChar w:fldCharType="end"/>
         </w:r>
       </w:hyperlink>
@@ -512,11 +729,46 @@
             <w:noProof/>
           </w:rPr>
           <w:t>1.3.1. Đối tượng sử dụng</w:t>
+        </w:r>
+        <w:r>
+          <w:rPr>
+            <w:noProof/>
+          </w:rPr>
           <w:tab/>
+        </w:r>
+        <w:r>
+          <w:rPr>
+            <w:noProof/>
+          </w:rPr>
           <w:fldChar w:fldCharType="begin"/>
+        </w:r>
+        <w:r>
+          <w:rPr>
+            <w:noProof/>
+          </w:rPr>
           <w:instrText xml:space="preserve"> PAGEREF _Toc9000006 \h </w:instrText>
+        </w:r>
+        <w:r>
+          <w:rPr>
+            <w:noProof/>
+          </w:rPr>
+        </w:r>
+        <w:r>
+          <w:rPr>
+            <w:noProof/>
+          </w:rPr>
           <w:fldChar w:fldCharType="separate"/>
+        </w:r>
+        <w:r>
+          <w:rPr>
+            <w:noProof/>
+          </w:rPr>
           <w:t>3</w:t>
+        </w:r>
+        <w:r>
+          <w:rPr>
+            <w:noProof/>
+          </w:rPr>
           <w:fldChar w:fldCharType="end"/>
         </w:r>
       </w:hyperlink>
@@ -534,11 +786,46 @@
             <w:noProof/>
           </w:rPr>
           <w:t>1.3.2. Phạm vi đề tài</w:t>
+        </w:r>
+        <w:r>
+          <w:rPr>
+            <w:noProof/>
+          </w:rPr>
           <w:tab/>
+        </w:r>
+        <w:r>
+          <w:rPr>
+            <w:noProof/>
+          </w:rPr>
           <w:fldChar w:fldCharType="begin"/>
+        </w:r>
+        <w:r>
+          <w:rPr>
+            <w:noProof/>
+          </w:rPr>
           <w:instrText xml:space="preserve"> PAGEREF _Toc9000007 \h </w:instrText>
+        </w:r>
+        <w:r>
+          <w:rPr>
+            <w:noProof/>
+          </w:rPr>
+        </w:r>
+        <w:r>
+          <w:rPr>
+            <w:noProof/>
+          </w:rPr>
           <w:fldChar w:fldCharType="separate"/>
+        </w:r>
+        <w:r>
+          <w:rPr>
+            <w:noProof/>
+          </w:rPr>
           <w:t>3</w:t>
+        </w:r>
+        <w:r>
+          <w:rPr>
+            <w:noProof/>
+          </w:rPr>
           <w:fldChar w:fldCharType="end"/>
         </w:r>
       </w:hyperlink>
@@ -556,11 +843,46 @@
             <w:noProof/>
           </w:rPr>
           <w:t>1.3.3. Giới hạn của đề tài</w:t>
+        </w:r>
+        <w:r>
+          <w:rPr>
+            <w:noProof/>
+          </w:rPr>
           <w:tab/>
+        </w:r>
+        <w:r>
+          <w:rPr>
+            <w:noProof/>
+          </w:rPr>
           <w:fldChar w:fldCharType="begin"/>
+        </w:r>
+        <w:r>
+          <w:rPr>
+            <w:noProof/>
+          </w:rPr>
           <w:instrText xml:space="preserve"> PAGEREF _Toc9000008 \h </w:instrText>
+        </w:r>
+        <w:r>
+          <w:rPr>
+            <w:noProof/>
+          </w:rPr>
+        </w:r>
+        <w:r>
+          <w:rPr>
+            <w:noProof/>
+          </w:rPr>
           <w:fldChar w:fldCharType="separate"/>
+        </w:r>
+        <w:r>
+          <w:rPr>
+            <w:noProof/>
+          </w:rPr>
           <w:t>4</w:t>
+        </w:r>
+        <w:r>
+          <w:rPr>
+            <w:noProof/>
+          </w:rPr>
           <w:fldChar w:fldCharType="end"/>
         </w:r>
       </w:hyperlink>
@@ -578,11 +900,46 @@
             <w:noProof/>
           </w:rPr>
           <w:t>1.4. Dữ liệu đầu vào, đầu ra và ràng buộc</w:t>
+        </w:r>
+        <w:r>
+          <w:rPr>
+            <w:noProof/>
+          </w:rPr>
           <w:tab/>
+        </w:r>
+        <w:r>
+          <w:rPr>
+            <w:noProof/>
+          </w:rPr>
           <w:fldChar w:fldCharType="begin"/>
+        </w:r>
+        <w:r>
+          <w:rPr>
+            <w:noProof/>
+          </w:rPr>
           <w:instrText xml:space="preserve"> PAGEREF _Toc9000009 \h </w:instrText>
+        </w:r>
+        <w:r>
+          <w:rPr>
+            <w:noProof/>
+          </w:rPr>
+        </w:r>
+        <w:r>
+          <w:rPr>
+            <w:noProof/>
+          </w:rPr>
           <w:fldChar w:fldCharType="separate"/>
+        </w:r>
+        <w:r>
+          <w:rPr>
+            <w:noProof/>
+          </w:rPr>
           <w:t>4</w:t>
+        </w:r>
+        <w:r>
+          <w:rPr>
+            <w:noProof/>
+          </w:rPr>
           <w:fldChar w:fldCharType="end"/>
         </w:r>
       </w:hyperlink>
@@ -600,11 +957,46 @@
             <w:noProof/>
           </w:rPr>
           <w:t>1.4.1. Dữ liệu đầu vào</w:t>
+        </w:r>
+        <w:r>
+          <w:rPr>
+            <w:noProof/>
+          </w:rPr>
           <w:tab/>
+        </w:r>
+        <w:r>
+          <w:rPr>
+            <w:noProof/>
+          </w:rPr>
           <w:fldChar w:fldCharType="begin"/>
+        </w:r>
+        <w:r>
+          <w:rPr>
+            <w:noProof/>
+          </w:rPr>
           <w:instrText xml:space="preserve"> PAGEREF _Toc9000010 \h </w:instrText>
+        </w:r>
+        <w:r>
+          <w:rPr>
+            <w:noProof/>
+          </w:rPr>
+        </w:r>
+        <w:r>
+          <w:rPr>
+            <w:noProof/>
+          </w:rPr>
           <w:fldChar w:fldCharType="separate"/>
+        </w:r>
+        <w:r>
+          <w:rPr>
+            <w:noProof/>
+          </w:rPr>
           <w:t>4</w:t>
+        </w:r>
+        <w:r>
+          <w:rPr>
+            <w:noProof/>
+          </w:rPr>
           <w:fldChar w:fldCharType="end"/>
         </w:r>
       </w:hyperlink>
@@ -622,11 +1014,46 @@
             <w:noProof/>
           </w:rPr>
           <w:t>1.4.2. Dữ liệu đầu ra</w:t>
+        </w:r>
+        <w:r>
+          <w:rPr>
+            <w:noProof/>
+          </w:rPr>
           <w:tab/>
+        </w:r>
+        <w:r>
+          <w:rPr>
+            <w:noProof/>
+          </w:rPr>
           <w:fldChar w:fldCharType="begin"/>
+        </w:r>
+        <w:r>
+          <w:rPr>
+            <w:noProof/>
+          </w:rPr>
           <w:instrText xml:space="preserve"> PAGEREF _Toc9000011 \h </w:instrText>
+        </w:r>
+        <w:r>
+          <w:rPr>
+            <w:noProof/>
+          </w:rPr>
+        </w:r>
+        <w:r>
+          <w:rPr>
+            <w:noProof/>
+          </w:rPr>
           <w:fldChar w:fldCharType="separate"/>
+        </w:r>
+        <w:r>
+          <w:rPr>
+            <w:noProof/>
+          </w:rPr>
           <w:t>4</w:t>
+        </w:r>
+        <w:r>
+          <w:rPr>
+            <w:noProof/>
+          </w:rPr>
           <w:fldChar w:fldCharType="end"/>
         </w:r>
       </w:hyperlink>
@@ -644,11 +1071,46 @@
             <w:noProof/>
           </w:rPr>
           <w:t>1.4.3. Các ràng buộc chính</w:t>
+        </w:r>
+        <w:r>
+          <w:rPr>
+            <w:noProof/>
+          </w:rPr>
           <w:tab/>
+        </w:r>
+        <w:r>
+          <w:rPr>
+            <w:noProof/>
+          </w:rPr>
           <w:fldChar w:fldCharType="begin"/>
+        </w:r>
+        <w:r>
+          <w:rPr>
+            <w:noProof/>
+          </w:rPr>
           <w:instrText xml:space="preserve"> PAGEREF _Toc9000012 \h </w:instrText>
+        </w:r>
+        <w:r>
+          <w:rPr>
+            <w:noProof/>
+          </w:rPr>
+        </w:r>
+        <w:r>
+          <w:rPr>
+            <w:noProof/>
+          </w:rPr>
           <w:fldChar w:fldCharType="separate"/>
+        </w:r>
+        <w:r>
+          <w:rPr>
+            <w:noProof/>
+          </w:rPr>
           <w:t>5</w:t>
+        </w:r>
+        <w:r>
+          <w:rPr>
+            <w:noProof/>
+          </w:rPr>
           <w:fldChar w:fldCharType="end"/>
         </w:r>
       </w:hyperlink>
@@ -666,11 +1128,46 @@
             <w:noProof/>
           </w:rPr>
           <w:t>1.5. Cơ sở lý thuyết, công nghệ và công cụ sử dụng</w:t>
+        </w:r>
+        <w:r>
+          <w:rPr>
+            <w:noProof/>
+          </w:rPr>
           <w:tab/>
+        </w:r>
+        <w:r>
+          <w:rPr>
+            <w:noProof/>
+          </w:rPr>
           <w:fldChar w:fldCharType="begin"/>
+        </w:r>
+        <w:r>
+          <w:rPr>
+            <w:noProof/>
+          </w:rPr>
           <w:instrText xml:space="preserve"> PAGEREF _Toc9000013 \h </w:instrText>
+        </w:r>
+        <w:r>
+          <w:rPr>
+            <w:noProof/>
+          </w:rPr>
+        </w:r>
+        <w:r>
+          <w:rPr>
+            <w:noProof/>
+          </w:rPr>
           <w:fldChar w:fldCharType="separate"/>
+        </w:r>
+        <w:r>
+          <w:rPr>
+            <w:noProof/>
+          </w:rPr>
           <w:t>5</w:t>
+        </w:r>
+        <w:r>
+          <w:rPr>
+            <w:noProof/>
+          </w:rPr>
           <w:fldChar w:fldCharType="end"/>
         </w:r>
       </w:hyperlink>
@@ -688,11 +1185,46 @@
             <w:noProof/>
           </w:rPr>
           <w:t>1.5.1. Mô hình kiến trúc ứng dụng</w:t>
+        </w:r>
+        <w:r>
+          <w:rPr>
+            <w:noProof/>
+          </w:rPr>
           <w:tab/>
+        </w:r>
+        <w:r>
+          <w:rPr>
+            <w:noProof/>
+          </w:rPr>
           <w:fldChar w:fldCharType="begin"/>
+        </w:r>
+        <w:r>
+          <w:rPr>
+            <w:noProof/>
+          </w:rPr>
           <w:instrText xml:space="preserve"> PAGEREF _Toc9000014 \h </w:instrText>
+        </w:r>
+        <w:r>
+          <w:rPr>
+            <w:noProof/>
+          </w:rPr>
+        </w:r>
+        <w:r>
+          <w:rPr>
+            <w:noProof/>
+          </w:rPr>
           <w:fldChar w:fldCharType="separate"/>
+        </w:r>
+        <w:r>
+          <w:rPr>
+            <w:noProof/>
+          </w:rPr>
           <w:t>5</w:t>
+        </w:r>
+        <w:r>
+          <w:rPr>
+            <w:noProof/>
+          </w:rPr>
           <w:fldChar w:fldCharType="end"/>
         </w:r>
       </w:hyperlink>
@@ -710,11 +1242,46 @@
             <w:noProof/>
           </w:rPr>
           <w:t>1.5.2. Công nghệ xây dựng Frontend</w:t>
+        </w:r>
+        <w:r>
+          <w:rPr>
+            <w:noProof/>
+          </w:rPr>
           <w:tab/>
+        </w:r>
+        <w:r>
+          <w:rPr>
+            <w:noProof/>
+          </w:rPr>
           <w:fldChar w:fldCharType="begin"/>
+        </w:r>
+        <w:r>
+          <w:rPr>
+            <w:noProof/>
+          </w:rPr>
           <w:instrText xml:space="preserve"> PAGEREF _Toc9000015 \h </w:instrText>
+        </w:r>
+        <w:r>
+          <w:rPr>
+            <w:noProof/>
+          </w:rPr>
+        </w:r>
+        <w:r>
+          <w:rPr>
+            <w:noProof/>
+          </w:rPr>
           <w:fldChar w:fldCharType="separate"/>
+        </w:r>
+        <w:r>
+          <w:rPr>
+            <w:noProof/>
+          </w:rPr>
           <w:t>5</w:t>
+        </w:r>
+        <w:r>
+          <w:rPr>
+            <w:noProof/>
+          </w:rPr>
           <w:fldChar w:fldCharType="end"/>
         </w:r>
       </w:hyperlink>
@@ -732,11 +1299,46 @@
             <w:noProof/>
           </w:rPr>
           <w:t>1.5.3. Công nghệ xây dựng Backend</w:t>
+        </w:r>
+        <w:r>
+          <w:rPr>
+            <w:noProof/>
+          </w:rPr>
           <w:tab/>
+        </w:r>
+        <w:r>
+          <w:rPr>
+            <w:noProof/>
+          </w:rPr>
           <w:fldChar w:fldCharType="begin"/>
+        </w:r>
+        <w:r>
+          <w:rPr>
+            <w:noProof/>
+          </w:rPr>
           <w:instrText xml:space="preserve"> PAGEREF _Toc9000016 \h </w:instrText>
+        </w:r>
+        <w:r>
+          <w:rPr>
+            <w:noProof/>
+          </w:rPr>
+        </w:r>
+        <w:r>
+          <w:rPr>
+            <w:noProof/>
+          </w:rPr>
           <w:fldChar w:fldCharType="separate"/>
+        </w:r>
+        <w:r>
+          <w:rPr>
+            <w:noProof/>
+          </w:rPr>
           <w:t>5</w:t>
+        </w:r>
+        <w:r>
+          <w:rPr>
+            <w:noProof/>
+          </w:rPr>
           <w:fldChar w:fldCharType="end"/>
         </w:r>
       </w:hyperlink>
@@ -754,11 +1356,46 @@
             <w:noProof/>
           </w:rPr>
           <w:t>1.5.4. Cơ sở dữ liệu</w:t>
+        </w:r>
+        <w:r>
+          <w:rPr>
+            <w:noProof/>
+          </w:rPr>
           <w:tab/>
+        </w:r>
+        <w:r>
+          <w:rPr>
+            <w:noProof/>
+          </w:rPr>
           <w:fldChar w:fldCharType="begin"/>
+        </w:r>
+        <w:r>
+          <w:rPr>
+            <w:noProof/>
+          </w:rPr>
           <w:instrText xml:space="preserve"> PAGEREF _Toc9000017 \h </w:instrText>
+        </w:r>
+        <w:r>
+          <w:rPr>
+            <w:noProof/>
+          </w:rPr>
+        </w:r>
+        <w:r>
+          <w:rPr>
+            <w:noProof/>
+          </w:rPr>
           <w:fldChar w:fldCharType="separate"/>
+        </w:r>
+        <w:r>
+          <w:rPr>
+            <w:noProof/>
+          </w:rPr>
           <w:t>6</w:t>
+        </w:r>
+        <w:r>
+          <w:rPr>
+            <w:noProof/>
+          </w:rPr>
           <w:fldChar w:fldCharType="end"/>
         </w:r>
       </w:hyperlink>
@@ -776,11 +1413,46 @@
             <w:noProof/>
           </w:rPr>
           <w:t>1.5.5. Xác thực và phân quyền người dùng</w:t>
+        </w:r>
+        <w:r>
+          <w:rPr>
+            <w:noProof/>
+          </w:rPr>
           <w:tab/>
+        </w:r>
+        <w:r>
+          <w:rPr>
+            <w:noProof/>
+          </w:rPr>
           <w:fldChar w:fldCharType="begin"/>
+        </w:r>
+        <w:r>
+          <w:rPr>
+            <w:noProof/>
+          </w:rPr>
           <w:instrText xml:space="preserve"> PAGEREF _Toc9000018 \h </w:instrText>
+        </w:r>
+        <w:r>
+          <w:rPr>
+            <w:noProof/>
+          </w:rPr>
+        </w:r>
+        <w:r>
+          <w:rPr>
+            <w:noProof/>
+          </w:rPr>
           <w:fldChar w:fldCharType="separate"/>
+        </w:r>
+        <w:r>
+          <w:rPr>
+            <w:noProof/>
+          </w:rPr>
           <w:t>6</w:t>
+        </w:r>
+        <w:r>
+          <w:rPr>
+            <w:noProof/>
+          </w:rPr>
           <w:fldChar w:fldCharType="end"/>
         </w:r>
       </w:hyperlink>
@@ -798,11 +1470,46 @@
             <w:noProof/>
           </w:rPr>
           <w:t>1.5.6. Công cụ hỗ trợ phát triển</w:t>
+        </w:r>
+        <w:r>
+          <w:rPr>
+            <w:noProof/>
+          </w:rPr>
           <w:tab/>
+        </w:r>
+        <w:r>
+          <w:rPr>
+            <w:noProof/>
+          </w:rPr>
           <w:fldChar w:fldCharType="begin"/>
+        </w:r>
+        <w:r>
+          <w:rPr>
+            <w:noProof/>
+          </w:rPr>
           <w:instrText xml:space="preserve"> PAGEREF _Toc9000019 \h </w:instrText>
+        </w:r>
+        <w:r>
+          <w:rPr>
+            <w:noProof/>
+          </w:rPr>
+        </w:r>
+        <w:r>
+          <w:rPr>
+            <w:noProof/>
+          </w:rPr>
           <w:fldChar w:fldCharType="separate"/>
+        </w:r>
+        <w:r>
+          <w:rPr>
+            <w:noProof/>
+          </w:rPr>
           <w:t>6</w:t>
+        </w:r>
+        <w:r>
+          <w:rPr>
+            <w:noProof/>
+          </w:rPr>
           <w:fldChar w:fldCharType="end"/>
         </w:r>
       </w:hyperlink>
@@ -822,11 +1529,60 @@
             <w:noProof/>
           </w:rPr>
           <w:t>CHƯƠNG 2. PHÂN TÍCH VÀ THIẾT KẾ GIẢI PHÁP</w:t>
+        </w:r>
+        <w:r>
+          <w:rPr>
+            <w:b/>
+            <w:bCs/>
+            <w:noProof/>
+          </w:rPr>
           <w:tab/>
+        </w:r>
+        <w:r>
+          <w:rPr>
+            <w:b/>
+            <w:bCs/>
+            <w:noProof/>
+          </w:rPr>
           <w:fldChar w:fldCharType="begin"/>
+        </w:r>
+        <w:r>
+          <w:rPr>
+            <w:b/>
+            <w:bCs/>
+            <w:noProof/>
+          </w:rPr>
           <w:instrText xml:space="preserve"> PAGEREF _Toc9000020 \h </w:instrText>
+        </w:r>
+        <w:r>
+          <w:rPr>
+            <w:b/>
+            <w:bCs/>
+            <w:noProof/>
+          </w:rPr>
+        </w:r>
+        <w:r>
+          <w:rPr>
+            <w:b/>
+            <w:bCs/>
+            <w:noProof/>
+          </w:rPr>
           <w:fldChar w:fldCharType="separate"/>
+        </w:r>
+        <w:r>
+          <w:rPr>
+            <w:b/>
+            <w:bCs/>
+            <w:noProof/>
+          </w:rPr>
           <w:t>7</w:t>
+        </w:r>
+        <w:r>
+          <w:rPr>
+            <w:b/>
+            <w:bCs/>
+            <w:noProof/>
+          </w:rPr>
           <w:fldChar w:fldCharType="end"/>
         </w:r>
       </w:hyperlink>
@@ -844,11 +1600,46 @@
             <w:noProof/>
           </w:rPr>
           <w:t>2.1. Phân tích yêu cầu và chức năng cốt lõi</w:t>
+        </w:r>
+        <w:r>
+          <w:rPr>
+            <w:noProof/>
+          </w:rPr>
           <w:tab/>
+        </w:r>
+        <w:r>
+          <w:rPr>
+            <w:noProof/>
+          </w:rPr>
           <w:fldChar w:fldCharType="begin"/>
+        </w:r>
+        <w:r>
+          <w:rPr>
+            <w:noProof/>
+          </w:rPr>
           <w:instrText xml:space="preserve"> PAGEREF _Toc9000021 \h </w:instrText>
+        </w:r>
+        <w:r>
+          <w:rPr>
+            <w:noProof/>
+          </w:rPr>
+        </w:r>
+        <w:r>
+          <w:rPr>
+            <w:noProof/>
+          </w:rPr>
           <w:fldChar w:fldCharType="separate"/>
+        </w:r>
+        <w:r>
+          <w:rPr>
+            <w:noProof/>
+          </w:rPr>
           <w:t>7</w:t>
+        </w:r>
+        <w:r>
+          <w:rPr>
+            <w:noProof/>
+          </w:rPr>
           <w:fldChar w:fldCharType="end"/>
         </w:r>
       </w:hyperlink>
@@ -866,11 +1657,46 @@
             <w:noProof/>
           </w:rPr>
           <w:t>2.1.1. Yêu cầu chức năng của khách hàng</w:t>
+        </w:r>
+        <w:r>
+          <w:rPr>
+            <w:noProof/>
+          </w:rPr>
           <w:tab/>
+        </w:r>
+        <w:r>
+          <w:rPr>
+            <w:noProof/>
+          </w:rPr>
           <w:fldChar w:fldCharType="begin"/>
+        </w:r>
+        <w:r>
+          <w:rPr>
+            <w:noProof/>
+          </w:rPr>
           <w:instrText xml:space="preserve"> PAGEREF _Toc9000022 \h </w:instrText>
+        </w:r>
+        <w:r>
+          <w:rPr>
+            <w:noProof/>
+          </w:rPr>
+        </w:r>
+        <w:r>
+          <w:rPr>
+            <w:noProof/>
+          </w:rPr>
           <w:fldChar w:fldCharType="separate"/>
+        </w:r>
+        <w:r>
+          <w:rPr>
+            <w:noProof/>
+          </w:rPr>
           <w:t>7</w:t>
+        </w:r>
+        <w:r>
+          <w:rPr>
+            <w:noProof/>
+          </w:rPr>
           <w:fldChar w:fldCharType="end"/>
         </w:r>
       </w:hyperlink>
@@ -888,11 +1714,46 @@
             <w:noProof/>
           </w:rPr>
           <w:t>2.1.2. Yêu cầu chức năng của nhân viên</w:t>
+        </w:r>
+        <w:r>
+          <w:rPr>
+            <w:noProof/>
+          </w:rPr>
           <w:tab/>
+        </w:r>
+        <w:r>
+          <w:rPr>
+            <w:noProof/>
+          </w:rPr>
           <w:fldChar w:fldCharType="begin"/>
+        </w:r>
+        <w:r>
+          <w:rPr>
+            <w:noProof/>
+          </w:rPr>
           <w:instrText xml:space="preserve"> PAGEREF _Toc9000023 \h </w:instrText>
+        </w:r>
+        <w:r>
+          <w:rPr>
+            <w:noProof/>
+          </w:rPr>
+        </w:r>
+        <w:r>
+          <w:rPr>
+            <w:noProof/>
+          </w:rPr>
           <w:fldChar w:fldCharType="separate"/>
+        </w:r>
+        <w:r>
+          <w:rPr>
+            <w:noProof/>
+          </w:rPr>
           <w:t>7</w:t>
+        </w:r>
+        <w:r>
+          <w:rPr>
+            <w:noProof/>
+          </w:rPr>
           <w:fldChar w:fldCharType="end"/>
         </w:r>
       </w:hyperlink>
@@ -910,11 +1771,46 @@
             <w:noProof/>
           </w:rPr>
           <w:t>2.1.3. Yêu cầu chức năng của quản trị viên (Admin)</w:t>
+        </w:r>
+        <w:r>
+          <w:rPr>
+            <w:noProof/>
+          </w:rPr>
           <w:tab/>
+        </w:r>
+        <w:r>
+          <w:rPr>
+            <w:noProof/>
+          </w:rPr>
           <w:fldChar w:fldCharType="begin"/>
+        </w:r>
+        <w:r>
+          <w:rPr>
+            <w:noProof/>
+          </w:rPr>
           <w:instrText xml:space="preserve"> PAGEREF _Toc9000024 \h </w:instrText>
+        </w:r>
+        <w:r>
+          <w:rPr>
+            <w:noProof/>
+          </w:rPr>
+        </w:r>
+        <w:r>
+          <w:rPr>
+            <w:noProof/>
+          </w:rPr>
           <w:fldChar w:fldCharType="separate"/>
+        </w:r>
+        <w:r>
+          <w:rPr>
+            <w:noProof/>
+          </w:rPr>
           <w:t>7</w:t>
+        </w:r>
+        <w:r>
+          <w:rPr>
+            <w:noProof/>
+          </w:rPr>
           <w:fldChar w:fldCharType="end"/>
         </w:r>
       </w:hyperlink>
@@ -932,11 +1828,46 @@
             <w:noProof/>
           </w:rPr>
           <w:t>2.1.4. Yêu cầu phi chức năng</w:t>
+        </w:r>
+        <w:r>
+          <w:rPr>
+            <w:noProof/>
+          </w:rPr>
           <w:tab/>
+        </w:r>
+        <w:r>
+          <w:rPr>
+            <w:noProof/>
+          </w:rPr>
           <w:fldChar w:fldCharType="begin"/>
+        </w:r>
+        <w:r>
+          <w:rPr>
+            <w:noProof/>
+          </w:rPr>
           <w:instrText xml:space="preserve"> PAGEREF _Toc9000025 \h </w:instrText>
+        </w:r>
+        <w:r>
+          <w:rPr>
+            <w:noProof/>
+          </w:rPr>
+        </w:r>
+        <w:r>
+          <w:rPr>
+            <w:noProof/>
+          </w:rPr>
           <w:fldChar w:fldCharType="separate"/>
+        </w:r>
+        <w:r>
+          <w:rPr>
+            <w:noProof/>
+          </w:rPr>
           <w:t>7</w:t>
+        </w:r>
+        <w:r>
+          <w:rPr>
+            <w:noProof/>
+          </w:rPr>
           <w:fldChar w:fldCharType="end"/>
         </w:r>
       </w:hyperlink>
@@ -954,11 +1885,46 @@
             <w:noProof/>
           </w:rPr>
           <w:t>2.2. Use case và luồng xử lý chính</w:t>
+        </w:r>
+        <w:r>
+          <w:rPr>
+            <w:noProof/>
+          </w:rPr>
           <w:tab/>
+        </w:r>
+        <w:r>
+          <w:rPr>
+            <w:noProof/>
+          </w:rPr>
           <w:fldChar w:fldCharType="begin"/>
+        </w:r>
+        <w:r>
+          <w:rPr>
+            <w:noProof/>
+          </w:rPr>
           <w:instrText xml:space="preserve"> PAGEREF _Toc9000026 \h </w:instrText>
+        </w:r>
+        <w:r>
+          <w:rPr>
+            <w:noProof/>
+          </w:rPr>
+        </w:r>
+        <w:r>
+          <w:rPr>
+            <w:noProof/>
+          </w:rPr>
           <w:fldChar w:fldCharType="separate"/>
+        </w:r>
+        <w:r>
+          <w:rPr>
+            <w:noProof/>
+          </w:rPr>
           <w:t>8</w:t>
+        </w:r>
+        <w:r>
+          <w:rPr>
+            <w:noProof/>
+          </w:rPr>
           <w:fldChar w:fldCharType="end"/>
         </w:r>
       </w:hyperlink>
@@ -976,11 +1942,46 @@
             <w:noProof/>
           </w:rPr>
           <w:t>2.2.1. Danh sách các Use Case cốt lõi</w:t>
+        </w:r>
+        <w:r>
+          <w:rPr>
+            <w:noProof/>
+          </w:rPr>
           <w:tab/>
+        </w:r>
+        <w:r>
+          <w:rPr>
+            <w:noProof/>
+          </w:rPr>
           <w:fldChar w:fldCharType="begin"/>
+        </w:r>
+        <w:r>
+          <w:rPr>
+            <w:noProof/>
+          </w:rPr>
           <w:instrText xml:space="preserve"> PAGEREF _Toc9000027 \h </w:instrText>
+        </w:r>
+        <w:r>
+          <w:rPr>
+            <w:noProof/>
+          </w:rPr>
+        </w:r>
+        <w:r>
+          <w:rPr>
+            <w:noProof/>
+          </w:rPr>
           <w:fldChar w:fldCharType="separate"/>
+        </w:r>
+        <w:r>
+          <w:rPr>
+            <w:noProof/>
+          </w:rPr>
           <w:t>8</w:t>
+        </w:r>
+        <w:r>
+          <w:rPr>
+            <w:noProof/>
+          </w:rPr>
           <w:fldChar w:fldCharType="end"/>
         </w:r>
       </w:hyperlink>
@@ -998,11 +1999,46 @@
             <w:noProof/>
           </w:rPr>
           <w:t>2.2.2. Đặc tả chi tiết các Use Case</w:t>
+        </w:r>
+        <w:r>
+          <w:rPr>
+            <w:noProof/>
+          </w:rPr>
           <w:tab/>
+        </w:r>
+        <w:r>
+          <w:rPr>
+            <w:noProof/>
+          </w:rPr>
           <w:fldChar w:fldCharType="begin"/>
+        </w:r>
+        <w:r>
+          <w:rPr>
+            <w:noProof/>
+          </w:rPr>
           <w:instrText xml:space="preserve"> PAGEREF _Toc9000028 \h </w:instrText>
+        </w:r>
+        <w:r>
+          <w:rPr>
+            <w:noProof/>
+          </w:rPr>
+        </w:r>
+        <w:r>
+          <w:rPr>
+            <w:noProof/>
+          </w:rPr>
           <w:fldChar w:fldCharType="separate"/>
+        </w:r>
+        <w:r>
+          <w:rPr>
+            <w:noProof/>
+          </w:rPr>
           <w:t>9</w:t>
+        </w:r>
+        <w:r>
+          <w:rPr>
+            <w:noProof/>
+          </w:rPr>
           <w:fldChar w:fldCharType="end"/>
         </w:r>
       </w:hyperlink>
@@ -1020,11 +2056,46 @@
             <w:noProof/>
           </w:rPr>
           <w:t>2.2.3. Mô tả luồng xử lý chính: Đặt phòng</w:t>
+        </w:r>
+        <w:r>
+          <w:rPr>
+            <w:noProof/>
+          </w:rPr>
           <w:tab/>
+        </w:r>
+        <w:r>
+          <w:rPr>
+            <w:noProof/>
+          </w:rPr>
           <w:fldChar w:fldCharType="begin"/>
+        </w:r>
+        <w:r>
+          <w:rPr>
+            <w:noProof/>
+          </w:rPr>
           <w:instrText xml:space="preserve"> PAGEREF _Toc9000029 \h </w:instrText>
+        </w:r>
+        <w:r>
+          <w:rPr>
+            <w:noProof/>
+          </w:rPr>
+        </w:r>
+        <w:r>
+          <w:rPr>
+            <w:noProof/>
+          </w:rPr>
           <w:fldChar w:fldCharType="separate"/>
+        </w:r>
+        <w:r>
+          <w:rPr>
+            <w:noProof/>
+          </w:rPr>
           <w:t>13</w:t>
+        </w:r>
+        <w:r>
+          <w:rPr>
+            <w:noProof/>
+          </w:rPr>
           <w:fldChar w:fldCharType="end"/>
         </w:r>
       </w:hyperlink>
@@ -1042,11 +2113,46 @@
             <w:noProof/>
           </w:rPr>
           <w:t>2.3. Kiến trúc hệ thống</w:t>
+        </w:r>
+        <w:r>
+          <w:rPr>
+            <w:noProof/>
+          </w:rPr>
           <w:tab/>
+        </w:r>
+        <w:r>
+          <w:rPr>
+            <w:noProof/>
+          </w:rPr>
           <w:fldChar w:fldCharType="begin"/>
+        </w:r>
+        <w:r>
+          <w:rPr>
+            <w:noProof/>
+          </w:rPr>
           <w:instrText xml:space="preserve"> PAGEREF _Toc9000030 \h </w:instrText>
+        </w:r>
+        <w:r>
+          <w:rPr>
+            <w:noProof/>
+          </w:rPr>
+        </w:r>
+        <w:r>
+          <w:rPr>
+            <w:noProof/>
+          </w:rPr>
           <w:fldChar w:fldCharType="separate"/>
+        </w:r>
+        <w:r>
+          <w:rPr>
+            <w:noProof/>
+          </w:rPr>
           <w:t>17</w:t>
+        </w:r>
+        <w:r>
+          <w:rPr>
+            <w:noProof/>
+          </w:rPr>
           <w:fldChar w:fldCharType="end"/>
         </w:r>
       </w:hyperlink>
@@ -1064,11 +2170,46 @@
             <w:noProof/>
           </w:rPr>
           <w:t>2.4. Thiết kế cơ sở dữ liệu</w:t>
+        </w:r>
+        <w:r>
+          <w:rPr>
+            <w:noProof/>
+          </w:rPr>
           <w:tab/>
+        </w:r>
+        <w:r>
+          <w:rPr>
+            <w:noProof/>
+          </w:rPr>
           <w:fldChar w:fldCharType="begin"/>
+        </w:r>
+        <w:r>
+          <w:rPr>
+            <w:noProof/>
+          </w:rPr>
           <w:instrText xml:space="preserve"> PAGEREF _Toc9000031 \h </w:instrText>
+        </w:r>
+        <w:r>
+          <w:rPr>
+            <w:noProof/>
+          </w:rPr>
+        </w:r>
+        <w:r>
+          <w:rPr>
+            <w:noProof/>
+          </w:rPr>
           <w:fldChar w:fldCharType="separate"/>
+        </w:r>
+        <w:r>
+          <w:rPr>
+            <w:noProof/>
+          </w:rPr>
           <w:t>17</w:t>
+        </w:r>
+        <w:r>
+          <w:rPr>
+            <w:noProof/>
+          </w:rPr>
           <w:fldChar w:fldCharType="end"/>
         </w:r>
       </w:hyperlink>
@@ -1086,11 +2227,46 @@
             <w:noProof/>
           </w:rPr>
           <w:t>2.4.1. Từ điển dữ liệu</w:t>
+        </w:r>
+        <w:r>
+          <w:rPr>
+            <w:noProof/>
+          </w:rPr>
           <w:tab/>
+        </w:r>
+        <w:r>
+          <w:rPr>
+            <w:noProof/>
+          </w:rPr>
           <w:fldChar w:fldCharType="begin"/>
+        </w:r>
+        <w:r>
+          <w:rPr>
+            <w:noProof/>
+          </w:rPr>
           <w:instrText xml:space="preserve"> PAGEREF _Toc9000101 \h </w:instrText>
+        </w:r>
+        <w:r>
+          <w:rPr>
+            <w:noProof/>
+          </w:rPr>
+        </w:r>
+        <w:r>
+          <w:rPr>
+            <w:noProof/>
+          </w:rPr>
           <w:fldChar w:fldCharType="separate"/>
+        </w:r>
+        <w:r>
+          <w:rPr>
+            <w:noProof/>
+          </w:rPr>
           <w:t>19</w:t>
+        </w:r>
+        <w:r>
+          <w:rPr>
+            <w:noProof/>
+          </w:rPr>
           <w:fldChar w:fldCharType="end"/>
         </w:r>
       </w:hyperlink>
@@ -1108,11 +2284,46 @@
             <w:noProof/>
           </w:rPr>
           <w:t>2.4.2. Quy tắc ràng buộc và toàn vẹn dữ liệu</w:t>
+        </w:r>
+        <w:r>
+          <w:rPr>
+            <w:noProof/>
+          </w:rPr>
           <w:tab/>
+        </w:r>
+        <w:r>
+          <w:rPr>
+            <w:noProof/>
+          </w:rPr>
           <w:fldChar w:fldCharType="begin"/>
+        </w:r>
+        <w:r>
+          <w:rPr>
+            <w:noProof/>
+          </w:rPr>
           <w:instrText xml:space="preserve"> PAGEREF _Toc9000102 \h </w:instrText>
+        </w:r>
+        <w:r>
+          <w:rPr>
+            <w:noProof/>
+          </w:rPr>
+        </w:r>
+        <w:r>
+          <w:rPr>
+            <w:noProof/>
+          </w:rPr>
           <w:fldChar w:fldCharType="separate"/>
+        </w:r>
+        <w:r>
+          <w:rPr>
+            <w:noProof/>
+          </w:rPr>
           <w:t>21</w:t>
+        </w:r>
+        <w:r>
+          <w:rPr>
+            <w:noProof/>
+          </w:rPr>
           <w:fldChar w:fldCharType="end"/>
         </w:r>
       </w:hyperlink>
@@ -1130,11 +2341,46 @@
             <w:noProof/>
           </w:rPr>
           <w:t>2.5. Thiết kế giao diện, API và các thành phần kỹ thuật</w:t>
+        </w:r>
+        <w:r>
+          <w:rPr>
+            <w:noProof/>
+          </w:rPr>
           <w:tab/>
+        </w:r>
+        <w:r>
+          <w:rPr>
+            <w:noProof/>
+          </w:rPr>
           <w:fldChar w:fldCharType="begin"/>
+        </w:r>
+        <w:r>
+          <w:rPr>
+            <w:noProof/>
+          </w:rPr>
           <w:instrText xml:space="preserve"> PAGEREF _Toc9000032 \h </w:instrText>
+        </w:r>
+        <w:r>
+          <w:rPr>
+            <w:noProof/>
+          </w:rPr>
+        </w:r>
+        <w:r>
+          <w:rPr>
+            <w:noProof/>
+          </w:rPr>
           <w:fldChar w:fldCharType="separate"/>
+        </w:r>
+        <w:r>
+          <w:rPr>
+            <w:noProof/>
+          </w:rPr>
           <w:t>22</w:t>
+        </w:r>
+        <w:r>
+          <w:rPr>
+            <w:noProof/>
+          </w:rPr>
           <w:fldChar w:fldCharType="end"/>
         </w:r>
       </w:hyperlink>
@@ -1152,11 +2398,46 @@
             <w:noProof/>
           </w:rPr>
           <w:t>2.5.1. Thiết kế giao diện các màn hình chính</w:t>
+        </w:r>
+        <w:r>
+          <w:rPr>
+            <w:noProof/>
+          </w:rPr>
           <w:tab/>
+        </w:r>
+        <w:r>
+          <w:rPr>
+            <w:noProof/>
+          </w:rPr>
           <w:fldChar w:fldCharType="begin"/>
+        </w:r>
+        <w:r>
+          <w:rPr>
+            <w:noProof/>
+          </w:rPr>
           <w:instrText xml:space="preserve"> PAGEREF _Toc9000033 \h </w:instrText>
+        </w:r>
+        <w:r>
+          <w:rPr>
+            <w:noProof/>
+          </w:rPr>
+        </w:r>
+        <w:r>
+          <w:rPr>
+            <w:noProof/>
+          </w:rPr>
           <w:fldChar w:fldCharType="separate"/>
+        </w:r>
+        <w:r>
+          <w:rPr>
+            <w:noProof/>
+          </w:rPr>
           <w:t>22</w:t>
+        </w:r>
+        <w:r>
+          <w:rPr>
+            <w:noProof/>
+          </w:rPr>
           <w:fldChar w:fldCharType="end"/>
         </w:r>
       </w:hyperlink>
@@ -1174,11 +2455,46 @@
             <w:noProof/>
           </w:rPr>
           <w:t>2.5.2. Thiết kế API</w:t>
+        </w:r>
+        <w:r>
+          <w:rPr>
+            <w:noProof/>
+          </w:rPr>
           <w:tab/>
+        </w:r>
+        <w:r>
+          <w:rPr>
+            <w:noProof/>
+          </w:rPr>
           <w:fldChar w:fldCharType="begin"/>
+        </w:r>
+        <w:r>
+          <w:rPr>
+            <w:noProof/>
+          </w:rPr>
           <w:instrText xml:space="preserve"> PAGEREF _Toc9000034 \h </w:instrText>
+        </w:r>
+        <w:r>
+          <w:rPr>
+            <w:noProof/>
+          </w:rPr>
+        </w:r>
+        <w:r>
+          <w:rPr>
+            <w:noProof/>
+          </w:rPr>
           <w:fldChar w:fldCharType="separate"/>
+        </w:r>
+        <w:r>
+          <w:rPr>
+            <w:noProof/>
+          </w:rPr>
           <w:t>22</w:t>
+        </w:r>
+        <w:r>
+          <w:rPr>
+            <w:noProof/>
+          </w:rPr>
           <w:fldChar w:fldCharType="end"/>
         </w:r>
       </w:hyperlink>
@@ -1196,11 +2512,46 @@
             <w:noProof/>
           </w:rPr>
           <w:t>2.5.3. Quy tắc kiểm tra dữ liệu và phân quyền</w:t>
+        </w:r>
+        <w:r>
+          <w:rPr>
+            <w:noProof/>
+          </w:rPr>
           <w:tab/>
+        </w:r>
+        <w:r>
+          <w:rPr>
+            <w:noProof/>
+          </w:rPr>
           <w:fldChar w:fldCharType="begin"/>
+        </w:r>
+        <w:r>
+          <w:rPr>
+            <w:noProof/>
+          </w:rPr>
           <w:instrText xml:space="preserve"> PAGEREF _Toc9000035 \h </w:instrText>
+        </w:r>
+        <w:r>
+          <w:rPr>
+            <w:noProof/>
+          </w:rPr>
+        </w:r>
+        <w:r>
+          <w:rPr>
+            <w:noProof/>
+          </w:rPr>
           <w:fldChar w:fldCharType="separate"/>
+        </w:r>
+        <w:r>
+          <w:rPr>
+            <w:noProof/>
+          </w:rPr>
           <w:t>24</w:t>
+        </w:r>
+        <w:r>
+          <w:rPr>
+            <w:noProof/>
+          </w:rPr>
           <w:fldChar w:fldCharType="end"/>
         </w:r>
       </w:hyperlink>
@@ -1218,11 +2569,46 @@
             <w:noProof/>
           </w:rPr>
           <w:t>2.5.4. Ma trận phân quyền và truy vết yêu cầu</w:t>
+        </w:r>
+        <w:r>
+          <w:rPr>
+            <w:noProof/>
+          </w:rPr>
           <w:tab/>
+        </w:r>
+        <w:r>
+          <w:rPr>
+            <w:noProof/>
+          </w:rPr>
           <w:fldChar w:fldCharType="begin"/>
+        </w:r>
+        <w:r>
+          <w:rPr>
+            <w:noProof/>
+          </w:rPr>
           <w:instrText xml:space="preserve"> PAGEREF _Toc9000103 \h </w:instrText>
+        </w:r>
+        <w:r>
+          <w:rPr>
+            <w:noProof/>
+          </w:rPr>
+        </w:r>
+        <w:r>
+          <w:rPr>
+            <w:noProof/>
+          </w:rPr>
           <w:fldChar w:fldCharType="separate"/>
+        </w:r>
+        <w:r>
+          <w:rPr>
+            <w:noProof/>
+          </w:rPr>
           <w:t>25</w:t>
+        </w:r>
+        <w:r>
+          <w:rPr>
+            <w:noProof/>
+          </w:rPr>
           <w:fldChar w:fldCharType="end"/>
         </w:r>
       </w:hyperlink>
@@ -1242,11 +2628,60 @@
             <w:noProof/>
           </w:rPr>
           <w:t>CHƯƠNG 3. XÂY DỰNG SẢN PHẨM, KIỂM THỬ VÀ ĐÁNH GIÁ</w:t>
+        </w:r>
+        <w:r>
+          <w:rPr>
+            <w:b/>
+            <w:bCs/>
+            <w:noProof/>
+          </w:rPr>
           <w:tab/>
+        </w:r>
+        <w:r>
+          <w:rPr>
+            <w:b/>
+            <w:bCs/>
+            <w:noProof/>
+          </w:rPr>
           <w:fldChar w:fldCharType="begin"/>
+        </w:r>
+        <w:r>
+          <w:rPr>
+            <w:b/>
+            <w:bCs/>
+            <w:noProof/>
+          </w:rPr>
           <w:instrText xml:space="preserve"> PAGEREF _Toc9000036 \h </w:instrText>
+        </w:r>
+        <w:r>
+          <w:rPr>
+            <w:b/>
+            <w:bCs/>
+            <w:noProof/>
+          </w:rPr>
+        </w:r>
+        <w:r>
+          <w:rPr>
+            <w:b/>
+            <w:bCs/>
+            <w:noProof/>
+          </w:rPr>
           <w:fldChar w:fldCharType="separate"/>
+        </w:r>
+        <w:r>
+          <w:rPr>
+            <w:b/>
+            <w:bCs/>
+            <w:noProof/>
+          </w:rPr>
           <w:t>27</w:t>
+        </w:r>
+        <w:r>
+          <w:rPr>
+            <w:b/>
+            <w:bCs/>
+            <w:noProof/>
+          </w:rPr>
           <w:fldChar w:fldCharType="end"/>
         </w:r>
       </w:hyperlink>
@@ -1264,11 +2699,46 @@
             <w:noProof/>
           </w:rPr>
           <w:t>3.1. Xây dựng và triển khai sản phẩm</w:t>
+        </w:r>
+        <w:r>
+          <w:rPr>
+            <w:noProof/>
+          </w:rPr>
           <w:tab/>
+        </w:r>
+        <w:r>
+          <w:rPr>
+            <w:noProof/>
+          </w:rPr>
           <w:fldChar w:fldCharType="begin"/>
+        </w:r>
+        <w:r>
+          <w:rPr>
+            <w:noProof/>
+          </w:rPr>
           <w:instrText xml:space="preserve"> PAGEREF _Toc9000037 \h </w:instrText>
+        </w:r>
+        <w:r>
+          <w:rPr>
+            <w:noProof/>
+          </w:rPr>
+        </w:r>
+        <w:r>
+          <w:rPr>
+            <w:noProof/>
+          </w:rPr>
           <w:fldChar w:fldCharType="separate"/>
+        </w:r>
+        <w:r>
+          <w:rPr>
+            <w:noProof/>
+          </w:rPr>
           <w:t>27</w:t>
+        </w:r>
+        <w:r>
+          <w:rPr>
+            <w:noProof/>
+          </w:rPr>
           <w:fldChar w:fldCharType="end"/>
         </w:r>
       </w:hyperlink>
@@ -1286,11 +2756,46 @@
             <w:noProof/>
           </w:rPr>
           <w:t>3.1.1. Môi trường phát triển và công cụ sử dụng</w:t>
+        </w:r>
+        <w:r>
+          <w:rPr>
+            <w:noProof/>
+          </w:rPr>
           <w:tab/>
+        </w:r>
+        <w:r>
+          <w:rPr>
+            <w:noProof/>
+          </w:rPr>
           <w:fldChar w:fldCharType="begin"/>
+        </w:r>
+        <w:r>
+          <w:rPr>
+            <w:noProof/>
+          </w:rPr>
           <w:instrText xml:space="preserve"> PAGEREF _Toc9000038 \h </w:instrText>
+        </w:r>
+        <w:r>
+          <w:rPr>
+            <w:noProof/>
+          </w:rPr>
+        </w:r>
+        <w:r>
+          <w:rPr>
+            <w:noProof/>
+          </w:rPr>
           <w:fldChar w:fldCharType="separate"/>
+        </w:r>
+        <w:r>
+          <w:rPr>
+            <w:noProof/>
+          </w:rPr>
           <w:t>27</w:t>
+        </w:r>
+        <w:r>
+          <w:rPr>
+            <w:noProof/>
+          </w:rPr>
           <w:fldChar w:fldCharType="end"/>
         </w:r>
       </w:hyperlink>
@@ -1308,11 +2813,46 @@
             <w:noProof/>
           </w:rPr>
           <w:t>3.1.2. Cấu trúc mã nguồn</w:t>
+        </w:r>
+        <w:r>
+          <w:rPr>
+            <w:noProof/>
+          </w:rPr>
           <w:tab/>
+        </w:r>
+        <w:r>
+          <w:rPr>
+            <w:noProof/>
+          </w:rPr>
           <w:fldChar w:fldCharType="begin"/>
+        </w:r>
+        <w:r>
+          <w:rPr>
+            <w:noProof/>
+          </w:rPr>
           <w:instrText xml:space="preserve"> PAGEREF _Toc9000039 \h </w:instrText>
+        </w:r>
+        <w:r>
+          <w:rPr>
+            <w:noProof/>
+          </w:rPr>
+        </w:r>
+        <w:r>
+          <w:rPr>
+            <w:noProof/>
+          </w:rPr>
           <w:fldChar w:fldCharType="separate"/>
+        </w:r>
+        <w:r>
+          <w:rPr>
+            <w:noProof/>
+          </w:rPr>
           <w:t>28</w:t>
+        </w:r>
+        <w:r>
+          <w:rPr>
+            <w:noProof/>
+          </w:rPr>
           <w:fldChar w:fldCharType="end"/>
         </w:r>
       </w:hyperlink>
@@ -1330,11 +2870,46 @@
             <w:noProof/>
           </w:rPr>
           <w:t>3.1.3. Đăng ký, đăng nhập và phân quyền</w:t>
+        </w:r>
+        <w:r>
+          <w:rPr>
+            <w:noProof/>
+          </w:rPr>
           <w:tab/>
+        </w:r>
+        <w:r>
+          <w:rPr>
+            <w:noProof/>
+          </w:rPr>
           <w:fldChar w:fldCharType="begin"/>
+        </w:r>
+        <w:r>
+          <w:rPr>
+            <w:noProof/>
+          </w:rPr>
           <w:instrText xml:space="preserve"> PAGEREF _Toc9000040 \h </w:instrText>
+        </w:r>
+        <w:r>
+          <w:rPr>
+            <w:noProof/>
+          </w:rPr>
+        </w:r>
+        <w:r>
+          <w:rPr>
+            <w:noProof/>
+          </w:rPr>
           <w:fldChar w:fldCharType="separate"/>
+        </w:r>
+        <w:r>
+          <w:rPr>
+            <w:noProof/>
+          </w:rPr>
           <w:t>29</w:t>
+        </w:r>
+        <w:r>
+          <w:rPr>
+            <w:noProof/>
+          </w:rPr>
           <w:fldChar w:fldCharType="end"/>
         </w:r>
       </w:hyperlink>
@@ -1352,11 +2927,46 @@
             <w:noProof/>
           </w:rPr>
           <w:t>3.1.4. Hiển thị, tìm kiếm và quản lý chi nhánh</w:t>
+        </w:r>
+        <w:r>
+          <w:rPr>
+            <w:noProof/>
+          </w:rPr>
           <w:tab/>
+        </w:r>
+        <w:r>
+          <w:rPr>
+            <w:noProof/>
+          </w:rPr>
           <w:fldChar w:fldCharType="begin"/>
+        </w:r>
+        <w:r>
+          <w:rPr>
+            <w:noProof/>
+          </w:rPr>
           <w:instrText xml:space="preserve"> PAGEREF _Toc9000041 \h </w:instrText>
+        </w:r>
+        <w:r>
+          <w:rPr>
+            <w:noProof/>
+          </w:rPr>
+        </w:r>
+        <w:r>
+          <w:rPr>
+            <w:noProof/>
+          </w:rPr>
           <w:fldChar w:fldCharType="separate"/>
+        </w:r>
+        <w:r>
+          <w:rPr>
+            <w:noProof/>
+          </w:rPr>
           <w:t>31</w:t>
+        </w:r>
+        <w:r>
+          <w:rPr>
+            <w:noProof/>
+          </w:rPr>
           <w:fldChar w:fldCharType="end"/>
         </w:r>
       </w:hyperlink>
@@ -1374,11 +2984,46 @@
             <w:noProof/>
           </w:rPr>
           <w:t>3.1.5. Kiểm tra phòng trống và đặt phòng</w:t>
+        </w:r>
+        <w:r>
+          <w:rPr>
+            <w:noProof/>
+          </w:rPr>
           <w:tab/>
+        </w:r>
+        <w:r>
+          <w:rPr>
+            <w:noProof/>
+          </w:rPr>
           <w:fldChar w:fldCharType="begin"/>
+        </w:r>
+        <w:r>
+          <w:rPr>
+            <w:noProof/>
+          </w:rPr>
           <w:instrText xml:space="preserve"> PAGEREF _Toc9000042 \h </w:instrText>
+        </w:r>
+        <w:r>
+          <w:rPr>
+            <w:noProof/>
+          </w:rPr>
+        </w:r>
+        <w:r>
+          <w:rPr>
+            <w:noProof/>
+          </w:rPr>
           <w:fldChar w:fldCharType="separate"/>
+        </w:r>
+        <w:r>
+          <w:rPr>
+            <w:noProof/>
+          </w:rPr>
           <w:t>33</w:t>
+        </w:r>
+        <w:r>
+          <w:rPr>
+            <w:noProof/>
+          </w:rPr>
           <w:fldChar w:fldCharType="end"/>
         </w:r>
       </w:hyperlink>
@@ -1396,11 +3041,46 @@
             <w:noProof/>
           </w:rPr>
           <w:t>3.1.6. Thanh toán cọc, duyệt cọc và vòng đời đơn đặt phòng</w:t>
+        </w:r>
+        <w:r>
+          <w:rPr>
+            <w:noProof/>
+          </w:rPr>
           <w:tab/>
+        </w:r>
+        <w:r>
+          <w:rPr>
+            <w:noProof/>
+          </w:rPr>
           <w:fldChar w:fldCharType="begin"/>
+        </w:r>
+        <w:r>
+          <w:rPr>
+            <w:noProof/>
+          </w:rPr>
           <w:instrText xml:space="preserve"> PAGEREF _Toc9000043 \h </w:instrText>
+        </w:r>
+        <w:r>
+          <w:rPr>
+            <w:noProof/>
+          </w:rPr>
+        </w:r>
+        <w:r>
+          <w:rPr>
+            <w:noProof/>
+          </w:rPr>
           <w:fldChar w:fldCharType="separate"/>
+        </w:r>
+        <w:r>
+          <w:rPr>
+            <w:noProof/>
+          </w:rPr>
           <w:t>34</w:t>
+        </w:r>
+        <w:r>
+          <w:rPr>
+            <w:noProof/>
+          </w:rPr>
           <w:fldChar w:fldCharType="end"/>
         </w:r>
       </w:hyperlink>
@@ -1418,11 +3098,46 @@
             <w:noProof/>
           </w:rPr>
           <w:t>3.1.7. Khu vực quản trị và nhân viên</w:t>
+        </w:r>
+        <w:r>
+          <w:rPr>
+            <w:noProof/>
+          </w:rPr>
           <w:tab/>
+        </w:r>
+        <w:r>
+          <w:rPr>
+            <w:noProof/>
+          </w:rPr>
           <w:fldChar w:fldCharType="begin"/>
+        </w:r>
+        <w:r>
+          <w:rPr>
+            <w:noProof/>
+          </w:rPr>
           <w:instrText xml:space="preserve"> PAGEREF _Toc9000044 \h </w:instrText>
+        </w:r>
+        <w:r>
+          <w:rPr>
+            <w:noProof/>
+          </w:rPr>
+        </w:r>
+        <w:r>
+          <w:rPr>
+            <w:noProof/>
+          </w:rPr>
           <w:fldChar w:fldCharType="separate"/>
+        </w:r>
+        <w:r>
+          <w:rPr>
+            <w:noProof/>
+          </w:rPr>
           <w:t>36</w:t>
+        </w:r>
+        <w:r>
+          <w:rPr>
+            <w:noProof/>
+          </w:rPr>
           <w:fldChar w:fldCharType="end"/>
         </w:r>
       </w:hyperlink>
@@ -1440,11 +3155,46 @@
             <w:noProof/>
           </w:rPr>
           <w:t>3.1.8. Trang giới thiệu, bài viết và đánh giá của khách hàng</w:t>
+        </w:r>
+        <w:r>
+          <w:rPr>
+            <w:noProof/>
+          </w:rPr>
           <w:tab/>
+        </w:r>
+        <w:r>
+          <w:rPr>
+            <w:noProof/>
+          </w:rPr>
           <w:fldChar w:fldCharType="begin"/>
+        </w:r>
+        <w:r>
+          <w:rPr>
+            <w:noProof/>
+          </w:rPr>
           <w:instrText xml:space="preserve"> PAGEREF _Toc9000201 \h </w:instrText>
+        </w:r>
+        <w:r>
+          <w:rPr>
+            <w:noProof/>
+          </w:rPr>
+        </w:r>
+        <w:r>
+          <w:rPr>
+            <w:noProof/>
+          </w:rPr>
           <w:fldChar w:fldCharType="separate"/>
+        </w:r>
+        <w:r>
+          <w:rPr>
+            <w:noProof/>
+          </w:rPr>
           <w:t>41</w:t>
+        </w:r>
+        <w:r>
+          <w:rPr>
+            <w:noProof/>
+          </w:rPr>
           <w:fldChar w:fldCharType="end"/>
         </w:r>
       </w:hyperlink>
@@ -1462,11 +3212,46 @@
             <w:noProof/>
           </w:rPr>
           <w:t>3.1.9. Quản trị đánh giá và bài viết</w:t>
+        </w:r>
+        <w:r>
+          <w:rPr>
+            <w:noProof/>
+          </w:rPr>
           <w:tab/>
+        </w:r>
+        <w:r>
+          <w:rPr>
+            <w:noProof/>
+          </w:rPr>
           <w:fldChar w:fldCharType="begin"/>
+        </w:r>
+        <w:r>
+          <w:rPr>
+            <w:noProof/>
+          </w:rPr>
           <w:instrText xml:space="preserve"> PAGEREF _Toc9000202 \h </w:instrText>
+        </w:r>
+        <w:r>
+          <w:rPr>
+            <w:noProof/>
+          </w:rPr>
+        </w:r>
+        <w:r>
+          <w:rPr>
+            <w:noProof/>
+          </w:rPr>
           <w:fldChar w:fldCharType="separate"/>
+        </w:r>
+        <w:r>
+          <w:rPr>
+            <w:noProof/>
+          </w:rPr>
           <w:t>43</w:t>
+        </w:r>
+        <w:r>
+          <w:rPr>
+            <w:noProof/>
+          </w:rPr>
           <w:fldChar w:fldCharType="end"/>
         </w:r>
       </w:hyperlink>
@@ -1484,11 +3269,46 @@
             <w:noProof/>
           </w:rPr>
           <w:t>3.2. Kiểm thử và đánh giá</w:t>
+        </w:r>
+        <w:r>
+          <w:rPr>
+            <w:noProof/>
+          </w:rPr>
           <w:tab/>
+        </w:r>
+        <w:r>
+          <w:rPr>
+            <w:noProof/>
+          </w:rPr>
           <w:fldChar w:fldCharType="begin"/>
+        </w:r>
+        <w:r>
+          <w:rPr>
+            <w:noProof/>
+          </w:rPr>
           <w:instrText xml:space="preserve"> PAGEREF _Toc9000045 \h </w:instrText>
+        </w:r>
+        <w:r>
+          <w:rPr>
+            <w:noProof/>
+          </w:rPr>
+        </w:r>
+        <w:r>
+          <w:rPr>
+            <w:noProof/>
+          </w:rPr>
           <w:fldChar w:fldCharType="separate"/>
+        </w:r>
+        <w:r>
+          <w:rPr>
+            <w:noProof/>
+          </w:rPr>
           <w:t>45</w:t>
+        </w:r>
+        <w:r>
+          <w:rPr>
+            <w:noProof/>
+          </w:rPr>
           <w:fldChar w:fldCharType="end"/>
         </w:r>
       </w:hyperlink>
@@ -1506,11 +3326,46 @@
             <w:noProof/>
           </w:rPr>
           <w:t>3.3. Giải pháp cải tiến kỹ thuật</w:t>
+        </w:r>
+        <w:r>
+          <w:rPr>
+            <w:noProof/>
+          </w:rPr>
           <w:tab/>
+        </w:r>
+        <w:r>
+          <w:rPr>
+            <w:noProof/>
+          </w:rPr>
           <w:fldChar w:fldCharType="begin"/>
+        </w:r>
+        <w:r>
+          <w:rPr>
+            <w:noProof/>
+          </w:rPr>
           <w:instrText xml:space="preserve"> PAGEREF _Toc9000046 \h </w:instrText>
+        </w:r>
+        <w:r>
+          <w:rPr>
+            <w:noProof/>
+          </w:rPr>
+        </w:r>
+        <w:r>
+          <w:rPr>
+            <w:noProof/>
+          </w:rPr>
           <w:fldChar w:fldCharType="separate"/>
+        </w:r>
+        <w:r>
+          <w:rPr>
+            <w:noProof/>
+          </w:rPr>
           <w:t>48</w:t>
+        </w:r>
+        <w:r>
+          <w:rPr>
+            <w:noProof/>
+          </w:rPr>
           <w:fldChar w:fldCharType="end"/>
         </w:r>
       </w:hyperlink>
@@ -1524,6 +3379,8 @@
       </w:pPr>
       <w:r>
         <w:t>3.3.1. Thuật toán kiểm tra chồng lấn khoảng ngày</w:t>
+      </w:r>
+      <w:r>
         <w:tab/>
         <w:t>48</w:t>
       </w:r>
@@ -1537,6 +3394,8 @@
       </w:pPr>
       <w:r>
         <w:t>3.3.2. Đề xuất chống tranh chấp khi đặt đồng thời</w:t>
+      </w:r>
+      <w:r>
         <w:tab/>
         <w:t>49</w:t>
       </w:r>
@@ -1550,6 +3409,8 @@
       </w:pPr>
       <w:r>
         <w:t>3.3.3. Đề xuất giải phóng đơn quá hạn cọc</w:t>
+      </w:r>
+      <w:r>
         <w:tab/>
         <w:t>49</w:t>
       </w:r>
@@ -1567,11 +3428,46 @@
             <w:noProof/>
           </w:rPr>
           <w:t>3.4. Quá trình tự học và phát triển</w:t>
+        </w:r>
+        <w:r>
+          <w:rPr>
+            <w:noProof/>
+          </w:rPr>
           <w:tab/>
+        </w:r>
+        <w:r>
+          <w:rPr>
+            <w:noProof/>
+          </w:rPr>
           <w:fldChar w:fldCharType="begin"/>
+        </w:r>
+        <w:r>
+          <w:rPr>
+            <w:noProof/>
+          </w:rPr>
           <w:instrText xml:space="preserve"> PAGEREF _Toc9000050 \h </w:instrText>
+        </w:r>
+        <w:r>
+          <w:rPr>
+            <w:noProof/>
+          </w:rPr>
+        </w:r>
+        <w:r>
+          <w:rPr>
+            <w:noProof/>
+          </w:rPr>
           <w:fldChar w:fldCharType="separate"/>
+        </w:r>
+        <w:r>
+          <w:rPr>
+            <w:noProof/>
+          </w:rPr>
           <w:t>50</w:t>
+        </w:r>
+        <w:r>
+          <w:rPr>
+            <w:noProof/>
+          </w:rPr>
           <w:fldChar w:fldCharType="end"/>
         </w:r>
       </w:hyperlink>
@@ -1589,11 +3485,46 @@
             <w:noProof/>
           </w:rPr>
           <w:t>3.4.1. Nội dung kiến thức, công nghệ tự học</w:t>
+        </w:r>
+        <w:r>
+          <w:rPr>
+            <w:noProof/>
+          </w:rPr>
           <w:tab/>
+        </w:r>
+        <w:r>
+          <w:rPr>
+            <w:noProof/>
+          </w:rPr>
           <w:fldChar w:fldCharType="begin"/>
+        </w:r>
+        <w:r>
+          <w:rPr>
+            <w:noProof/>
+          </w:rPr>
           <w:instrText xml:space="preserve"> PAGEREF _Toc9000051 \h </w:instrText>
+        </w:r>
+        <w:r>
+          <w:rPr>
+            <w:noProof/>
+          </w:rPr>
+        </w:r>
+        <w:r>
+          <w:rPr>
+            <w:noProof/>
+          </w:rPr>
           <w:fldChar w:fldCharType="separate"/>
+        </w:r>
+        <w:r>
+          <w:rPr>
+            <w:noProof/>
+          </w:rPr>
           <w:t>50</w:t>
+        </w:r>
+        <w:r>
+          <w:rPr>
+            <w:noProof/>
+          </w:rPr>
           <w:fldChar w:fldCharType="end"/>
         </w:r>
       </w:hyperlink>
@@ -1611,11 +3542,46 @@
             <w:noProof/>
           </w:rPr>
           <w:t>3.4.2. Áp dụng vào đồ án và minh chứng</w:t>
+        </w:r>
+        <w:r>
+          <w:rPr>
+            <w:noProof/>
+          </w:rPr>
           <w:tab/>
+        </w:r>
+        <w:r>
+          <w:rPr>
+            <w:noProof/>
+          </w:rPr>
           <w:fldChar w:fldCharType="begin"/>
+        </w:r>
+        <w:r>
+          <w:rPr>
+            <w:noProof/>
+          </w:rPr>
           <w:instrText xml:space="preserve"> PAGEREF _Toc9000052 \h </w:instrText>
+        </w:r>
+        <w:r>
+          <w:rPr>
+            <w:noProof/>
+          </w:rPr>
+        </w:r>
+        <w:r>
+          <w:rPr>
+            <w:noProof/>
+          </w:rPr>
           <w:fldChar w:fldCharType="separate"/>
+        </w:r>
+        <w:r>
+          <w:rPr>
+            <w:noProof/>
+          </w:rPr>
           <w:t>50</w:t>
+        </w:r>
+        <w:r>
+          <w:rPr>
+            <w:noProof/>
+          </w:rPr>
           <w:fldChar w:fldCharType="end"/>
         </w:r>
       </w:hyperlink>
@@ -1633,11 +3599,46 @@
             <w:noProof/>
           </w:rPr>
           <w:t>3.4.3. Kế hoạch và định hướng phát triển</w:t>
+        </w:r>
+        <w:r>
+          <w:rPr>
+            <w:noProof/>
+          </w:rPr>
           <w:tab/>
+        </w:r>
+        <w:r>
+          <w:rPr>
+            <w:noProof/>
+          </w:rPr>
           <w:fldChar w:fldCharType="begin"/>
+        </w:r>
+        <w:r>
+          <w:rPr>
+            <w:noProof/>
+          </w:rPr>
           <w:instrText xml:space="preserve"> PAGEREF _Toc9000053 \h </w:instrText>
+        </w:r>
+        <w:r>
+          <w:rPr>
+            <w:noProof/>
+          </w:rPr>
+        </w:r>
+        <w:r>
+          <w:rPr>
+            <w:noProof/>
+          </w:rPr>
           <w:fldChar w:fldCharType="separate"/>
+        </w:r>
+        <w:r>
+          <w:rPr>
+            <w:noProof/>
+          </w:rPr>
           <w:t>51</w:t>
+        </w:r>
+        <w:r>
+          <w:rPr>
+            <w:noProof/>
+          </w:rPr>
           <w:fldChar w:fldCharType="end"/>
         </w:r>
       </w:hyperlink>
@@ -1655,11 +3656,46 @@
             <w:noProof/>
           </w:rPr>
           <w:t>3.5. Kết quả đạt được và hạn chế</w:t>
+        </w:r>
+        <w:r>
+          <w:rPr>
+            <w:noProof/>
+          </w:rPr>
           <w:tab/>
+        </w:r>
+        <w:r>
+          <w:rPr>
+            <w:noProof/>
+          </w:rPr>
           <w:fldChar w:fldCharType="begin"/>
+        </w:r>
+        <w:r>
+          <w:rPr>
+            <w:noProof/>
+          </w:rPr>
           <w:instrText xml:space="preserve"> PAGEREF _Toc9000054 \h </w:instrText>
+        </w:r>
+        <w:r>
+          <w:rPr>
+            <w:noProof/>
+          </w:rPr>
+        </w:r>
+        <w:r>
+          <w:rPr>
+            <w:noProof/>
+          </w:rPr>
           <w:fldChar w:fldCharType="separate"/>
+        </w:r>
+        <w:r>
+          <w:rPr>
+            <w:noProof/>
+          </w:rPr>
           <w:t>51</w:t>
+        </w:r>
+        <w:r>
+          <w:rPr>
+            <w:noProof/>
+          </w:rPr>
           <w:fldChar w:fldCharType="end"/>
         </w:r>
       </w:hyperlink>
@@ -1677,11 +3713,46 @@
             <w:noProof/>
           </w:rPr>
           <w:t>3.5.1. Kết quả đạt được</w:t>
+        </w:r>
+        <w:r>
+          <w:rPr>
+            <w:noProof/>
+          </w:rPr>
           <w:tab/>
+        </w:r>
+        <w:r>
+          <w:rPr>
+            <w:noProof/>
+          </w:rPr>
           <w:fldChar w:fldCharType="begin"/>
+        </w:r>
+        <w:r>
+          <w:rPr>
+            <w:noProof/>
+          </w:rPr>
           <w:instrText xml:space="preserve"> PAGEREF _Toc9000055 \h </w:instrText>
+        </w:r>
+        <w:r>
+          <w:rPr>
+            <w:noProof/>
+          </w:rPr>
+        </w:r>
+        <w:r>
+          <w:rPr>
+            <w:noProof/>
+          </w:rPr>
           <w:fldChar w:fldCharType="separate"/>
+        </w:r>
+        <w:r>
+          <w:rPr>
+            <w:noProof/>
+          </w:rPr>
           <w:t>51</w:t>
+        </w:r>
+        <w:r>
+          <w:rPr>
+            <w:noProof/>
+          </w:rPr>
           <w:fldChar w:fldCharType="end"/>
         </w:r>
       </w:hyperlink>
@@ -1699,11 +3770,46 @@
             <w:noProof/>
           </w:rPr>
           <w:t>3.5.2. Hạn chế</w:t>
+        </w:r>
+        <w:r>
+          <w:rPr>
+            <w:noProof/>
+          </w:rPr>
           <w:tab/>
+        </w:r>
+        <w:r>
+          <w:rPr>
+            <w:noProof/>
+          </w:rPr>
           <w:fldChar w:fldCharType="begin"/>
+        </w:r>
+        <w:r>
+          <w:rPr>
+            <w:noProof/>
+          </w:rPr>
           <w:instrText xml:space="preserve"> PAGEREF _Toc9000056 \h </w:instrText>
+        </w:r>
+        <w:r>
+          <w:rPr>
+            <w:noProof/>
+          </w:rPr>
+        </w:r>
+        <w:r>
+          <w:rPr>
+            <w:noProof/>
+          </w:rPr>
           <w:fldChar w:fldCharType="separate"/>
+        </w:r>
+        <w:r>
+          <w:rPr>
+            <w:noProof/>
+          </w:rPr>
           <w:t>52</w:t>
+        </w:r>
+        <w:r>
+          <w:rPr>
+            <w:noProof/>
+          </w:rPr>
           <w:fldChar w:fldCharType="end"/>
         </w:r>
       </w:hyperlink>
@@ -1723,11 +3829,60 @@
             <w:noProof/>
           </w:rPr>
           <w:t>KẾT LUẬN</w:t>
+        </w:r>
+        <w:r>
+          <w:rPr>
+            <w:b/>
+            <w:bCs/>
+            <w:noProof/>
+          </w:rPr>
           <w:tab/>
+        </w:r>
+        <w:r>
+          <w:rPr>
+            <w:b/>
+            <w:bCs/>
+            <w:noProof/>
+          </w:rPr>
           <w:fldChar w:fldCharType="begin"/>
+        </w:r>
+        <w:r>
+          <w:rPr>
+            <w:b/>
+            <w:bCs/>
+            <w:noProof/>
+          </w:rPr>
           <w:instrText xml:space="preserve"> PAGEREF _Toc9000057 \h </w:instrText>
+        </w:r>
+        <w:r>
+          <w:rPr>
+            <w:b/>
+            <w:bCs/>
+            <w:noProof/>
+          </w:rPr>
+        </w:r>
+        <w:r>
+          <w:rPr>
+            <w:b/>
+            <w:bCs/>
+            <w:noProof/>
+          </w:rPr>
           <w:fldChar w:fldCharType="separate"/>
+        </w:r>
+        <w:r>
+          <w:rPr>
+            <w:b/>
+            <w:bCs/>
+            <w:noProof/>
+          </w:rPr>
           <w:t>53</w:t>
+        </w:r>
+        <w:r>
+          <w:rPr>
+            <w:b/>
+            <w:bCs/>
+            <w:noProof/>
+          </w:rPr>
           <w:fldChar w:fldCharType="end"/>
         </w:r>
       </w:hyperlink>
@@ -1747,11 +3902,60 @@
             <w:noProof/>
           </w:rPr>
           <w:t>TÀI LIỆU THAM KHẢO</w:t>
+        </w:r>
+        <w:r>
+          <w:rPr>
+            <w:b/>
+            <w:bCs/>
+            <w:noProof/>
+          </w:rPr>
           <w:tab/>
+        </w:r>
+        <w:r>
+          <w:rPr>
+            <w:b/>
+            <w:bCs/>
+            <w:noProof/>
+          </w:rPr>
           <w:fldChar w:fldCharType="begin"/>
+        </w:r>
+        <w:r>
+          <w:rPr>
+            <w:b/>
+            <w:bCs/>
+            <w:noProof/>
+          </w:rPr>
           <w:instrText xml:space="preserve"> PAGEREF _Toc9000058 \h </w:instrText>
+        </w:r>
+        <w:r>
+          <w:rPr>
+            <w:b/>
+            <w:bCs/>
+            <w:noProof/>
+          </w:rPr>
+        </w:r>
+        <w:r>
+          <w:rPr>
+            <w:b/>
+            <w:bCs/>
+            <w:noProof/>
+          </w:rPr>
           <w:fldChar w:fldCharType="separate"/>
+        </w:r>
+        <w:r>
+          <w:rPr>
+            <w:b/>
+            <w:bCs/>
+            <w:noProof/>
+          </w:rPr>
           <w:t>54</w:t>
+        </w:r>
+        <w:r>
+          <w:rPr>
+            <w:b/>
+            <w:bCs/>
+            <w:noProof/>
+          </w:rPr>
           <w:fldChar w:fldCharType="end"/>
         </w:r>
       </w:hyperlink>
@@ -2787,7 +4991,7 @@
                 <w:sz w:val="26"/>
                 <w:szCs w:val="26"/>
               </w:rPr>
-              <w:t xml:space="preserve">Hình 2.1</w:t>
+              <w:t>Hình 2.1</w:t>
             </w:r>
           </w:p>
         </w:tc>
@@ -2809,7 +5013,7 @@
                 <w:sz w:val="26"/>
                 <w:szCs w:val="26"/>
               </w:rPr>
-              <w:t xml:space="preserve">Sơ đồ Use case tổng quát của hệ thống</w:t>
+              <w:t>Sơ đồ Use case tổng quát của hệ thống</w:t>
             </w:r>
           </w:p>
         </w:tc>
@@ -2841,6 +5045,13 @@
                 <w:szCs w:val="26"/>
               </w:rPr>
               <w:instrText xml:space="preserve"> PAGEREF _RefDM_H2_1 \h </w:instrText>
+            </w:r>
+            <w:r>
+              <w:rPr>
+                <w:noProof/>
+                <w:sz w:val="26"/>
+                <w:szCs w:val="26"/>
+              </w:rPr>
             </w:r>
             <w:r>
               <w:rPr>
@@ -2891,7 +5102,7 @@
                 <w:sz w:val="26"/>
                 <w:szCs w:val="26"/>
               </w:rPr>
-              <w:t xml:space="preserve">Hình 2.2</w:t>
+              <w:t>Hình 2.2</w:t>
             </w:r>
           </w:p>
         </w:tc>
@@ -2913,7 +5124,7 @@
                 <w:sz w:val="26"/>
                 <w:szCs w:val="26"/>
               </w:rPr>
-              <w:t xml:space="preserve">Use case Quản lý người dùng</w:t>
+              <w:t>Use case Quản lý người dùng</w:t>
             </w:r>
           </w:p>
         </w:tc>
@@ -2945,6 +5156,13 @@
                 <w:szCs w:val="26"/>
               </w:rPr>
               <w:instrText xml:space="preserve"> PAGEREF _RefDM_H2_2 \h </w:instrText>
+            </w:r>
+            <w:r>
+              <w:rPr>
+                <w:noProof/>
+                <w:sz w:val="26"/>
+                <w:szCs w:val="26"/>
+              </w:rPr>
             </w:r>
             <w:r>
               <w:rPr>
@@ -2995,7 +5213,7 @@
                 <w:sz w:val="26"/>
                 <w:szCs w:val="26"/>
               </w:rPr>
-              <w:t xml:space="preserve">Hình 2.3</w:t>
+              <w:t>Hình 2.3</w:t>
             </w:r>
           </w:p>
         </w:tc>
@@ -3017,7 +5235,7 @@
                 <w:sz w:val="26"/>
                 <w:szCs w:val="26"/>
               </w:rPr>
-              <w:t xml:space="preserve">Use case Quản lý khách sạn</w:t>
+              <w:t>Use case Quản lý khách sạn</w:t>
             </w:r>
           </w:p>
         </w:tc>
@@ -3049,6 +5267,13 @@
                 <w:szCs w:val="26"/>
               </w:rPr>
               <w:instrText xml:space="preserve"> PAGEREF _RefDM_H2_3 \h </w:instrText>
+            </w:r>
+            <w:r>
+              <w:rPr>
+                <w:noProof/>
+                <w:sz w:val="26"/>
+                <w:szCs w:val="26"/>
+              </w:rPr>
             </w:r>
             <w:r>
               <w:rPr>
@@ -3099,7 +5324,7 @@
                 <w:sz w:val="26"/>
                 <w:szCs w:val="26"/>
               </w:rPr>
-              <w:t xml:space="preserve">Hình 2.4</w:t>
+              <w:t>Hình 2.4</w:t>
             </w:r>
           </w:p>
         </w:tc>
@@ -3121,7 +5346,7 @@
                 <w:sz w:val="26"/>
                 <w:szCs w:val="26"/>
               </w:rPr>
-              <w:t xml:space="preserve">Use case Quản lý phòng</w:t>
+              <w:t>Use case Quản lý phòng</w:t>
             </w:r>
           </w:p>
         </w:tc>
@@ -3153,6 +5378,13 @@
                 <w:szCs w:val="26"/>
               </w:rPr>
               <w:instrText xml:space="preserve"> PAGEREF _RefDM_H2_4 \h </w:instrText>
+            </w:r>
+            <w:r>
+              <w:rPr>
+                <w:noProof/>
+                <w:sz w:val="26"/>
+                <w:szCs w:val="26"/>
+              </w:rPr>
             </w:r>
             <w:r>
               <w:rPr>
@@ -3203,7 +5435,7 @@
                 <w:sz w:val="26"/>
                 <w:szCs w:val="26"/>
               </w:rPr>
-              <w:t xml:space="preserve">Hình 2.5</w:t>
+              <w:t>Hình 2.5</w:t>
             </w:r>
           </w:p>
         </w:tc>
@@ -3225,7 +5457,7 @@
                 <w:sz w:val="26"/>
                 <w:szCs w:val="26"/>
               </w:rPr>
-              <w:t xml:space="preserve">Use case Tìm khách sạn</w:t>
+              <w:t>Use case Tìm khách sạn</w:t>
             </w:r>
           </w:p>
         </w:tc>
@@ -3257,6 +5489,13 @@
                 <w:szCs w:val="26"/>
               </w:rPr>
               <w:instrText xml:space="preserve"> PAGEREF _RefDM_H2_5 \h </w:instrText>
+            </w:r>
+            <w:r>
+              <w:rPr>
+                <w:noProof/>
+                <w:sz w:val="26"/>
+                <w:szCs w:val="26"/>
+              </w:rPr>
             </w:r>
             <w:r>
               <w:rPr>
@@ -3307,7 +5546,7 @@
                 <w:sz w:val="26"/>
                 <w:szCs w:val="26"/>
               </w:rPr>
-              <w:t xml:space="preserve">Hình 2.6</w:t>
+              <w:t>Hình 2.6</w:t>
             </w:r>
           </w:p>
         </w:tc>
@@ -3329,7 +5568,7 @@
                 <w:sz w:val="26"/>
                 <w:szCs w:val="26"/>
               </w:rPr>
-              <w:t xml:space="preserve">Use case Xem thông tin phòng</w:t>
+              <w:t>Use case Xem thông tin phòng</w:t>
             </w:r>
           </w:p>
         </w:tc>
@@ -3361,6 +5600,13 @@
                 <w:szCs w:val="26"/>
               </w:rPr>
               <w:instrText xml:space="preserve"> PAGEREF _RefDM_H2_6 \h </w:instrText>
+            </w:r>
+            <w:r>
+              <w:rPr>
+                <w:noProof/>
+                <w:sz w:val="26"/>
+                <w:szCs w:val="26"/>
+              </w:rPr>
             </w:r>
             <w:r>
               <w:rPr>
@@ -3411,7 +5657,7 @@
                 <w:sz w:val="26"/>
                 <w:szCs w:val="26"/>
               </w:rPr>
-              <w:t xml:space="preserve">Hình 2.7</w:t>
+              <w:t>Hình 2.7</w:t>
             </w:r>
           </w:p>
         </w:tc>
@@ -3433,7 +5679,7 @@
                 <w:sz w:val="26"/>
                 <w:szCs w:val="26"/>
               </w:rPr>
-              <w:t xml:space="preserve">Use case Đặt phòng</w:t>
+              <w:t>Use case Đặt phòng</w:t>
             </w:r>
           </w:p>
         </w:tc>
@@ -3465,6 +5711,13 @@
                 <w:szCs w:val="26"/>
               </w:rPr>
               <w:instrText xml:space="preserve"> PAGEREF _RefDM_H2_7 \h </w:instrText>
+            </w:r>
+            <w:r>
+              <w:rPr>
+                <w:noProof/>
+                <w:sz w:val="26"/>
+                <w:szCs w:val="26"/>
+              </w:rPr>
             </w:r>
             <w:r>
               <w:rPr>
@@ -3515,7 +5768,7 @@
                 <w:sz w:val="26"/>
                 <w:szCs w:val="26"/>
               </w:rPr>
-              <w:t xml:space="preserve">Hình 2.8</w:t>
+              <w:t>Hình 2.8</w:t>
             </w:r>
           </w:p>
         </w:tc>
@@ -3537,7 +5790,7 @@
                 <w:sz w:val="26"/>
                 <w:szCs w:val="26"/>
               </w:rPr>
-              <w:t xml:space="preserve">Use case Nhân viên</w:t>
+              <w:t>Use case Nhân viên</w:t>
             </w:r>
           </w:p>
         </w:tc>
@@ -3569,6 +5822,13 @@
                 <w:szCs w:val="26"/>
               </w:rPr>
               <w:instrText xml:space="preserve"> PAGEREF _RefDM_H2_8 \h </w:instrText>
+            </w:r>
+            <w:r>
+              <w:rPr>
+                <w:noProof/>
+                <w:sz w:val="26"/>
+                <w:szCs w:val="26"/>
+              </w:rPr>
             </w:r>
             <w:r>
               <w:rPr>
@@ -3619,7 +5879,7 @@
                 <w:sz w:val="26"/>
                 <w:szCs w:val="26"/>
               </w:rPr>
-              <w:t xml:space="preserve">Hình 2.9</w:t>
+              <w:t>Hình 2.9</w:t>
             </w:r>
           </w:p>
         </w:tc>
@@ -3641,7 +5901,7 @@
                 <w:sz w:val="26"/>
                 <w:szCs w:val="26"/>
               </w:rPr>
-              <w:t xml:space="preserve">Sơ đồ tuần tự quá trình đặt phòng, xác nhận đơn và cập nhật trạng thái phòng</w:t>
+              <w:t>Sơ đồ tuần tự quá trình đặt phòng, xác nhận đơn và cập nhật trạng thái phòng</w:t>
             </w:r>
           </w:p>
         </w:tc>
@@ -3673,6 +5933,13 @@
                 <w:szCs w:val="26"/>
               </w:rPr>
               <w:instrText xml:space="preserve"> PAGEREF _RefDM_H2_9 \h </w:instrText>
+            </w:r>
+            <w:r>
+              <w:rPr>
+                <w:noProof/>
+                <w:sz w:val="26"/>
+                <w:szCs w:val="26"/>
+              </w:rPr>
             </w:r>
             <w:r>
               <w:rPr>
@@ -3723,7 +5990,7 @@
                 <w:sz w:val="26"/>
                 <w:szCs w:val="26"/>
               </w:rPr>
-              <w:t xml:space="preserve">Hình 2.10</w:t>
+              <w:t>Hình 2.10</w:t>
             </w:r>
           </w:p>
         </w:tc>
@@ -3745,7 +6012,7 @@
                 <w:sz w:val="26"/>
                 <w:szCs w:val="26"/>
               </w:rPr>
-              <w:t xml:space="preserve">Sơ đồ trạng thái của đơn đặt phòng</w:t>
+              <w:t>Sơ đồ trạng thái của đơn đặt phòng</w:t>
             </w:r>
           </w:p>
         </w:tc>
@@ -3777,6 +6044,13 @@
                 <w:szCs w:val="26"/>
               </w:rPr>
               <w:instrText xml:space="preserve"> PAGEREF _RefDM_H2_10 \h </w:instrText>
+            </w:r>
+            <w:r>
+              <w:rPr>
+                <w:noProof/>
+                <w:sz w:val="26"/>
+                <w:szCs w:val="26"/>
+              </w:rPr>
             </w:r>
             <w:r>
               <w:rPr>
@@ -3827,7 +6101,7 @@
                 <w:sz w:val="26"/>
                 <w:szCs w:val="26"/>
               </w:rPr>
-              <w:t xml:space="preserve">Bảng 2.1</w:t>
+              <w:t>Bảng 2.1</w:t>
             </w:r>
           </w:p>
         </w:tc>
@@ -3849,7 +6123,7 @@
                 <w:sz w:val="26"/>
                 <w:szCs w:val="26"/>
               </w:rPr>
-              <w:t xml:space="preserve">Các trạng thái của đơn đặt phòng</w:t>
+              <w:t>Các trạng thái của đơn đặt phòng</w:t>
             </w:r>
           </w:p>
         </w:tc>
@@ -3881,6 +6155,13 @@
                 <w:szCs w:val="26"/>
               </w:rPr>
               <w:instrText xml:space="preserve"> PAGEREF _RefDM_B2_1 \h </w:instrText>
+            </w:r>
+            <w:r>
+              <w:rPr>
+                <w:noProof/>
+                <w:sz w:val="26"/>
+                <w:szCs w:val="26"/>
+              </w:rPr>
             </w:r>
             <w:r>
               <w:rPr>
@@ -3931,7 +6212,7 @@
                 <w:sz w:val="26"/>
                 <w:szCs w:val="26"/>
               </w:rPr>
-              <w:t xml:space="preserve">Bảng 2.2</w:t>
+              <w:t>Bảng 2.2</w:t>
             </w:r>
           </w:p>
         </w:tc>
@@ -3953,7 +6234,7 @@
                 <w:sz w:val="26"/>
                 <w:szCs w:val="26"/>
               </w:rPr>
-              <w:t xml:space="preserve">Trạng thái phòng vật lý và sự kiện làm thay đổi trạng thái</w:t>
+              <w:t>Trạng thái phòng vật lý và sự kiện làm thay đổi trạng thái</w:t>
             </w:r>
           </w:p>
         </w:tc>
@@ -3985,6 +6266,13 @@
                 <w:szCs w:val="26"/>
               </w:rPr>
               <w:instrText xml:space="preserve"> PAGEREF _RefDM_B2_2 \h </w:instrText>
+            </w:r>
+            <w:r>
+              <w:rPr>
+                <w:noProof/>
+                <w:sz w:val="26"/>
+                <w:szCs w:val="26"/>
+              </w:rPr>
             </w:r>
             <w:r>
               <w:rPr>
@@ -4035,7 +6323,7 @@
                 <w:sz w:val="26"/>
                 <w:szCs w:val="26"/>
               </w:rPr>
-              <w:t xml:space="preserve">Hình 2.11</w:t>
+              <w:t>Hình 2.11</w:t>
             </w:r>
           </w:p>
         </w:tc>
@@ -4057,7 +6345,7 @@
                 <w:sz w:val="26"/>
                 <w:szCs w:val="26"/>
               </w:rPr>
-              <w:t xml:space="preserve">Sơ đồ ERD cơ sở dữ liệu của hệ thống</w:t>
+              <w:t>Sơ đồ ERD cơ sở dữ liệu của hệ thống</w:t>
             </w:r>
           </w:p>
         </w:tc>
@@ -4089,6 +6377,13 @@
                 <w:szCs w:val="26"/>
               </w:rPr>
               <w:instrText xml:space="preserve"> PAGEREF _RefDM_H2_11 \h </w:instrText>
+            </w:r>
+            <w:r>
+              <w:rPr>
+                <w:noProof/>
+                <w:sz w:val="26"/>
+                <w:szCs w:val="26"/>
+              </w:rPr>
             </w:r>
             <w:r>
               <w:rPr>
@@ -4139,7 +6434,7 @@
                 <w:sz w:val="26"/>
                 <w:szCs w:val="26"/>
               </w:rPr>
-              <w:t xml:space="preserve">Bảng 2.3</w:t>
+              <w:t>Bảng 2.3</w:t>
             </w:r>
           </w:p>
         </w:tc>
@@ -4161,7 +6456,7 @@
                 <w:sz w:val="26"/>
                 <w:szCs w:val="26"/>
               </w:rPr>
-              <w:t xml:space="preserve">Mô tả tổng quan các collection chính trong cơ sở dữ liệu</w:t>
+              <w:t>Mô tả tổng quan các collection chính trong cơ sở dữ liệu</w:t>
             </w:r>
           </w:p>
         </w:tc>
@@ -4193,6 +6488,13 @@
                 <w:szCs w:val="26"/>
               </w:rPr>
               <w:instrText xml:space="preserve"> PAGEREF _RefDM_B2_3 \h </w:instrText>
+            </w:r>
+            <w:r>
+              <w:rPr>
+                <w:noProof/>
+                <w:sz w:val="26"/>
+                <w:szCs w:val="26"/>
+              </w:rPr>
             </w:r>
             <w:r>
               <w:rPr>
@@ -4243,7 +6545,7 @@
                 <w:sz w:val="26"/>
                 <w:szCs w:val="26"/>
               </w:rPr>
-              <w:t xml:space="preserve">Bảng 2.5</w:t>
+              <w:t>Bảng 2.5</w:t>
             </w:r>
           </w:p>
         </w:tc>
@@ -4265,7 +6567,7 @@
                 <w:sz w:val="26"/>
                 <w:szCs w:val="26"/>
               </w:rPr>
-              <w:t xml:space="preserve">Từ điển dữ liệu của hệ thống</w:t>
+              <w:t>Từ điển dữ liệu của hệ thống</w:t>
             </w:r>
           </w:p>
         </w:tc>
@@ -4297,6 +6599,13 @@
                 <w:szCs w:val="26"/>
               </w:rPr>
               <w:instrText xml:space="preserve"> PAGEREF _RefDM_B2_5 \h </w:instrText>
+            </w:r>
+            <w:r>
+              <w:rPr>
+                <w:noProof/>
+                <w:sz w:val="26"/>
+                <w:szCs w:val="26"/>
+              </w:rPr>
             </w:r>
             <w:r>
               <w:rPr>
@@ -4347,7 +6656,7 @@
                 <w:sz w:val="26"/>
                 <w:szCs w:val="26"/>
               </w:rPr>
-              <w:t xml:space="preserve">Hình 2.12</w:t>
+              <w:t>Hình 2.12</w:t>
             </w:r>
           </w:p>
         </w:tc>
@@ -4369,7 +6678,7 @@
                 <w:sz w:val="26"/>
                 <w:szCs w:val="26"/>
               </w:rPr>
-              <w:t xml:space="preserve">Luồng API chính của hệ thống đặt phòng</w:t>
+              <w:t>Luồng API chính của hệ thống đặt phòng</w:t>
             </w:r>
           </w:p>
         </w:tc>
@@ -4401,6 +6710,13 @@
                 <w:szCs w:val="26"/>
               </w:rPr>
               <w:instrText xml:space="preserve"> PAGEREF _RefDM_H2_12 \h </w:instrText>
+            </w:r>
+            <w:r>
+              <w:rPr>
+                <w:noProof/>
+                <w:sz w:val="26"/>
+                <w:szCs w:val="26"/>
+              </w:rPr>
             </w:r>
             <w:r>
               <w:rPr>
@@ -4451,7 +6767,7 @@
                 <w:sz w:val="26"/>
                 <w:szCs w:val="26"/>
               </w:rPr>
-              <w:t xml:space="preserve">Bảng 2.6</w:t>
+              <w:t>Bảng 2.6</w:t>
             </w:r>
           </w:p>
         </w:tc>
@@ -4473,7 +6789,7 @@
                 <w:sz w:val="26"/>
                 <w:szCs w:val="26"/>
               </w:rPr>
-              <w:t xml:space="preserve">Các API chính của hệ thống</w:t>
+              <w:t>Các API chính của hệ thống</w:t>
             </w:r>
           </w:p>
         </w:tc>
@@ -4505,6 +6821,13 @@
                 <w:szCs w:val="26"/>
               </w:rPr>
               <w:instrText xml:space="preserve"> PAGEREF _RefDM_B2_6 \h </w:instrText>
+            </w:r>
+            <w:r>
+              <w:rPr>
+                <w:noProof/>
+                <w:sz w:val="26"/>
+                <w:szCs w:val="26"/>
+              </w:rPr>
             </w:r>
             <w:r>
               <w:rPr>
@@ -4555,7 +6878,7 @@
                 <w:sz w:val="26"/>
                 <w:szCs w:val="26"/>
               </w:rPr>
-              <w:t xml:space="preserve">Bảng 2.7</w:t>
+              <w:t>Bảng 2.7</w:t>
             </w:r>
           </w:p>
         </w:tc>
@@ -4577,7 +6900,7 @@
                 <w:sz w:val="26"/>
                 <w:szCs w:val="26"/>
               </w:rPr>
-              <w:t xml:space="preserve">Ma trận phân quyền theo vai trò</w:t>
+              <w:t>Ma trận phân quyền theo vai trò</w:t>
             </w:r>
           </w:p>
         </w:tc>
@@ -4609,6 +6932,13 @@
                 <w:szCs w:val="26"/>
               </w:rPr>
               <w:instrText xml:space="preserve"> PAGEREF _RefDM_B2_7 \h </w:instrText>
+            </w:r>
+            <w:r>
+              <w:rPr>
+                <w:noProof/>
+                <w:sz w:val="26"/>
+                <w:szCs w:val="26"/>
+              </w:rPr>
             </w:r>
             <w:r>
               <w:rPr>
@@ -4659,7 +6989,7 @@
                 <w:sz w:val="26"/>
                 <w:szCs w:val="26"/>
               </w:rPr>
-              <w:t xml:space="preserve">Bảng 2.8</w:t>
+              <w:t>Bảng 2.8</w:t>
             </w:r>
           </w:p>
         </w:tc>
@@ -4681,7 +7011,7 @@
                 <w:sz w:val="26"/>
                 <w:szCs w:val="26"/>
               </w:rPr>
-              <w:t xml:space="preserve">Ma trận truy vết yêu cầu – thiết kế – kiểm thử</w:t>
+              <w:t>Ma trận truy vết yêu cầu – thiết kế – kiểm thử</w:t>
             </w:r>
           </w:p>
         </w:tc>
@@ -4713,6 +7043,13 @@
                 <w:szCs w:val="26"/>
               </w:rPr>
               <w:instrText xml:space="preserve"> PAGEREF _RefDM_B2_8 \h </w:instrText>
+            </w:r>
+            <w:r>
+              <w:rPr>
+                <w:noProof/>
+                <w:sz w:val="26"/>
+                <w:szCs w:val="26"/>
+              </w:rPr>
             </w:r>
             <w:r>
               <w:rPr>
@@ -4763,7 +7100,7 @@
                 <w:sz w:val="26"/>
                 <w:szCs w:val="26"/>
               </w:rPr>
-              <w:t xml:space="preserve">Bảng 3.1</w:t>
+              <w:t>Bảng 3.1</w:t>
             </w:r>
           </w:p>
         </w:tc>
@@ -4785,7 +7122,7 @@
                 <w:sz w:val="26"/>
                 <w:szCs w:val="26"/>
               </w:rPr>
-              <w:t xml:space="preserve">Công nghệ và công cụ sử dụng</w:t>
+              <w:t>Công nghệ và công cụ sử dụng</w:t>
             </w:r>
           </w:p>
         </w:tc>
@@ -4817,6 +7154,13 @@
                 <w:szCs w:val="26"/>
               </w:rPr>
               <w:instrText xml:space="preserve"> PAGEREF _RefDM_B3_1 \h </w:instrText>
+            </w:r>
+            <w:r>
+              <w:rPr>
+                <w:noProof/>
+                <w:sz w:val="26"/>
+                <w:szCs w:val="26"/>
+              </w:rPr>
             </w:r>
             <w:r>
               <w:rPr>
@@ -4867,7 +7211,7 @@
                 <w:sz w:val="26"/>
                 <w:szCs w:val="26"/>
               </w:rPr>
-              <w:t xml:space="preserve">Hình 3.1</w:t>
+              <w:t>Hình 3.1</w:t>
             </w:r>
           </w:p>
         </w:tc>
@@ -4889,7 +7233,7 @@
                 <w:sz w:val="26"/>
                 <w:szCs w:val="26"/>
               </w:rPr>
-              <w:t xml:space="preserve">Cấu trúc thư mục mã nguồn của dự án trong Visual Studio Code</w:t>
+              <w:t>Cấu trúc thư mục mã nguồn của dự án trong Visual Studio Code</w:t>
             </w:r>
           </w:p>
         </w:tc>
@@ -4921,6 +7265,13 @@
                 <w:szCs w:val="26"/>
               </w:rPr>
               <w:instrText xml:space="preserve"> PAGEREF _RefDM_H3_1 \h </w:instrText>
+            </w:r>
+            <w:r>
+              <w:rPr>
+                <w:noProof/>
+                <w:sz w:val="26"/>
+                <w:szCs w:val="26"/>
+              </w:rPr>
             </w:r>
             <w:r>
               <w:rPr>
@@ -4971,7 +7322,7 @@
                 <w:sz w:val="26"/>
                 <w:szCs w:val="26"/>
               </w:rPr>
-              <w:t xml:space="preserve">Hình 3.2</w:t>
+              <w:t>Hình 3.2</w:t>
             </w:r>
           </w:p>
         </w:tc>
@@ -4993,7 +7344,7 @@
                 <w:sz w:val="26"/>
                 <w:szCs w:val="26"/>
               </w:rPr>
-              <w:t xml:space="preserve">Trang đăng nhập</w:t>
+              <w:t>Trang đăng nhập</w:t>
             </w:r>
           </w:p>
         </w:tc>
@@ -5025,6 +7376,13 @@
                 <w:szCs w:val="26"/>
               </w:rPr>
               <w:instrText xml:space="preserve"> PAGEREF _RefDM_H3_2 \h </w:instrText>
+            </w:r>
+            <w:r>
+              <w:rPr>
+                <w:noProof/>
+                <w:sz w:val="26"/>
+                <w:szCs w:val="26"/>
+              </w:rPr>
             </w:r>
             <w:r>
               <w:rPr>
@@ -5075,7 +7433,7 @@
                 <w:sz w:val="26"/>
                 <w:szCs w:val="26"/>
               </w:rPr>
-              <w:t xml:space="preserve">Hình 3.3</w:t>
+              <w:t>Hình 3.3</w:t>
             </w:r>
           </w:p>
         </w:tc>
@@ -5097,7 +7455,7 @@
                 <w:sz w:val="26"/>
                 <w:szCs w:val="26"/>
               </w:rPr>
-              <w:t xml:space="preserve">Trang đăng ký tài khoản</w:t>
+              <w:t>Trang đăng ký tài khoản</w:t>
             </w:r>
           </w:p>
         </w:tc>
@@ -5129,6 +7487,13 @@
                 <w:szCs w:val="26"/>
               </w:rPr>
               <w:instrText xml:space="preserve"> PAGEREF _RefDM_H3_3 \h </w:instrText>
+            </w:r>
+            <w:r>
+              <w:rPr>
+                <w:noProof/>
+                <w:sz w:val="26"/>
+                <w:szCs w:val="26"/>
+              </w:rPr>
             </w:r>
             <w:r>
               <w:rPr>
@@ -5179,7 +7544,7 @@
                 <w:sz w:val="26"/>
                 <w:szCs w:val="26"/>
               </w:rPr>
-              <w:t xml:space="preserve">Hình 3.4</w:t>
+              <w:t>Hình 3.4</w:t>
             </w:r>
           </w:p>
         </w:tc>
@@ -5201,7 +7566,7 @@
                 <w:sz w:val="26"/>
                 <w:szCs w:val="26"/>
               </w:rPr>
-              <w:t xml:space="preserve">Trang chủ: danh sách chi nhánh Kensington</w:t>
+              <w:t>Trang chủ: danh sách chi nhánh Kensington</w:t>
             </w:r>
           </w:p>
         </w:tc>
@@ -5233,6 +7598,13 @@
                 <w:szCs w:val="26"/>
               </w:rPr>
               <w:instrText xml:space="preserve"> PAGEREF _RefDM_H3_4 \h </w:instrText>
+            </w:r>
+            <w:r>
+              <w:rPr>
+                <w:noProof/>
+                <w:sz w:val="26"/>
+                <w:szCs w:val="26"/>
+              </w:rPr>
             </w:r>
             <w:r>
               <w:rPr>
@@ -5283,7 +7655,7 @@
                 <w:sz w:val="26"/>
                 <w:szCs w:val="26"/>
               </w:rPr>
-              <w:t xml:space="preserve">Hình 3.5</w:t>
+              <w:t>Hình 3.5</w:t>
             </w:r>
           </w:p>
         </w:tc>
@@ -5305,7 +7677,7 @@
                 <w:sz w:val="26"/>
                 <w:szCs w:val="26"/>
               </w:rPr>
-              <w:t xml:space="preserve">Trang tìm kiếm: lọc theo thành phố và hạng sao</w:t>
+              <w:t>Trang tìm kiếm: lọc theo thành phố và hạng sao</w:t>
             </w:r>
           </w:p>
         </w:tc>
@@ -5337,6 +7709,13 @@
                 <w:szCs w:val="26"/>
               </w:rPr>
               <w:instrText xml:space="preserve"> PAGEREF _RefDM_H3_5 \h </w:instrText>
+            </w:r>
+            <w:r>
+              <w:rPr>
+                <w:noProof/>
+                <w:sz w:val="26"/>
+                <w:szCs w:val="26"/>
+              </w:rPr>
             </w:r>
             <w:r>
               <w:rPr>
@@ -5387,7 +7766,7 @@
                 <w:sz w:val="26"/>
                 <w:szCs w:val="26"/>
               </w:rPr>
-              <w:t xml:space="preserve">Hình 3.6</w:t>
+              <w:t>Hình 3.6</w:t>
             </w:r>
           </w:p>
         </w:tc>
@@ -5409,7 +7788,7 @@
                 <w:sz w:val="26"/>
                 <w:szCs w:val="26"/>
               </w:rPr>
-              <w:t xml:space="preserve">Trang chi tiết chi nhánh: danh sách loại phòng</w:t>
+              <w:t>Trang chi tiết chi nhánh: danh sách loại phòng</w:t>
             </w:r>
           </w:p>
         </w:tc>
@@ -5441,6 +7820,13 @@
                 <w:szCs w:val="26"/>
               </w:rPr>
               <w:instrText xml:space="preserve"> PAGEREF _RefDM_H3_6 \h </w:instrText>
+            </w:r>
+            <w:r>
+              <w:rPr>
+                <w:noProof/>
+                <w:sz w:val="26"/>
+                <w:szCs w:val="26"/>
+              </w:rPr>
             </w:r>
             <w:r>
               <w:rPr>
@@ -5491,7 +7877,8 @@
                 <w:sz w:val="26"/>
                 <w:szCs w:val="26"/>
               </w:rPr>
-              <w:t xml:space="preserve">Hình 3.7</w:t>
+              <w:lastRenderedPageBreak/>
+              <w:t>Hình 3.7</w:t>
             </w:r>
           </w:p>
         </w:tc>
@@ -5513,7 +7900,7 @@
                 <w:sz w:val="26"/>
                 <w:szCs w:val="26"/>
               </w:rPr>
-              <w:t xml:space="preserve">Form đặt phòng: tính tiền cọc 30% theo số đêm</w:t>
+              <w:t>Form đặt phòng: tính tiền cọc 30% theo số đêm</w:t>
             </w:r>
           </w:p>
         </w:tc>
@@ -5545,6 +7932,13 @@
                 <w:szCs w:val="26"/>
               </w:rPr>
               <w:instrText xml:space="preserve"> PAGEREF _RefDM_H3_7 \h </w:instrText>
+            </w:r>
+            <w:r>
+              <w:rPr>
+                <w:noProof/>
+                <w:sz w:val="26"/>
+                <w:szCs w:val="26"/>
+              </w:rPr>
             </w:r>
             <w:r>
               <w:rPr>
@@ -5595,7 +7989,7 @@
                 <w:sz w:val="26"/>
                 <w:szCs w:val="26"/>
               </w:rPr>
-              <w:t xml:space="preserve">Hình 3.8</w:t>
+              <w:t>Hình 3.8</w:t>
             </w:r>
           </w:p>
         </w:tc>
@@ -5617,7 +8011,7 @@
                 <w:sz w:val="26"/>
                 <w:szCs w:val="26"/>
               </w:rPr>
-              <w:t xml:space="preserve">Chọn phương thức thanh toán cọc, đếm ngược hạn 30 phút</w:t>
+              <w:t>Chọn phương thức thanh toán cọc, đếm ngược hạn 30 phút</w:t>
             </w:r>
           </w:p>
         </w:tc>
@@ -5649,6 +8043,13 @@
                 <w:szCs w:val="26"/>
               </w:rPr>
               <w:instrText xml:space="preserve"> PAGEREF _RefDM_H3_8 \h </w:instrText>
+            </w:r>
+            <w:r>
+              <w:rPr>
+                <w:noProof/>
+                <w:sz w:val="26"/>
+                <w:szCs w:val="26"/>
+              </w:rPr>
             </w:r>
             <w:r>
               <w:rPr>
@@ -5699,7 +8100,7 @@
                 <w:sz w:val="26"/>
                 <w:szCs w:val="26"/>
               </w:rPr>
-              <w:t xml:space="preserve">Hình 3.9</w:t>
+              <w:t>Hình 3.9</w:t>
             </w:r>
           </w:p>
         </w:tc>
@@ -5721,7 +8122,7 @@
                 <w:sz w:val="26"/>
                 <w:szCs w:val="26"/>
               </w:rPr>
-              <w:t xml:space="preserve">Mã QR thanh toán cọc và trạng thái chờ nhân viên duyệt</w:t>
+              <w:t>Mã QR thanh toán cọc và trạng thái chờ nhân viên duyệt</w:t>
             </w:r>
           </w:p>
         </w:tc>
@@ -5753,6 +8154,13 @@
                 <w:szCs w:val="26"/>
               </w:rPr>
               <w:instrText xml:space="preserve"> PAGEREF _RefDM_H3_9 \h </w:instrText>
+            </w:r>
+            <w:r>
+              <w:rPr>
+                <w:noProof/>
+                <w:sz w:val="26"/>
+                <w:szCs w:val="26"/>
+              </w:rPr>
             </w:r>
             <w:r>
               <w:rPr>
@@ -5803,7 +8211,7 @@
                 <w:sz w:val="26"/>
                 <w:szCs w:val="26"/>
               </w:rPr>
-              <w:t xml:space="preserve">Hình 3.10</w:t>
+              <w:t>Hình 3.10</w:t>
             </w:r>
           </w:p>
         </w:tc>
@@ -5825,7 +8233,7 @@
                 <w:sz w:val="26"/>
                 <w:szCs w:val="26"/>
               </w:rPr>
-              <w:t xml:space="preserve">Trang “Đơn đặt phòng của tôi” của khách hàng</w:t>
+              <w:t>Trang “Đơn đặt phòng của tôi” của khách hàng</w:t>
             </w:r>
           </w:p>
         </w:tc>
@@ -5857,6 +8265,13 @@
                 <w:szCs w:val="26"/>
               </w:rPr>
               <w:instrText xml:space="preserve"> PAGEREF _RefDM_H3_10 \h </w:instrText>
+            </w:r>
+            <w:r>
+              <w:rPr>
+                <w:noProof/>
+                <w:sz w:val="26"/>
+                <w:szCs w:val="26"/>
+              </w:rPr>
             </w:r>
             <w:r>
               <w:rPr>
@@ -5907,7 +8322,7 @@
                 <w:sz w:val="26"/>
                 <w:szCs w:val="26"/>
               </w:rPr>
-              <w:t xml:space="preserve">Hình 3.11</w:t>
+              <w:t>Hình 3.11</w:t>
             </w:r>
           </w:p>
         </w:tc>
@@ -5929,7 +8344,7 @@
                 <w:sz w:val="26"/>
                 <w:szCs w:val="26"/>
               </w:rPr>
-              <w:t xml:space="preserve">Nút liên hệ nhanh với các kênh Gọi điện, Zalo, Facebook, Telegram</w:t>
+              <w:t>Nút liên hệ nhanh với các kênh Gọi điện, Zalo, Facebook, Telegram</w:t>
             </w:r>
           </w:p>
         </w:tc>
@@ -5961,6 +8376,13 @@
                 <w:szCs w:val="26"/>
               </w:rPr>
               <w:instrText xml:space="preserve"> PAGEREF _RefDM_H3_11 \h </w:instrText>
+            </w:r>
+            <w:r>
+              <w:rPr>
+                <w:noProof/>
+                <w:sz w:val="26"/>
+                <w:szCs w:val="26"/>
+              </w:rPr>
             </w:r>
             <w:r>
               <w:rPr>
@@ -6011,7 +8433,7 @@
                 <w:sz w:val="26"/>
                 <w:szCs w:val="26"/>
               </w:rPr>
-              <w:t xml:space="preserve">Hình 3.12</w:t>
+              <w:t>Hình 3.12</w:t>
             </w:r>
           </w:p>
         </w:tc>
@@ -6033,7 +8455,7 @@
                 <w:sz w:val="26"/>
                 <w:szCs w:val="26"/>
               </w:rPr>
-              <w:t xml:space="preserve">Admin Dashboard: thống kê tổng quan hệ thống</w:t>
+              <w:t>Admin Dashboard: thống kê tổng quan hệ thống</w:t>
             </w:r>
           </w:p>
         </w:tc>
@@ -6065,6 +8487,13 @@
                 <w:szCs w:val="26"/>
               </w:rPr>
               <w:instrText xml:space="preserve"> PAGEREF _RefDM_H3_12 \h </w:instrText>
+            </w:r>
+            <w:r>
+              <w:rPr>
+                <w:noProof/>
+                <w:sz w:val="26"/>
+                <w:szCs w:val="26"/>
+              </w:rPr>
             </w:r>
             <w:r>
               <w:rPr>
@@ -6115,7 +8544,7 @@
                 <w:sz w:val="26"/>
                 <w:szCs w:val="26"/>
               </w:rPr>
-              <w:t xml:space="preserve">Hình 3.13</w:t>
+              <w:t>Hình 3.13</w:t>
             </w:r>
           </w:p>
         </w:tc>
@@ -6137,7 +8566,7 @@
                 <w:sz w:val="26"/>
                 <w:szCs w:val="26"/>
               </w:rPr>
-              <w:t xml:space="preserve">Admin: quản lý chi nhánh khách sạn</w:t>
+              <w:t>Admin: quản lý chi nhánh khách sạn</w:t>
             </w:r>
           </w:p>
         </w:tc>
@@ -6169,6 +8598,13 @@
                 <w:szCs w:val="26"/>
               </w:rPr>
               <w:instrText xml:space="preserve"> PAGEREF _RefDM_H3_13 \h </w:instrText>
+            </w:r>
+            <w:r>
+              <w:rPr>
+                <w:noProof/>
+                <w:sz w:val="26"/>
+                <w:szCs w:val="26"/>
+              </w:rPr>
             </w:r>
             <w:r>
               <w:rPr>
@@ -6219,7 +8655,7 @@
                 <w:sz w:val="26"/>
                 <w:szCs w:val="26"/>
               </w:rPr>
-              <w:t xml:space="preserve">Hình 3.14</w:t>
+              <w:t>Hình 3.14</w:t>
             </w:r>
           </w:p>
         </w:tc>
@@ -6241,7 +8677,7 @@
                 <w:sz w:val="26"/>
                 <w:szCs w:val="26"/>
               </w:rPr>
-              <w:t xml:space="preserve">Admin: quản lý phòng theo từng chi nhánh</w:t>
+              <w:t>Admin: quản lý phòng theo từng chi nhánh</w:t>
             </w:r>
           </w:p>
         </w:tc>
@@ -6273,6 +8709,13 @@
                 <w:szCs w:val="26"/>
               </w:rPr>
               <w:instrText xml:space="preserve"> PAGEREF _RefDM_H3_14 \h </w:instrText>
+            </w:r>
+            <w:r>
+              <w:rPr>
+                <w:noProof/>
+                <w:sz w:val="26"/>
+                <w:szCs w:val="26"/>
+              </w:rPr>
             </w:r>
             <w:r>
               <w:rPr>
@@ -6323,7 +8766,7 @@
                 <w:sz w:val="26"/>
                 <w:szCs w:val="26"/>
               </w:rPr>
-              <w:t xml:space="preserve">Hình 3.15</w:t>
+              <w:t>Hình 3.15</w:t>
             </w:r>
           </w:p>
         </w:tc>
@@ -6345,7 +8788,7 @@
                 <w:sz w:val="26"/>
                 <w:szCs w:val="26"/>
               </w:rPr>
-              <w:t xml:space="preserve">Admin: quản lý người dùng</w:t>
+              <w:t>Admin: quản lý người dùng</w:t>
             </w:r>
           </w:p>
         </w:tc>
@@ -6377,6 +8820,13 @@
                 <w:szCs w:val="26"/>
               </w:rPr>
               <w:instrText xml:space="preserve"> PAGEREF _RefDM_H3_15 \h </w:instrText>
+            </w:r>
+            <w:r>
+              <w:rPr>
+                <w:noProof/>
+                <w:sz w:val="26"/>
+                <w:szCs w:val="26"/>
+              </w:rPr>
             </w:r>
             <w:r>
               <w:rPr>
@@ -6427,7 +8877,7 @@
                 <w:sz w:val="26"/>
                 <w:szCs w:val="26"/>
               </w:rPr>
-              <w:t xml:space="preserve">Hình 3.16</w:t>
+              <w:t>Hình 3.16</w:t>
             </w:r>
           </w:p>
         </w:tc>
@@ -6449,7 +8899,7 @@
                 <w:sz w:val="26"/>
                 <w:szCs w:val="26"/>
               </w:rPr>
-              <w:t xml:space="preserve">Admin: đơn đặt phòng chờ xác nhận</w:t>
+              <w:t>Admin: đơn đặt phòng chờ xác nhận</w:t>
             </w:r>
           </w:p>
         </w:tc>
@@ -6481,6 +8931,13 @@
                 <w:szCs w:val="26"/>
               </w:rPr>
               <w:instrText xml:space="preserve"> PAGEREF _RefDM_H3_16 \h </w:instrText>
+            </w:r>
+            <w:r>
+              <w:rPr>
+                <w:noProof/>
+                <w:sz w:val="26"/>
+                <w:szCs w:val="26"/>
+              </w:rPr>
             </w:r>
             <w:r>
               <w:rPr>
@@ -6531,7 +8988,7 @@
                 <w:sz w:val="26"/>
                 <w:szCs w:val="26"/>
               </w:rPr>
-              <w:t xml:space="preserve">Hình 3.17</w:t>
+              <w:t>Hình 3.17</w:t>
             </w:r>
           </w:p>
         </w:tc>
@@ -6553,7 +9010,7 @@
                 <w:sz w:val="26"/>
                 <w:szCs w:val="26"/>
               </w:rPr>
-              <w:t xml:space="preserve">Admin: đơn đã xác nhận, sẵn sàng check-in</w:t>
+              <w:t>Admin: đơn đã xác nhận, sẵn sàng check-in</w:t>
             </w:r>
           </w:p>
         </w:tc>
@@ -6585,6 +9042,13 @@
                 <w:szCs w:val="26"/>
               </w:rPr>
               <w:instrText xml:space="preserve"> PAGEREF _RefDM_H3_17 \h </w:instrText>
+            </w:r>
+            <w:r>
+              <w:rPr>
+                <w:noProof/>
+                <w:sz w:val="26"/>
+                <w:szCs w:val="26"/>
+              </w:rPr>
             </w:r>
             <w:r>
               <w:rPr>
@@ -6635,7 +9099,7 @@
                 <w:sz w:val="26"/>
                 <w:szCs w:val="26"/>
               </w:rPr>
-              <w:t xml:space="preserve">Hình 3.18</w:t>
+              <w:t>Hình 3.18</w:t>
             </w:r>
           </w:p>
         </w:tc>
@@ -6657,7 +9121,7 @@
                 <w:sz w:val="26"/>
                 <w:szCs w:val="26"/>
               </w:rPr>
-              <w:t xml:space="preserve">Staff Dashboard: tổng quan tác nghiệp nhân viên</w:t>
+              <w:t>Staff Dashboard: tổng quan tác nghiệp nhân viên</w:t>
             </w:r>
           </w:p>
         </w:tc>
@@ -6689,6 +9153,13 @@
                 <w:szCs w:val="26"/>
               </w:rPr>
               <w:instrText xml:space="preserve"> PAGEREF _RefDM_H3_18 \h </w:instrText>
+            </w:r>
+            <w:r>
+              <w:rPr>
+                <w:noProof/>
+                <w:sz w:val="26"/>
+                <w:szCs w:val="26"/>
+              </w:rPr>
             </w:r>
             <w:r>
               <w:rPr>
@@ -6739,7 +9210,7 @@
                 <w:sz w:val="26"/>
                 <w:szCs w:val="26"/>
               </w:rPr>
-              <w:t xml:space="preserve">Hình 3.19</w:t>
+              <w:t>Hình 3.19</w:t>
             </w:r>
           </w:p>
         </w:tc>
@@ -6761,7 +9232,7 @@
                 <w:sz w:val="26"/>
                 <w:szCs w:val="26"/>
               </w:rPr>
-              <w:t xml:space="preserve">Staff: đơn chờ xử lý (xác nhận/từ chối)</w:t>
+              <w:t>Staff: đơn chờ xử lý (xác nhận/từ chối)</w:t>
             </w:r>
           </w:p>
         </w:tc>
@@ -6793,6 +9264,13 @@
                 <w:szCs w:val="26"/>
               </w:rPr>
               <w:instrText xml:space="preserve"> PAGEREF _RefDM_H3_19 \h </w:instrText>
+            </w:r>
+            <w:r>
+              <w:rPr>
+                <w:noProof/>
+                <w:sz w:val="26"/>
+                <w:szCs w:val="26"/>
+              </w:rPr>
             </w:r>
             <w:r>
               <w:rPr>
@@ -6843,7 +9321,7 @@
                 <w:sz w:val="26"/>
                 <w:szCs w:val="26"/>
               </w:rPr>
-              <w:t xml:space="preserve">Hình 3.21</w:t>
+              <w:t>Hình 3.21</w:t>
             </w:r>
           </w:p>
         </w:tc>
@@ -6865,7 +9343,7 @@
                 <w:sz w:val="26"/>
                 <w:szCs w:val="26"/>
               </w:rPr>
-              <w:t xml:space="preserve">Trang Giới thiệu của website</w:t>
+              <w:t>Trang Giới thiệu của website</w:t>
             </w:r>
           </w:p>
         </w:tc>
@@ -6897,6 +9375,13 @@
                 <w:szCs w:val="26"/>
               </w:rPr>
               <w:instrText xml:space="preserve"> PAGEREF _RefDM_H3_21 \h </w:instrText>
+            </w:r>
+            <w:r>
+              <w:rPr>
+                <w:noProof/>
+                <w:sz w:val="26"/>
+                <w:szCs w:val="26"/>
+              </w:rPr>
             </w:r>
             <w:r>
               <w:rPr>
@@ -6947,7 +9432,7 @@
                 <w:sz w:val="26"/>
                 <w:szCs w:val="26"/>
               </w:rPr>
-              <w:t xml:space="preserve">Hình 3.22</w:t>
+              <w:t>Hình 3.22</w:t>
             </w:r>
           </w:p>
         </w:tc>
@@ -6969,7 +9454,7 @@
                 <w:sz w:val="26"/>
                 <w:szCs w:val="26"/>
               </w:rPr>
-              <w:t xml:space="preserve">Trang Bài viết với bộ lọc theo chuyên mục</w:t>
+              <w:t>Trang Bài viết với bộ lọc theo chuyên mục</w:t>
             </w:r>
           </w:p>
         </w:tc>
@@ -7001,6 +9486,13 @@
                 <w:szCs w:val="26"/>
               </w:rPr>
               <w:instrText xml:space="preserve"> PAGEREF _RefDM_H3_22 \h </w:instrText>
+            </w:r>
+            <w:r>
+              <w:rPr>
+                <w:noProof/>
+                <w:sz w:val="26"/>
+                <w:szCs w:val="26"/>
+              </w:rPr>
             </w:r>
             <w:r>
               <w:rPr>
@@ -7051,7 +9543,7 @@
                 <w:sz w:val="26"/>
                 <w:szCs w:val="26"/>
               </w:rPr>
-              <w:t xml:space="preserve">Hình 3.23</w:t>
+              <w:t>Hình 3.23</w:t>
             </w:r>
           </w:p>
         </w:tc>
@@ -7073,7 +9565,7 @@
                 <w:sz w:val="26"/>
                 <w:szCs w:val="26"/>
               </w:rPr>
-              <w:t xml:space="preserve">Mục cảm nhận khách hàng trên trang chủ</w:t>
+              <w:t>Mục cảm nhận khách hàng trên trang chủ</w:t>
             </w:r>
           </w:p>
         </w:tc>
@@ -7105,6 +9597,13 @@
                 <w:szCs w:val="26"/>
               </w:rPr>
               <w:instrText xml:space="preserve"> PAGEREF _RefDM_H3_23 \h </w:instrText>
+            </w:r>
+            <w:r>
+              <w:rPr>
+                <w:noProof/>
+                <w:sz w:val="26"/>
+                <w:szCs w:val="26"/>
+              </w:rPr>
             </w:r>
             <w:r>
               <w:rPr>
@@ -7155,7 +9654,7 @@
                 <w:sz w:val="26"/>
                 <w:szCs w:val="26"/>
               </w:rPr>
-              <w:t xml:space="preserve">Hình 3.24</w:t>
+              <w:t>Hình 3.24</w:t>
             </w:r>
           </w:p>
         </w:tc>
@@ -7177,7 +9676,7 @@
                 <w:sz w:val="26"/>
                 <w:szCs w:val="26"/>
               </w:rPr>
-              <w:t xml:space="preserve">Đánh giá chi nhánh tại trang chi tiết chi nhánh</w:t>
+              <w:t>Đánh giá chi nhánh tại trang chi tiết chi nhánh</w:t>
             </w:r>
           </w:p>
         </w:tc>
@@ -7209,6 +9708,13 @@
                 <w:szCs w:val="26"/>
               </w:rPr>
               <w:instrText xml:space="preserve"> PAGEREF _RefDM_H3_24 \h </w:instrText>
+            </w:r>
+            <w:r>
+              <w:rPr>
+                <w:noProof/>
+                <w:sz w:val="26"/>
+                <w:szCs w:val="26"/>
+              </w:rPr>
             </w:r>
             <w:r>
               <w:rPr>
@@ -7259,7 +9765,7 @@
                 <w:sz w:val="26"/>
                 <w:szCs w:val="26"/>
               </w:rPr>
-              <w:t xml:space="preserve">Hình 3.25</w:t>
+              <w:t>Hình 3.25</w:t>
             </w:r>
           </w:p>
         </w:tc>
@@ -7281,7 +9787,7 @@
                 <w:sz w:val="26"/>
                 <w:szCs w:val="26"/>
               </w:rPr>
-              <w:t xml:space="preserve">Admin: quản lý đánh giá</w:t>
+              <w:t>Admin: quản lý đánh giá</w:t>
             </w:r>
           </w:p>
         </w:tc>
@@ -7313,6 +9819,13 @@
                 <w:szCs w:val="26"/>
               </w:rPr>
               <w:instrText xml:space="preserve"> PAGEREF _RefDM_H3_25 \h </w:instrText>
+            </w:r>
+            <w:r>
+              <w:rPr>
+                <w:noProof/>
+                <w:sz w:val="26"/>
+                <w:szCs w:val="26"/>
+              </w:rPr>
             </w:r>
             <w:r>
               <w:rPr>
@@ -7363,7 +9876,7 @@
                 <w:sz w:val="26"/>
                 <w:szCs w:val="26"/>
               </w:rPr>
-              <w:t xml:space="preserve">Hình 3.26</w:t>
+              <w:t>Hình 3.26</w:t>
             </w:r>
           </w:p>
         </w:tc>
@@ -7385,7 +9898,7 @@
                 <w:sz w:val="26"/>
                 <w:szCs w:val="26"/>
               </w:rPr>
-              <w:t xml:space="preserve">Admin: danh sách bài viết</w:t>
+              <w:t>Admin: danh sách bài viết</w:t>
             </w:r>
           </w:p>
         </w:tc>
@@ -7417,6 +9930,13 @@
                 <w:szCs w:val="26"/>
               </w:rPr>
               <w:instrText xml:space="preserve"> PAGEREF _RefDM_H3_26 \h </w:instrText>
+            </w:r>
+            <w:r>
+              <w:rPr>
+                <w:noProof/>
+                <w:sz w:val="26"/>
+                <w:szCs w:val="26"/>
+              </w:rPr>
             </w:r>
             <w:r>
               <w:rPr>
@@ -7467,7 +9987,7 @@
                 <w:sz w:val="26"/>
                 <w:szCs w:val="26"/>
               </w:rPr>
-              <w:t xml:space="preserve">Hình 3.27</w:t>
+              <w:t>Hình 3.27</w:t>
             </w:r>
           </w:p>
         </w:tc>
@@ -7489,7 +10009,7 @@
                 <w:sz w:val="26"/>
                 <w:szCs w:val="26"/>
               </w:rPr>
-              <w:t xml:space="preserve">Admin: biểu mẫu thêm bài viết</w:t>
+              <w:t>Admin: biểu mẫu thêm bài viết</w:t>
             </w:r>
           </w:p>
         </w:tc>
@@ -7521,6 +10041,13 @@
                 <w:szCs w:val="26"/>
               </w:rPr>
               <w:instrText xml:space="preserve"> PAGEREF _RefDM_H3_27 \h </w:instrText>
+            </w:r>
+            <w:r>
+              <w:rPr>
+                <w:noProof/>
+                <w:sz w:val="26"/>
+                <w:szCs w:val="26"/>
+              </w:rPr>
             </w:r>
             <w:r>
               <w:rPr>
@@ -7571,7 +10098,7 @@
                 <w:sz w:val="26"/>
                 <w:szCs w:val="26"/>
               </w:rPr>
-              <w:t xml:space="preserve">Bảng 3.2</w:t>
+              <w:t>Bảng 3.2</w:t>
             </w:r>
           </w:p>
         </w:tc>
@@ -7593,7 +10120,7 @@
                 <w:sz w:val="26"/>
                 <w:szCs w:val="26"/>
               </w:rPr>
-              <w:t xml:space="preserve">Danh sách test case các chức năng cốt lõi</w:t>
+              <w:t>Danh sách test case các chức năng cốt lõi</w:t>
             </w:r>
           </w:p>
         </w:tc>
@@ -7625,6 +10152,13 @@
                 <w:szCs w:val="26"/>
               </w:rPr>
               <w:instrText xml:space="preserve"> PAGEREF _RefDM_B3_2 \h </w:instrText>
+            </w:r>
+            <w:r>
+              <w:rPr>
+                <w:noProof/>
+                <w:sz w:val="26"/>
+                <w:szCs w:val="26"/>
+              </w:rPr>
             </w:r>
             <w:r>
               <w:rPr>
@@ -7675,7 +10209,7 @@
                 <w:sz w:val="26"/>
                 <w:szCs w:val="26"/>
               </w:rPr>
-              <w:t xml:space="preserve">Bảng 3.3</w:t>
+              <w:t>Bảng 3.3</w:t>
             </w:r>
           </w:p>
         </w:tc>
@@ -7697,7 +10231,7 @@
                 <w:sz w:val="26"/>
                 <w:szCs w:val="26"/>
               </w:rPr>
-              <w:t xml:space="preserve">Thống kê kết quả kiểm thử theo nhóm chức năng</w:t>
+              <w:t>Thống kê kết quả kiểm thử theo nhóm chức năng</w:t>
             </w:r>
           </w:p>
         </w:tc>
@@ -7729,6 +10263,13 @@
                 <w:szCs w:val="26"/>
               </w:rPr>
               <w:instrText xml:space="preserve"> PAGEREF _RefDM_B3_3 \h </w:instrText>
+            </w:r>
+            <w:r>
+              <w:rPr>
+                <w:noProof/>
+                <w:sz w:val="26"/>
+                <w:szCs w:val="26"/>
+              </w:rPr>
             </w:r>
             <w:r>
               <w:rPr>
@@ -7779,7 +10320,7 @@
                 <w:sz w:val="26"/>
                 <w:szCs w:val="26"/>
               </w:rPr>
-              <w:t xml:space="preserve">Bảng 3.4</w:t>
+              <w:t>Bảng 3.4</w:t>
             </w:r>
           </w:p>
         </w:tc>
@@ -7801,7 +10342,7 @@
                 <w:sz w:val="26"/>
                 <w:szCs w:val="26"/>
               </w:rPr>
-              <w:t xml:space="preserve">Đối chiếu kết quả với mục tiêu đề tài</w:t>
+              <w:t>Đối chiếu kết quả với mục tiêu đề tài</w:t>
             </w:r>
           </w:p>
         </w:tc>
@@ -7833,6 +10374,13 @@
                 <w:szCs w:val="26"/>
               </w:rPr>
               <w:instrText xml:space="preserve"> PAGEREF _RefDM_B3_4 \h </w:instrText>
+            </w:r>
+            <w:r>
+              <w:rPr>
+                <w:noProof/>
+                <w:sz w:val="26"/>
+                <w:szCs w:val="26"/>
+              </w:rPr>
             </w:r>
             <w:r>
               <w:rPr>
@@ -7875,15 +10423,25 @@
               <w:spacing w:before="50" w:after="50" w:line="288" w:lineRule="auto"/>
               <w:rPr>
                 <w:noProof/>
-              </w:rPr>
-            </w:pPr>
-            <w:r>
-              <w:rPr>
-                <w:noProof/>
-                <w:sz w:val="26"/>
-                <w:szCs w:val="26"/>
-              </w:rPr>
-              <w:t xml:space="preserve">Hình 3.29</w:t>
+                <w:lang w:val="en-US"/>
+              </w:rPr>
+            </w:pPr>
+            <w:r>
+              <w:rPr>
+                <w:noProof/>
+                <w:sz w:val="26"/>
+                <w:szCs w:val="26"/>
+              </w:rPr>
+              <w:t>Hình 3.2</w:t>
+            </w:r>
+            <w:r>
+              <w:rPr>
+                <w:noProof/>
+                <w:sz w:val="26"/>
+                <w:szCs w:val="26"/>
+                <w:lang w:val="en-US"/>
+              </w:rPr>
+              <w:t>8</w:t>
             </w:r>
           </w:p>
         </w:tc>
@@ -7905,7 +10463,7 @@
                 <w:sz w:val="26"/>
                 <w:szCs w:val="26"/>
               </w:rPr>
-              <w:t xml:space="preserve">Hàm isRoomAvailable trong bookingController.js</w:t>
+              <w:t>Hàm isRoomAvailable trong bookingController.js</w:t>
             </w:r>
           </w:p>
         </w:tc>
@@ -7937,6 +10495,13 @@
                 <w:szCs w:val="26"/>
               </w:rPr>
               <w:instrText xml:space="preserve"> PAGEREF _RefDM_H3_29 \h </w:instrText>
+            </w:r>
+            <w:r>
+              <w:rPr>
+                <w:noProof/>
+                <w:sz w:val="26"/>
+                <w:szCs w:val="26"/>
+              </w:rPr>
             </w:r>
             <w:r>
               <w:rPr>
@@ -7979,15 +10544,25 @@
               <w:spacing w:before="50" w:after="50" w:line="288" w:lineRule="auto"/>
               <w:rPr>
                 <w:noProof/>
-              </w:rPr>
-            </w:pPr>
-            <w:r>
-              <w:rPr>
-                <w:noProof/>
-                <w:sz w:val="26"/>
-                <w:szCs w:val="26"/>
-              </w:rPr>
-              <w:t xml:space="preserve">Hình 3.30</w:t>
+                <w:lang w:val="en-US"/>
+              </w:rPr>
+            </w:pPr>
+            <w:r>
+              <w:rPr>
+                <w:noProof/>
+                <w:sz w:val="26"/>
+                <w:szCs w:val="26"/>
+              </w:rPr>
+              <w:t>Hình 3.</w:t>
+            </w:r>
+            <w:r>
+              <w:rPr>
+                <w:noProof/>
+                <w:sz w:val="26"/>
+                <w:szCs w:val="26"/>
+                <w:lang w:val="en-US"/>
+              </w:rPr>
+              <w:t>29</w:t>
             </w:r>
           </w:p>
         </w:tc>
@@ -8009,7 +10584,7 @@
                 <w:sz w:val="26"/>
                 <w:szCs w:val="26"/>
               </w:rPr>
-              <w:t xml:space="preserve">Từ chối đặt phòng khi hết phòng trống (mã nguồn và log server)</w:t>
+              <w:t>Từ chối đặt phòng khi hết phòng trống (mã nguồn và log server)</w:t>
             </w:r>
           </w:p>
         </w:tc>
@@ -8041,6 +10616,13 @@
                 <w:szCs w:val="26"/>
               </w:rPr>
               <w:instrText xml:space="preserve"> PAGEREF _RefDM_H3_30 \h </w:instrText>
+            </w:r>
+            <w:r>
+              <w:rPr>
+                <w:noProof/>
+                <w:sz w:val="26"/>
+                <w:szCs w:val="26"/>
+              </w:rPr>
             </w:r>
             <w:r>
               <w:rPr>
@@ -8083,15 +10665,25 @@
               <w:spacing w:before="50" w:after="50" w:line="288" w:lineRule="auto"/>
               <w:rPr>
                 <w:noProof/>
-              </w:rPr>
-            </w:pPr>
-            <w:r>
-              <w:rPr>
-                <w:noProof/>
-                <w:sz w:val="26"/>
-                <w:szCs w:val="26"/>
-              </w:rPr>
-              <w:t xml:space="preserve">Hình 3.28</w:t>
+                <w:lang w:val="en-US"/>
+              </w:rPr>
+            </w:pPr>
+            <w:r>
+              <w:rPr>
+                <w:noProof/>
+                <w:sz w:val="26"/>
+                <w:szCs w:val="26"/>
+              </w:rPr>
+              <w:t>Hình 3.</w:t>
+            </w:r>
+            <w:r>
+              <w:rPr>
+                <w:noProof/>
+                <w:sz w:val="26"/>
+                <w:szCs w:val="26"/>
+                <w:lang w:val="en-US"/>
+              </w:rPr>
+              <w:t>30</w:t>
             </w:r>
           </w:p>
         </w:tc>
@@ -8113,7 +10705,7 @@
                 <w:sz w:val="26"/>
                 <w:szCs w:val="26"/>
               </w:rPr>
-              <w:t xml:space="preserve">Kho mã nguồn (repository) của đồ án trên GitHub</w:t>
+              <w:t>Kho mã nguồn (repository) của đồ án trên GitHub</w:t>
             </w:r>
           </w:p>
         </w:tc>
@@ -8152,6 +10744,13 @@
                 <w:sz w:val="26"/>
                 <w:szCs w:val="26"/>
               </w:rPr>
+            </w:r>
+            <w:r>
+              <w:rPr>
+                <w:noProof/>
+                <w:sz w:val="26"/>
+                <w:szCs w:val="26"/>
+              </w:rPr>
               <w:fldChar w:fldCharType="separate"/>
             </w:r>
             <w:r>
@@ -8176,7 +10775,7 @@
     </w:tbl>
     <w:p>
       <w:pPr>
-        <w:spacing w:before="0" w:after="0" w:line="20" w:lineRule="exact"/>
+        <w:spacing w:line="20" w:lineRule="exact"/>
         <w:rPr>
           <w:sz w:val="2"/>
           <w:szCs w:val="2"/>
@@ -8218,7 +10817,7 @@
         <w:jc w:val="both"/>
       </w:pPr>
       <w:r>
-        <w:t xml:space="preserve">Ngày nay, người đi du lịch hay công tác thường tìm phòng nghỉ ngay trên điện thoại hoặc máy tính: xem vị trí, so sánh giá, xem hình ảnh rồi đặt chỗ chỉ sau vài thao tác. Ở chiều ngược lại, không ít cơ sở lưu trú vẫn ghi nhận đơn đặt phòng và theo dõi tình trạng phòng bằng sổ sách, bảng tính hoặc tin nhắn. Cách làm này dễ nhầm lẫn, chậm cập nhật khi có nhiều chi nhánh, khó thống kê doanh thu và không tiếp nhận được khách đặt phòng ngoài giờ làm việc.</w:t>
+        <w:t>Ngày nay, người đi du lịch hay công tác thường tìm phòng nghỉ ngay trên điện thoại hoặc máy tính: xem vị trí, so sánh giá, xem hình ảnh rồi đặt chỗ chỉ sau vài thao tác. Ở chiều ngược lại, không ít cơ sở lưu trú vẫn ghi nhận đơn đặt phòng và theo dõi tình trạng phòng bằng sổ sách, bảng tính hoặc tin nhắn. Cách làm này dễ nhầm lẫn, chậm cập nhật khi có nhiều chi nhánh, khó thống kê doanh thu và không tiếp nhận được khách đặt phòng ngoài giờ làm việc.</w:t>
       </w:r>
     </w:p>
     <w:p>
@@ -8228,7 +10827,7 @@
         <w:jc w:val="both"/>
       </w:pPr>
       <w:r>
-        <w:t xml:space="preserve">Từ nhu cầu đó, đề tài “Website quản lý và đặt phòng khách sạn” xây dựng một nền tảng đặt phòng trực tuyến cho hệ thống nhiều chi nhánh. Hệ thống phục vụ ba nhóm người dùng: khách hàng tìm phòng, đặt phòng, đặt cọc và theo dõi đơn của mình; nhân viên duyệt cọc, xác nhận hoặc từ chối đơn và làm thủ tục nhận, trả phòng; quản trị viên quản lý tập trung chi nhánh, phòng, người dùng và theo dõi số liệu tổng quan.</w:t>
+        <w:t>Từ nhu cầu đó, đề tài “Website quản lý và đặt phòng khách sạn” xây dựng một nền tảng đặt phòng trực tuyến cho hệ thống nhiều chi nhánh. Hệ thống phục vụ ba nhóm người dùng: khách hàng tìm phòng, đặt phòng, đặt cọc và theo dõi đơn của mình; nhân viên duyệt cọc, xác nhận hoặc từ chối đơn và làm thủ tục nhận, trả phòng; quản trị viên quản lý tập trung chi nhánh, phòng, người dùng và theo dõi số liệu tổng quan.</w:t>
       </w:r>
     </w:p>
     <w:p>
@@ -8238,7 +10837,7 @@
         <w:jc w:val="both"/>
       </w:pPr>
       <w:r>
-        <w:t xml:space="preserve">Đồ án đặt mục tiêu hoàn thiện một sản phẩm chạy được ở quy mô học kỳ, ưu tiên các chức năng cốt lõi: đăng ký, đăng nhập và phân quyền theo vai trò; tìm kiếm, lọc và xem thông tin phòng; kiểm tra phòng trống và đặt phòng; xử lý đơn đặt phòng; quản trị dữ liệu. Những phần nằm ngoài phạm vi, như cổng thanh toán thật hay gửi thông báo tự động, chỉ được mô phỏng hoặc đưa vào hướng phát triển.</w:t>
+        <w:t>Đồ án đặt mục tiêu hoàn thiện một sản phẩm chạy được ở quy mô học kỳ, ưu tiên các chức năng cốt lõi: đăng ký, đăng nhập và phân quyền theo vai trò; tìm kiếm, lọc và xem thông tin phòng; kiểm tra phòng trống và đặt phòng; xử lý đơn đặt phòng; quản trị dữ liệu. Những phần nằm ngoài phạm vi, như cổng thanh toán thật hay gửi thông báo tự động, chỉ được mô phỏng hoặc đưa vào hướng phát triển.</w:t>
       </w:r>
     </w:p>
     <w:p>
@@ -8248,7 +10847,7 @@
         <w:jc w:val="both"/>
       </w:pPr>
       <w:r>
-        <w:t xml:space="preserve">Về cách thực hiện, đồ án đi từ việc làm rõ bài toán và yêu cầu, sang thiết kế hệ thống (use case, kiến trúc, cơ sở dữ liệu, giao diện, API), sau đó lập trình bằng Node.js/Express, MongoDB và React, và cuối cùng kiểm thử thủ công trên dữ liệu mẫu để đối chiếu kết quả với các mục tiêu đã đề ra.</w:t>
+        <w:t>Về cách thực hiện, đồ án đi từ việc làm rõ bài toán và yêu cầu, sang thiết kế hệ thống (use case, kiến trúc, cơ sở dữ liệu, giao diện, API), sau đó lập trình bằng Node.js/Express, MongoDB và React, và cuối cùng kiểm thử thủ công trên dữ liệu mẫu để đối chiếu kết quả với các mục tiêu đã đề ra.</w:t>
       </w:r>
     </w:p>
     <w:p>
@@ -8258,7 +10857,7 @@
         <w:jc w:val="both"/>
       </w:pPr>
       <w:r>
-        <w:t xml:space="preserve">Nội dung báo cáo được trình bày theo mạch từ vấn đề đến sản phẩm: trước hết là bài toán, mục tiêu, phạm vi và cơ sở thực hiện; tiếp đến là phân tích yêu cầu và thiết kế giải pháp; sau cùng là quá trình xây dựng, kết quả kiểm thử và đánh giá, rồi tổng kết bằng phần kết luận và hướng phát triển.</w:t>
+        <w:t>Nội dung báo cáo được trình bày theo mạch từ vấn đề đến sản phẩm: trước hết là bài toán, mục tiêu, phạm vi và cơ sở thực hiện; tiếp đến là phân tích yêu cầu và thiết kế giải pháp; sau cùng là quá trình xây dựng, kết quả kiểm thử và đánh giá, rồi tổng kết bằng phần kết luận và hướng phát triển.</w:t>
       </w:r>
     </w:p>
     <w:p>
@@ -8310,7 +10909,7 @@
         <w:jc w:val="both"/>
       </w:pPr>
       <w:r>
-        <w:t xml:space="preserve">Bên cạnh đó, khách hàng ngày càng chủ động tìm hiểu thông tin phòng, giá cả, hình ảnh của nhiều khách sạn khác nhau và tự thực hiện đặt phòng thay vì liên hệ trực tiếp. Điều này đặt ra yêu cầu cần có một hệ thống website đóng vai trò nền tảng trung gian, cho phép khách hàng tra cứu, so sánh và đặt phòng tại nhiều khách sạn khác nhau một cách thuận tiện, đồng thời hỗ trợ đội ngũ nhân viên và quản trị viên quản lý dữ liệu khách sạn, phòng và đơn đặt phòng một cách tập trung, chính xác.</w:t>
+        <w:t>Bên cạnh đó, khách hàng ngày càng chủ động tìm hiểu thông tin phòng, giá cả, hình ảnh của nhiều khách sạn khác nhau và tự thực hiện đặt phòng thay vì liên hệ trực tiếp. Điều này đặt ra yêu cầu cần có một hệ thống website đóng vai trò nền tảng trung gian, cho phép khách hàng tra cứu, so sánh và đặt phòng tại nhiều khách sạn khác nhau một cách thuận tiện, đồng thời hỗ trợ đội ngũ nhân viên và quản trị viên quản lý dữ liệu khách sạn, phòng và đơn đặt phòng một cách tập trung, chính xác.</w:t>
       </w:r>
     </w:p>
     <w:p>
@@ -8320,7 +10919,7 @@
         <w:jc w:val="both"/>
       </w:pPr>
       <w:r>
-        <w:t xml:space="preserve">Xuất phát từ thực tế trên, đề tài “Website quản lý và đặt phòng khách sạn” được lựa chọn nhằm xây dựng một giải pháp phần mềm dạng nền tảng đặt phòng trực tuyến, cho phép quản trị viên quản lý danh sách nhiều khách sạn và phòng, khách hàng tìm kiếm - đặt phòng, còn nhân viên tiếp nhận và xử lý các đơn đặt phòng đó (xác nhận đơn, check-in/check-out). Sản phẩm của đề tài mang lại giá trị thiết thực cho ba nhóm đối tượng: khách hàng có thể chủ động tìm kiếm và đặt phòng tại nhiều khách sạn mọi lúc; nhân viên có công cụ hỗ trợ xử lý đơn đặt phòng và check-in/out nhanh chóng; quản trị viên có thể quản lý dữ liệu khách sạn, phòng, người dùng một cách tập trung.</w:t>
+        <w:t>Xuất phát từ thực tế trên, đề tài “Website quản lý và đặt phòng khách sạn” được lựa chọn nhằm xây dựng một giải pháp phần mềm dạng nền tảng đặt phòng trực tuyến, cho phép quản trị viên quản lý danh sách nhiều khách sạn và phòng, khách hàng tìm kiếm - đặt phòng, còn nhân viên tiếp nhận và xử lý các đơn đặt phòng đó (xác nhận đơn, check-in/check-out). Sản phẩm của đề tài mang lại giá trị thiết thực cho ba nhóm đối tượng: khách hàng có thể chủ động tìm kiếm và đặt phòng tại nhiều khách sạn mọi lúc; nhân viên có công cụ hỗ trợ xử lý đơn đặt phòng và check-in/out nhanh chóng; quản trị viên có thể quản lý dữ liệu khách sạn, phòng, người dùng một cách tập trung.</w:t>
       </w:r>
     </w:p>
     <w:p>
@@ -8357,7 +10956,7 @@
         <w:jc w:val="both"/>
       </w:pPr>
       <w:r>
-        <w:t xml:space="preserve">Đề tài hướng đến xây dựng một website hoàn chỉnh đóng vai trò nền tảng tìm kiếm và đặt phòng cho nhiều khách sạn, với các mục tiêu cụ thể như sau:</w:t>
+        <w:t>Đề tài hướng đến xây dựng một website hoàn chỉnh đóng vai trò nền tảng tìm kiếm và đặt phòng cho nhiều khách sạn, với các mục tiêu cụ thể như sau:</w:t>
       </w:r>
     </w:p>
     <w:p>
@@ -8367,7 +10966,7 @@
         <w:jc w:val="both"/>
       </w:pPr>
       <w:r>
-        <w:t xml:space="preserve">- Xây dựng website giới thiệu thông tin khách sạn, loại phòng, phòng và các dịch vụ đi kèm.</w:t>
+        <w:t>- Xây dựng website giới thiệu thông tin khách sạn, loại phòng, phòng và các dịch vụ đi kèm.</w:t>
       </w:r>
     </w:p>
     <w:p>
@@ -8417,7 +11016,7 @@
         <w:jc w:val="both"/>
       </w:pPr>
       <w:r>
-        <w:t xml:space="preserve">- Xây dựng các chức năng quản trị và tác nghiệp: quản lý phòng, loại phòng, khách hàng, đơn đặt phòng (xác nhận, check-in/check-out) và thống kê.</w:t>
+        <w:t>- Xây dựng các chức năng quản trị và tác nghiệp: quản lý phòng, loại phòng, khách hàng, đơn đặt phòng (xác nhận, check-in/check-out) và thống kê.</w:t>
       </w:r>
     </w:p>
     <w:p>
@@ -8491,7 +11090,7 @@
         <w:jc w:val="both"/>
       </w:pPr>
       <w:r>
-        <w:t xml:space="preserve">- Nhân viên: tiếp nhận, xác nhận hoặc từ chối đơn đặt phòng; thực hiện check-in/check-out cho khách hàng.</w:t>
+        <w:t>- Nhân viên: tiếp nhận, xác nhận hoặc từ chối đơn đặt phòng; thực hiện check-in/check-out cho khách hàng.</w:t>
       </w:r>
     </w:p>
     <w:p>
@@ -8524,8 +11123,10 @@
       </w:pPr>
       <w:r>
         <w:t xml:space="preserve">Đề tài tập trung xây dựng website dạng nền tảng cho phép quản lý và giới thiệu nhiều khách sạn (không giới hạn ở một khách sạn duy nhất), hỗ trợ đầy đủ </w:t>
+      </w:r>
+      <w:r>
         <w:lastRenderedPageBreak/>
-        <w:t xml:space="preserve">quy trình từ tìm kiếm, đặt phòng, xác nhận đơn đến check-in/check-out, cùng các chức năng quản trị danh mục khách sạn, phòng và người dùng.</w:t>
+        <w:t>quy trình từ tìm kiếm, đặt phòng, xác nhận đơn đến check-in/check-out, cùng các chức năng quản trị danh mục khách sạn, phòng và người dùng.</w:t>
       </w:r>
     </w:p>
     <w:p>
@@ -8547,7 +11148,7 @@
         <w:jc w:val="both"/>
       </w:pPr>
       <w:r>
-        <w:t xml:space="preserve">Do được thực hiện trong khuôn khổ đồ án học kỳ với thời gian và nguồn lực có hạn, hệ thống tập trung hoàn thiện chắc chắn các chức năng cốt lõi nêu trên. Một số chức năng mở rộng như thanh toán trực tuyến qua cổng thanh toán thật, gửi email/SMS thông báo tự động, hoặc tích hợp bản đồ, có thể được mô phỏng ở mức cơ bản hoặc chưa được triển khai đầy đủ trong phạm vi đồ án, và được đề xuất là hướng phát triển trong tương lai.</w:t>
+        <w:t>Do được thực hiện trong khuôn khổ đồ án học kỳ với thời gian và nguồn lực có hạn, hệ thống tập trung hoàn thiện chắc chắn các chức năng cốt lõi nêu trên. Một số chức năng mở rộng như thanh toán trực tuyến qua cổng thanh toán thật, gửi email/SMS thông báo tự động, hoặc tích hợp bản đồ, có thể được mô phỏng ở mức cơ bản hoặc chưa được triển khai đầy đủ trong phạm vi đồ án, và được đề xuất là hướng phát triển trong tương lai.</w:t>
       </w:r>
     </w:p>
     <w:p>
@@ -8591,7 +11192,7 @@
         <w:jc w:val="both"/>
       </w:pPr>
       <w:r>
-        <w:t xml:space="preserve">- Thông tin khách hàng: họ tên, số điện thoại, email, địa chỉ (nếu cần).</w:t>
+        <w:t>- Thông tin khách hàng: họ tên, số điện thoại, email, địa chỉ (nếu cần).</w:t>
       </w:r>
     </w:p>
     <w:p>
@@ -8746,7 +11347,7 @@
         <w:jc w:val="both"/>
       </w:pPr>
       <w:r>
-        <w:t xml:space="preserve">Những ràng buộc trên là cơ sở quan trọng để thiết kế logic nghiệp vụ và xây dựng các bước kiểm thử ở Chương 3.</w:t>
+        <w:t>Những ràng buộc trên là cơ sở quan trọng để thiết kế logic nghiệp vụ và xây dựng các bước kiểm thử ở Chương 3.</w:t>
       </w:r>
     </w:p>
     <w:p>
@@ -8780,7 +11381,7 @@
         <w:jc w:val="both"/>
       </w:pPr>
       <w:r>
-        <w:t xml:space="preserve">Hệ thống được xây dựng theo mô hình ba lớp phổ biến trong phát triển ứng dụng web hiện đại: Frontend – Backend – Cơ sở dữ liệu (Client – Server – Database). Theo mô hình này, tầng Frontend chịu trách nhiệm hiển thị giao diện và tương tác với người dùng; tầng Backend xử lý logic nghiệp vụ, xác thực và cung cấp API; tầng cơ sở dữ liệu lưu trữ và quản lý toàn bộ dữ liệu của hệ thống. Việc phân tách rõ ràng giữa các tầng giúp hệ thống dễ bảo trì, mở rộng và kiểm thử độc lập.</w:t>
+        <w:t>Hệ thống được xây dựng theo mô hình ba lớp phổ biến trong phát triển ứng dụng web hiện đại: Frontend – Backend – Cơ sở dữ liệu (Client – Server – Database). Theo mô hình này, tầng Frontend chịu trách nhiệm hiển thị giao diện và tương tác với người dùng; tầng Backend xử lý logic nghiệp vụ, xác thực và cung cấp API; tầng cơ sở dữ liệu lưu trữ và quản lý toàn bộ dữ liệu của hệ thống. Việc phân tách rõ ràng giữa các tầng giúp hệ thống dễ bảo trì, mở rộng và kiểm thử độc lập.</w:t>
       </w:r>
     </w:p>
     <w:p>
@@ -8791,7 +11392,7 @@
       </w:pPr>
       <w:bookmarkStart w:id="14" w:name="_Toc9000015"/>
       <w:r>
-        <w:t xml:space="preserve">1.5.2. Công nghệ xây dựng Frontend</w:t>
+        <w:t>1.5.2. Công nghệ xây dựng Frontend</w:t>
       </w:r>
       <w:bookmarkEnd w:id="14"/>
     </w:p>
@@ -8802,7 +11403,7 @@
         <w:jc w:val="both"/>
       </w:pPr>
       <w:r>
-        <w:t xml:space="preserve">Giao diện người dùng được xây dựng bằng HTML, CSS và JavaScript, trong đó sản phẩm sử dụng thư viện React để xây dựng giao diện theo từng thành phần, Vite làm công cụ đóng gói và máy chủ phát triển, Tailwind CSS để dàn trang đáp ứng tốt trên nhiều kích thước màn hình (responsive). Các trang giao diện được tổ chức thành các thành phần dùng chung (header, footer, danh sách phòng, form đặt phòng...) để thuận tiện cho việc tái sử dụng và bảo trì. [6], [7], [9].</w:t>
+        <w:t>Giao diện người dùng được xây dựng bằng HTML, CSS và JavaScript, trong đó sản phẩm sử dụng thư viện React để xây dựng giao diện theo từng thành phần, Vite làm công cụ đóng gói và máy chủ phát triển, Tailwind CSS để dàn trang đáp ứng tốt trên nhiều kích thước màn hình (responsive). Các trang giao diện được tổ chức thành các thành phần dùng chung (header, footer, danh sách phòng, form đặt phòng...) để thuận tiện cho việc tái sử dụng và bảo trì. [6], [7], [9].</w:t>
       </w:r>
     </w:p>
     <w:p>
@@ -8814,7 +11415,7 @@
       <w:bookmarkStart w:id="15" w:name="_Toc9000016"/>
       <w:r>
         <w:lastRenderedPageBreak/>
-        <w:t xml:space="preserve">1.5.3. Công nghệ xây dựng Backend</w:t>
+        <w:t>1.5.3. Công nghệ xây dựng Backend</w:t>
       </w:r>
       <w:bookmarkEnd w:id="15"/>
     </w:p>
@@ -8825,7 +11426,7 @@
         <w:jc w:val="both"/>
       </w:pPr>
       <w:r>
-        <w:t xml:space="preserve">Phần Backend được xây dựng trên nền tảng Node.js kết hợp framework Express.js để xây dựng các API RESTful, xử lý các yêu cầu từ phía client, thực hiện xác thực, kiểm tra dữ liệu và giao tiếp với cơ sở dữ liệu. Việc sử dụng kiến trúc RESTful giúp tách biệt rõ ràng giữa giao diện và logic xử lý, đồng thời thuận tiện cho việc mở rộng thành ứng dụng di động trong tương lai nếu cần. [1].</w:t>
+        <w:t>Phần Backend được xây dựng trên nền tảng Node.js kết hợp framework Express.js để xây dựng các API RESTful, xử lý các yêu cầu từ phía client, thực hiện xác thực, kiểm tra dữ liệu và giao tiếp với cơ sở dữ liệu. Việc sử dụng kiến trúc RESTful giúp tách biệt rõ ràng giữa giao diện và logic xử lý, đồng thời thuận tiện cho việc mở rộng thành ứng dụng di động trong tương lai nếu cần. [1].</w:t>
       </w:r>
     </w:p>
     <w:p>
@@ -8847,7 +11448,7 @@
         <w:jc w:val="both"/>
       </w:pPr>
       <w:r>
-        <w:t xml:space="preserve">Hệ thống sử dụng MongoDB – một hệ quản trị cơ sở dữ liệu NoSQL hướng tài liệu, kết hợp với thư viện Mongoose để định nghĩa schema, thực hiện các thao tác truy vấn và đảm bảo tính nhất quán của dữ liệu. MongoDB phù hợp với các ứng dụng có cấu trúc dữ liệu linh hoạt như thông tin phòng, dịch vụ đi kèm và đơn đặt phòng. [2], [3].</w:t>
+        <w:t>Hệ thống sử dụng MongoDB – một hệ quản trị cơ sở dữ liệu NoSQL hướng tài liệu, kết hợp với thư viện Mongoose để định nghĩa schema, thực hiện các thao tác truy vấn và đảm bảo tính nhất quán của dữ liệu. MongoDB phù hợp với các ứng dụng có cấu trúc dữ liệu linh hoạt như thông tin phòng, dịch vụ đi kèm và đơn đặt phòng. [2], [3].</w:t>
       </w:r>
     </w:p>
     <w:p>
@@ -8869,7 +11470,7 @@
         <w:jc w:val="both"/>
       </w:pPr>
       <w:r>
-        <w:t xml:space="preserve">Cơ chế xác thực người dùng được thực hiện thông qua JSON Web Token (JWT). Sau khi đăng nhập thành công, hệ thống cấp cho người dùng một token chứa thông tin định danh và vai trò, được sử dụng để xác thực cho các yêu cầu tiếp theo, đồng thời làm căn cứ để phân quyền truy cập giữa ba nhóm đối tượng: khách hàng, nhân viên và quản trị viên. [4].</w:t>
+        <w:t>Cơ chế xác thực người dùng được thực hiện thông qua JSON Web Token (JWT). Sau khi đăng nhập thành công, hệ thống cấp cho người dùng một token chứa thông tin định danh và vai trò, được sử dụng để xác thực cho các yêu cầu tiếp theo, đồng thời làm căn cứ để phân quyền truy cập giữa ba nhóm đối tượng: khách hàng, nhân viên và quản trị viên. [4].</w:t>
       </w:r>
     </w:p>
     <w:p>
@@ -8891,7 +11492,7 @@
         <w:jc w:val="both"/>
       </w:pPr>
       <w:r>
-        <w:t xml:space="preserve">- Visual Studio Code: công cụ soạn thảo mã nguồn chính.</w:t>
+        <w:t>- Visual Studio Code: công cụ soạn thảo mã nguồn chính.</w:t>
       </w:r>
     </w:p>
     <w:p>
@@ -8901,7 +11502,7 @@
         <w:jc w:val="both"/>
       </w:pPr>
       <w:r>
-        <w:t xml:space="preserve">- Git và GitHub: quản lý phiên bản mã nguồn và lưu trữ minh chứng quá trình thực hiện đồ án.</w:t>
+        <w:t>- Git và GitHub: quản lý phiên bản mã nguồn và lưu trữ minh chứng quá trình thực hiện đồ án.</w:t>
       </w:r>
     </w:p>
     <w:p>
@@ -8911,7 +11512,7 @@
         <w:jc w:val="both"/>
       </w:pPr>
       <w:r>
-        <w:t xml:space="preserve">- Postman: kiểm thử các API trong quá trình phát triển Backend.</w:t>
+        <w:t>- Postman: kiểm thử các API trong quá trình phát triển Backend.</w:t>
       </w:r>
     </w:p>
     <w:p>
@@ -8921,7 +11522,7 @@
         <w:jc w:val="both"/>
       </w:pPr>
       <w:r>
-        <w:t xml:space="preserve">- Trình duyệt web (Google Chrome) và công cụ DevTools để kiểm tra giao diện và gỡ lỗi.</w:t>
+        <w:t>- Trình duyệt web (Google Chrome) và công cụ DevTools để kiểm tra giao diện và gỡ lỗi.</w:t>
       </w:r>
     </w:p>
     <w:p>
@@ -8931,7 +11532,7 @@
         <w:jc w:val="both"/>
       </w:pPr>
       <w:r>
-        <w:t xml:space="preserve">- Công cụ vẽ sơ đồ (draw.io/StarUML) phục vụ thiết kế Use Case, sơ đồ luồng xử lý và mô hình dữ liệu ở Chương 2.</w:t>
+        <w:t>- Công cụ vẽ sơ đồ (draw.io/StarUML) phục vụ thiết kế Use Case, sơ đồ luồng xử lý và mô hình dữ liệu ở Chương 2.</w:t>
       </w:r>
     </w:p>
     <w:p>
@@ -8941,7 +11542,7 @@
         <w:jc w:val="both"/>
       </w:pPr>
       <w:r>
-        <w:t xml:space="preserve">Các công nghệ, framework và kiến thức nêu trên được tham khảo từ tài liệu chính thức của từng công nghệ (Node.js, Express.js, MongoDB, JWT) và được trích dẫn đầy đủ tại phần Tài liệu tham khảo của báo cáo.</w:t>
+        <w:t>Các công nghệ, framework và kiến thức nêu trên được tham khảo từ tài liệu chính thức của từng công nghệ (Node.js, Express.js, MongoDB, JWT) và được trích dẫn đầy đủ tại phần Tài liệu tham khảo của báo cáo.</w:t>
       </w:r>
     </w:p>
     <w:p>
@@ -9077,7 +11678,7 @@
         <w:jc w:val="both"/>
       </w:pPr>
       <w:r>
-        <w:t xml:space="preserve">- Thực hiện check-in khi khách đến nhận phòng và check-out khi khách trả phòng, cập nhật trạng thái đơn tương ứng.</w:t>
+        <w:t>- Thực hiện check-in khi khách đến nhận phòng và check-out khi khách trả phòng, cập nhật trạng thái đơn tương ứng.</w:t>
       </w:r>
     </w:p>
     <w:p>
@@ -9181,7 +11782,7 @@
         <w:jc w:val="both"/>
       </w:pPr>
       <w:r>
-        <w:t xml:space="preserve">- Bảo mật thông tin tài khoản (mã hóa mật khẩu, xác thực bằng token).</w:t>
+        <w:t>- Bảo mật thông tin tài khoản (mã hóa mật khẩu, xác thực bằng token).</w:t>
       </w:r>
     </w:p>
     <w:p>
@@ -9223,7 +11824,7 @@
       </w:pPr>
       <w:bookmarkStart w:id="25" w:name="_Toc9000026"/>
       <w:r>
-        <w:t xml:space="preserve">2.2. Use case và luồng xử lý chính</w:t>
+        <w:t>2.2. Use case và luồng xử lý chính</w:t>
       </w:r>
       <w:bookmarkEnd w:id="25"/>
     </w:p>
@@ -9234,7 +11835,7 @@
         <w:jc w:val="both"/>
       </w:pPr>
       <w:r>
-        <w:t xml:space="preserve">Hệ thống gồm ba tác nhân chính: Khách hàng, Nhân viên và Quản trị viên. Hình 2.1 thể hiện các mục tiêu nghiệp vụ tiêu biểu theo từng vai trò. Các tác vụ yêu cầu quyền truy cập được kiểm tra đăng nhập và phân quyền như một tiền điều kiện, không biểu diễn bằng quan hệ «include» tới use case Đăng nhập.</w:t>
+        <w:t>Hệ thống gồm ba tác nhân chính: Khách hàng, Nhân viên và Quản trị viên. Hình 2.1 thể hiện các mục tiêu nghiệp vụ tiêu biểu theo từng vai trò. Các tác vụ yêu cầu quyền truy cập được kiểm tra đăng nhập và phân quyền như một tiền điều kiện, không biểu diễn bằng quan hệ «include» tới use case Đăng nhập.</w:t>
       </w:r>
     </w:p>
     <w:p>
@@ -9295,7 +11896,7 @@
         <w:spacing w:after="250"/>
         <w:jc w:val="center"/>
       </w:pPr>
-      <w:bookmarkStart w:id="59" w:name="_RefDM_H2_1"/>
+      <w:bookmarkStart w:id="26" w:name="_RefDM_H2_1"/>
       <w:r>
         <w:rPr>
           <w:b/>
@@ -9305,9 +11906,9 @@
           <w:sz w:val="24"/>
           <w:szCs w:val="24"/>
         </w:rPr>
-        <w:t xml:space="preserve">Hình 2.1. Sơ đồ Use case tổng quát của hệ thống</w:t>
-      </w:r>
-      <w:bookmarkEnd w:id="59"/>
+        <w:t>Hình 2.1. Sơ đồ Use case tổng quát của hệ thống</w:t>
+      </w:r>
+      <w:bookmarkEnd w:id="26"/>
     </w:p>
     <w:p>
       <w:pPr>
@@ -9315,11 +11916,11 @@
         <w:keepNext/>
         <w:spacing w:before="200" w:after="100"/>
       </w:pPr>
-      <w:bookmarkStart w:id="26" w:name="_Toc9000027"/>
-      <w:r>
-        <w:t xml:space="preserve">2.2.1. Danh sách các Use Case cốt lõi</w:t>
-      </w:r>
-      <w:bookmarkEnd w:id="26"/>
+      <w:bookmarkStart w:id="27" w:name="_Toc9000027"/>
+      <w:r>
+        <w:t>2.2.1. Danh sách các Use Case cốt lõi</w:t>
+      </w:r>
+      <w:bookmarkEnd w:id="27"/>
     </w:p>
     <w:p>
       <w:pPr>
@@ -9399,7 +12000,7 @@
         <w:jc w:val="both"/>
       </w:pPr>
       <w:r>
-        <w:t xml:space="preserve">- Xử lý đơn đặt phòng (Nhân viên): xem, lọc đơn; duyệt cọc, xác nhận đơn; check-in, check-out; xem tổng quan tác nghiệp.</w:t>
+        <w:t>- Xử lý đơn đặt phòng (Nhân viên): xem, lọc đơn; duyệt cọc, xác nhận đơn; check-in, check-out; xem tổng quan tác nghiệp.</w:t>
       </w:r>
     </w:p>
     <w:p>
@@ -9409,7 +12010,7 @@
         <w:jc w:val="both"/>
       </w:pPr>
       <w:r>
-        <w:t xml:space="preserve">Chi tiết từng use case được đặc tả cụ thể trong các Hình 2.2 đến 2.8 dưới đây.</w:t>
+        <w:t>Chi tiết từng use case được đặc tả cụ thể trong các Hình 2.2 đến 2.8 dưới đây.</w:t>
       </w:r>
     </w:p>
     <w:p>
@@ -9418,11 +12019,11 @@
         <w:keepNext/>
         <w:spacing w:before="200" w:after="100"/>
       </w:pPr>
-      <w:bookmarkStart w:id="27" w:name="_Toc9000028"/>
-      <w:r>
-        <w:t xml:space="preserve">2.2.2. Đặc tả chi tiết các Use Case</w:t>
-      </w:r>
-      <w:bookmarkEnd w:id="27"/>
+      <w:bookmarkStart w:id="28" w:name="_Toc9000028"/>
+      <w:r>
+        <w:t>2.2.2. Đặc tả chi tiết các Use Case</w:t>
+      </w:r>
+      <w:bookmarkEnd w:id="28"/>
     </w:p>
     <w:p>
       <w:pPr>
@@ -9446,7 +12047,7 @@
         <w:jc w:val="both"/>
       </w:pPr>
       <w:r>
-        <w:t xml:space="preserve">Quản trị viên có thể xem danh sách, thêm, sửa và xóa người dùng. Tiền điều kiện: đã đăng nhập bằng tài khoản có quyền quản trị. Mỗi mục tiêu quản lý được biểu diễn bằng một use case riêng; việc tải lại danh sách sau thao tác thuộc luồng xử lý, không phải quan hệ «include».</w:t>
+        <w:t>Quản trị viên có thể xem danh sách, thêm, sửa và xóa người dùng. Tiền điều kiện: đã đăng nhập bằng tài khoản có quyền quản trị. Mỗi mục tiêu quản lý được biểu diễn bằng một use case riêng; việc tải lại danh sách sau thao tác thuộc luồng xử lý, không phải quan hệ «include».</w:t>
       </w:r>
     </w:p>
     <w:p>
@@ -9511,7 +12112,7 @@
         <w:spacing w:after="250"/>
         <w:jc w:val="center"/>
       </w:pPr>
-      <w:bookmarkStart w:id="60" w:name="_RefDM_H2_2"/>
+      <w:bookmarkStart w:id="29" w:name="_RefDM_H2_2"/>
       <w:r>
         <w:rPr>
           <w:b/>
@@ -9523,7 +12124,7 @@
         </w:rPr>
         <w:t>Hình 2.2. Use case Quản lý người dùng</w:t>
       </w:r>
-      <w:bookmarkEnd w:id="60"/>
+      <w:bookmarkEnd w:id="29"/>
     </w:p>
     <w:p>
       <w:pPr>
@@ -9609,7 +12210,7 @@
         <w:spacing w:after="250"/>
         <w:jc w:val="center"/>
       </w:pPr>
-      <w:bookmarkStart w:id="61" w:name="_RefDM_H2_3"/>
+      <w:bookmarkStart w:id="30" w:name="_RefDM_H2_3"/>
       <w:r>
         <w:rPr>
           <w:b/>
@@ -9619,9 +12220,9 @@
           <w:sz w:val="24"/>
           <w:szCs w:val="24"/>
         </w:rPr>
-        <w:t xml:space="preserve">Hình 2.3. Use case Quản lý khách sạn</w:t>
-      </w:r>
-      <w:bookmarkEnd w:id="61"/>
+        <w:t>Hình 2.3. Use case Quản lý khách sạn</w:t>
+      </w:r>
+      <w:bookmarkEnd w:id="30"/>
     </w:p>
     <w:p>
       <w:pPr>
@@ -9707,7 +12308,7 @@
         <w:spacing w:after="250"/>
         <w:jc w:val="center"/>
       </w:pPr>
-      <w:bookmarkStart w:id="62" w:name="_RefDM_H2_4"/>
+      <w:bookmarkStart w:id="31" w:name="_RefDM_H2_4"/>
       <w:r>
         <w:rPr>
           <w:b/>
@@ -9717,9 +12318,9 @@
           <w:sz w:val="24"/>
           <w:szCs w:val="24"/>
         </w:rPr>
-        <w:t xml:space="preserve">Hình 2.4. Use case Quản lý phòng</w:t>
-      </w:r>
-      <w:bookmarkEnd w:id="62"/>
+        <w:t>Hình 2.4. Use case Quản lý phòng</w:t>
+      </w:r>
+      <w:bookmarkEnd w:id="31"/>
     </w:p>
     <w:p>
       <w:pPr>
@@ -9743,7 +12344,7 @@
         <w:jc w:val="both"/>
       </w:pPr>
       <w:r>
-        <w:t xml:space="preserve">Khách hàng có thể tìm kiếm khách sạn, lọc kết quả và xem thông tin chi tiết khách sạn. Tiêu chí điểm đến, ngày nhận/trả phòng, số khách, giá và hạng sao là dữ liệu đầu vào hoặc bộ lọc của các chức năng này, không phải các use case độc lập.</w:t>
+        <w:t>Khách hàng có thể tìm kiếm khách sạn, lọc kết quả và xem thông tin chi tiết khách sạn. Tiêu chí điểm đến, ngày nhận/trả phòng, số khách, giá và hạng sao là dữ liệu đầu vào hoặc bộ lọc của các chức năng này, không phải các use case độc lập.</w:t>
       </w:r>
     </w:p>
     <w:p>
@@ -9804,7 +12405,7 @@
         <w:spacing w:after="250"/>
         <w:jc w:val="center"/>
       </w:pPr>
-      <w:bookmarkStart w:id="63" w:name="_RefDM_H2_5"/>
+      <w:bookmarkStart w:id="32" w:name="_RefDM_H2_5"/>
       <w:r>
         <w:rPr>
           <w:b/>
@@ -9814,9 +12415,9 @@
           <w:sz w:val="24"/>
           <w:szCs w:val="24"/>
         </w:rPr>
-        <w:t xml:space="preserve">Hình 2.5. Use case Tìm khách sạn</w:t>
-      </w:r>
-      <w:bookmarkEnd w:id="63"/>
+        <w:t>Hình 2.5. Use case Tìm khách sạn</w:t>
+      </w:r>
+      <w:bookmarkEnd w:id="32"/>
     </w:p>
     <w:p>
       <w:pPr>
@@ -9841,7 +12442,7 @@
         <w:jc w:val="both"/>
       </w:pPr>
       <w:r>
-        <w:t xml:space="preserve">Khách hàng xem thông tin phòng gồm hình ảnh, mô tả, giá và tiện nghi trên cùng màn hình chi tiết; hệ thống đồng thời hỗ trợ kiểm tra số phòng còn trống theo khoảng ngày. Các trường thông tin hiển thị không được tách thành use case riêng.</w:t>
+        <w:t>Khách hàng xem thông tin phòng gồm hình ảnh, mô tả, giá và tiện nghi trên cùng màn hình chi tiết; hệ thống đồng thời hỗ trợ kiểm tra số phòng còn trống theo khoảng ngày. Các trường thông tin hiển thị không được tách thành use case riêng.</w:t>
       </w:r>
     </w:p>
     <w:p>
@@ -9902,7 +12503,7 @@
         <w:spacing w:after="250"/>
         <w:jc w:val="center"/>
       </w:pPr>
-      <w:bookmarkStart w:id="64" w:name="_RefDM_H2_6"/>
+      <w:bookmarkStart w:id="33" w:name="_RefDM_H2_6"/>
       <w:r>
         <w:rPr>
           <w:b/>
@@ -9912,9 +12513,9 @@
           <w:sz w:val="24"/>
           <w:szCs w:val="24"/>
         </w:rPr>
-        <w:t xml:space="preserve">Hình 2.6. Use case Xem thông tin phòng</w:t>
-      </w:r>
-      <w:bookmarkEnd w:id="64"/>
+        <w:t>Hình 2.6. Use case Xem thông tin phòng</w:t>
+      </w:r>
+      <w:bookmarkEnd w:id="33"/>
     </w:p>
     <w:p>
       <w:pPr>
@@ -9938,6 +12539,8 @@
       </w:pPr>
       <w:r>
         <w:t xml:space="preserve">Use case “Đặt phòng” bắt đầu khi khách đã lựa chọn phòng và cung cấp ngày nhận/trả cùng số lượng phòng. Tiền điều kiện: khách đã đăng nhập; thông tin đặt phòng hợp lệ. Hệ thống kiểm tra khả dụng, tính chi phí và tạo đơn chờ cọc. Các hành động tìm kiếm khách sạn và xem phòng thường xảy ra trước đó </w:t>
+      </w:r>
+      <w:r>
         <w:lastRenderedPageBreak/>
         <w:t>nhưng không phải chức năng «include» bắt buộc bên trong Đặt phòng. Việc ghi nhận thanh toán cọc và duyệt cọc được trình bày ở mục 2.2.3.</w:t>
       </w:r>
@@ -10000,7 +12603,7 @@
         <w:spacing w:after="250"/>
         <w:jc w:val="center"/>
       </w:pPr>
-      <w:bookmarkStart w:id="65" w:name="_RefDM_H2_7"/>
+      <w:bookmarkStart w:id="34" w:name="_RefDM_H2_7"/>
       <w:r>
         <w:rPr>
           <w:b/>
@@ -10010,9 +12613,9 @@
           <w:sz w:val="24"/>
           <w:szCs w:val="24"/>
         </w:rPr>
-        <w:t xml:space="preserve">Hình 2.7. Use case Đặt phòng</w:t>
-      </w:r>
-      <w:bookmarkEnd w:id="65"/>
+        <w:t>Hình 2.7. Use case Đặt phòng</w:t>
+      </w:r>
+      <w:bookmarkEnd w:id="34"/>
     </w:p>
     <w:p>
       <w:pPr>
@@ -10036,8 +12639,10 @@
       </w:pPr>
       <w:r>
         <w:t xml:space="preserve">Nhân viên thực hiện các mục tiêu: xem/lọc đơn, duyệt thanh toán cọc, xác nhận hoặc từ chối đơn và check-in/check-out. Tiền điều kiện chung: đã đăng nhập với quyền nhân viên hoặc quyền được phép theo cấu hình Backend. Không </w:t>
+      </w:r>
+      <w:r>
         <w:lastRenderedPageBreak/>
-        <w:t xml:space="preserve">sử dụng quan hệ «include» tới Đăng nhập vì xác thực là điều kiện truy cập, không phải bước nghiệp vụ lặp trong từng use case (Hình 2.8).</w:t>
+        <w:t>sử dụng quan hệ «include» tới Đăng nhập vì xác thực là điều kiện truy cập, không phải bước nghiệp vụ lặp trong từng use case (Hình 2.8).</w:t>
       </w:r>
     </w:p>
     <w:p>
@@ -10099,11 +12704,11 @@
         <w:spacing w:after="250"/>
         <w:jc w:val="center"/>
       </w:pPr>
-      <w:bookmarkStart w:id="66" w:name="_RefDM_H2_8"/>
-      <w:r>
-        <w:t xml:space="preserve">Hình 2.8. Use case Nhân viên</w:t>
-      </w:r>
-      <w:bookmarkEnd w:id="66"/>
+      <w:bookmarkStart w:id="35" w:name="_RefDM_H2_8"/>
+      <w:r>
+        <w:t>Hình 2.8. Use case Nhân viên</w:t>
+      </w:r>
+      <w:bookmarkEnd w:id="35"/>
     </w:p>
     <w:p>
       <w:pPr>
@@ -10111,11 +12716,11 @@
         <w:keepNext/>
         <w:spacing w:before="200" w:after="100"/>
       </w:pPr>
-      <w:bookmarkStart w:id="28" w:name="_Toc9000029"/>
+      <w:bookmarkStart w:id="36" w:name="_Toc9000029"/>
       <w:r>
         <w:t>2.2.3. Mô tả luồng xử lý chính: Đặt phòng</w:t>
       </w:r>
-      <w:bookmarkEnd w:id="28"/>
+      <w:bookmarkEnd w:id="36"/>
     </w:p>
     <w:p>
       <w:pPr>
@@ -10206,7 +12811,7 @@
       </w:pPr>
       <w:r>
         <w:lastRenderedPageBreak/>
-        <w:t xml:space="preserve">Trình tự tương tác giữa người dùng, giao diện (Frontend), Backend và cơ sở dữ liệu trong nghiệp vụ đặt phòng, xác nhận đơn và cập nhật trạng thái phòng được minh họa bằng sơ đồ tuần tự ở Hình 2.9.</w:t>
+        <w:t>Trình tự tương tác giữa người dùng, giao diện (Frontend), Backend và cơ sở dữ liệu trong nghiệp vụ đặt phòng, xác nhận đơn và cập nhật trạng thái phòng được minh họa bằng sơ đồ tuần tự ở Hình 2.9.</w:t>
       </w:r>
     </w:p>
     <w:p>
@@ -10261,7 +12866,7 @@
         <w:spacing w:after="250"/>
         <w:jc w:val="center"/>
       </w:pPr>
-      <w:bookmarkStart w:id="67" w:name="_RefDM_H2_9"/>
+      <w:bookmarkStart w:id="37" w:name="_RefDM_H2_9"/>
       <w:r>
         <w:rPr>
           <w:b/>
@@ -10273,7 +12878,7 @@
         </w:rPr>
         <w:t>Hình 2.9. Sơ đồ tuần tự quá trình đặt phòng, xác nhận đơn và cập nhật trạng thái phòng</w:t>
       </w:r>
-      <w:bookmarkEnd w:id="67"/>
+      <w:bookmarkEnd w:id="37"/>
     </w:p>
     <w:p>
       <w:pPr>
@@ -10284,6 +12889,8 @@
       </w:pPr>
       <w:r>
         <w:t xml:space="preserve">Trong quá trình xử lý, một đơn đặt phòng đi qua nhiều trạng thái khác nhau và được lưu trong trường status của collection bookings. Hình 2.10 thể hiện sơ đồ </w:t>
+      </w:r>
+      <w:r>
         <w:lastRenderedPageBreak/>
         <w:t>chuyển trạng thái của đơn đặt phòng, còn Bảng 2.1 giải thích ý nghĩa của từng trạng thái cùng điều kiện để đơn chuyển sang trạng thái đó.</w:t>
       </w:r>
@@ -10343,7 +12950,7 @@
         <w:spacing w:before="60" w:after="200" w:line="276" w:lineRule="auto"/>
         <w:jc w:val="center"/>
       </w:pPr>
-      <w:bookmarkStart w:id="68" w:name="_RefDM_H2_10"/>
+      <w:bookmarkStart w:id="38" w:name="_RefDM_H2_10"/>
       <w:r>
         <w:rPr>
           <w:b/>
@@ -10355,7 +12962,7 @@
         </w:rPr>
         <w:t>Hình 2.10. Sơ đồ trạng thái của đơn đặt phòng</w:t>
       </w:r>
-      <w:bookmarkEnd w:id="68"/>
+      <w:bookmarkEnd w:id="38"/>
     </w:p>
     <w:p>
       <w:pPr>
@@ -10364,7 +12971,7 @@
         <w:jc w:val="both"/>
       </w:pPr>
       <w:r>
-        <w:t xml:space="preserve">Luồng chính của đơn đi từ awaiting_deposit đến checked_out. Hai nhánh ngoại lệ gồm expired (quá hạn thanh toán cọc) và cancelled hoặc rejected (hủy hoặc từ chối, xảy ra trước khi khách nhận phòng). Mỗi lần đổi trạng thái, Backend kiểm tra theo bảng chuyển tiếp hợp lệ được quy định sẵn, để Backend là nơi quyết định duy nhất về luồng xử lý đơn (xem mục 3.1.6).</w:t>
+        <w:t>Luồng chính của đơn đi từ awaiting_deposit đến checked_out. Hai nhánh ngoại lệ gồm expired (quá hạn thanh toán cọc) và cancelled hoặc rejected (hủy hoặc từ chối, xảy ra trước khi khách nhận phòng). Mỗi lần đổi trạng thái, Backend kiểm tra theo bảng chuyển tiếp hợp lệ được quy định sẵn, để Backend là nơi quyết định duy nhất về luồng xử lý đơn (xem mục 3.1.6).</w:t>
       </w:r>
     </w:p>
     <w:p>
@@ -10373,7 +12980,7 @@
         <w:spacing w:before="120" w:after="120" w:line="312" w:lineRule="auto"/>
         <w:jc w:val="center"/>
       </w:pPr>
-      <w:bookmarkStart w:id="69" w:name="_RefDM_B2_1"/>
+      <w:bookmarkStart w:id="39" w:name="_RefDM_B2_1"/>
       <w:r>
         <w:rPr>
           <w:b/>
@@ -10385,7 +12992,7 @@
         </w:rPr>
         <w:t>Bảng 2.1. Các trạng thái của đơn đặt phòng</w:t>
       </w:r>
-      <w:bookmarkEnd w:id="69"/>
+      <w:bookmarkEnd w:id="39"/>
     </w:p>
     <w:tbl>
       <w:tblPr>
@@ -10615,7 +13222,7 @@
                 <w:sz w:val="24"/>
                 <w:szCs w:val="24"/>
               </w:rPr>
-              <w:t xml:space="preserve">Nhân viên hoặc admin duyệt cọc (PUT /api/payments/:bookingId/confirm-deposit).</w:t>
+              <w:t>Nhân viên hoặc admin duyệt cọc (PUT /api/payments/:bookingId/confirm-deposit).</w:t>
             </w:r>
           </w:p>
         </w:tc>
@@ -10680,7 +13287,7 @@
                 <w:sz w:val="24"/>
                 <w:szCs w:val="24"/>
               </w:rPr>
-              <w:t xml:space="preserve">Nhân viên hoặc admin xác nhận; hệ thống kiểm tra lại phòng còn trống.</w:t>
+              <w:t>Nhân viên hoặc admin xác nhận; hệ thống kiểm tra lại phòng còn trống.</w:t>
             </w:r>
           </w:p>
         </w:tc>
@@ -10745,7 +13352,7 @@
                 <w:sz w:val="24"/>
                 <w:szCs w:val="24"/>
               </w:rPr>
-              <w:t xml:space="preserve">Nhân viên hoặc admin thực hiện check-in; phòng chuyển sang trạng thái đang ở.</w:t>
+              <w:t>Nhân viên hoặc admin thực hiện check-in; phòng chuyển sang trạng thái đang ở.</w:t>
             </w:r>
           </w:p>
         </w:tc>
@@ -10876,7 +13483,7 @@
                 <w:sz w:val="24"/>
                 <w:szCs w:val="24"/>
               </w:rPr>
-              <w:t xml:space="preserve">Nhân viên hoặc admin thực hiện check-out; phòng chuyển sang trạng thái đang dọn.</w:t>
+              <w:t>Nhân viên hoặc admin thực hiện check-out; phòng chuyển sang trạng thái đang dọn.</w:t>
             </w:r>
           </w:p>
         </w:tc>
@@ -11006,7 +13613,7 @@
                 <w:sz w:val="24"/>
                 <w:szCs w:val="24"/>
               </w:rPr>
-              <w:t xml:space="preserve">Khách tự hủy khi đơn còn ở một trong ba trạng thái đầu, hoặc nhân viên, admin hủy.</w:t>
+              <w:t>Khách tự hủy khi đơn còn ở một trong ba trạng thái đầu, hoặc nhân viên, admin hủy.</w:t>
             </w:r>
           </w:p>
         </w:tc>
@@ -11071,7 +13678,7 @@
                 <w:sz w:val="24"/>
                 <w:szCs w:val="24"/>
               </w:rPr>
-              <w:t xml:space="preserve">Nhân viên hoặc admin từ chối đơn trước khi khách nhận phòng.</w:t>
+              <w:t>Nhân viên hoặc admin từ chối đơn trước khi khách nhận phòng.</w:t>
             </w:r>
           </w:p>
         </w:tc>
@@ -11090,7 +13697,7 @@
         <w:jc w:val="both"/>
       </w:pPr>
       <w:r>
-        <w:t xml:space="preserve">Việc đổi trạng thái đơn kéo theo thay đổi trạng thái của phòng vật lý. Phòng có bốn trạng thái: trống, đang ở, đang dọn và đang bảo trì; mối liên hệ giữa các sự kiện của đơn và trạng thái phòng được tóm tắt ở Bảng 2.2. Riêng khi đơn chuyển sang confirmed, hệ thống kiểm tra lại tình trạng phòng còn trống vì trong thời gian chờ xác nhận có thể đã phát sinh đơn khác.</w:t>
+        <w:t>Việc đổi trạng thái đơn kéo theo thay đổi trạng thái của phòng vật lý. Phòng có bốn trạng thái: trống, đang ở, đang dọn và đang bảo trì; mối liên hệ giữa các sự kiện của đơn và trạng thái phòng được tóm tắt ở Bảng 2.2. Riêng khi đơn chuyển sang confirmed, hệ thống kiểm tra lại tình trạng phòng còn trống vì trong thời gian chờ xác nhận có thể đã phát sinh đơn khác.</w:t>
       </w:r>
     </w:p>
     <w:p>
@@ -11099,7 +13706,7 @@
         <w:spacing w:before="120" w:after="120" w:line="312" w:lineRule="auto"/>
         <w:jc w:val="center"/>
       </w:pPr>
-      <w:bookmarkStart w:id="70" w:name="_RefDM_B2_2"/>
+      <w:bookmarkStart w:id="40" w:name="_RefDM_B2_2"/>
       <w:r>
         <w:rPr>
           <w:b/>
@@ -11111,7 +13718,7 @@
         </w:rPr>
         <w:t>Bảng 2.2. Trạng thái phòng vật lý và sự kiện làm thay đổi trạng thái</w:t>
       </w:r>
-      <w:bookmarkEnd w:id="70"/>
+      <w:bookmarkEnd w:id="40"/>
     </w:p>
     <w:tbl>
       <w:tblPr>
@@ -11276,7 +13883,7 @@
                 <w:sz w:val="24"/>
                 <w:szCs w:val="24"/>
               </w:rPr>
-              <w:t xml:space="preserve">Đơn bị hủy hoặc từ chối khi phòng đang ở trạng thái đang ở; hoặc admin đổi thủ công tại trang quản lý phòng.</w:t>
+              <w:t>Đơn bị hủy hoặc từ chối khi phòng đang ở trạng thái đang ở; hoặc admin đổi thủ công tại trang quản lý phòng.</w:t>
             </w:r>
           </w:p>
         </w:tc>
@@ -11341,7 +13948,7 @@
                 <w:sz w:val="24"/>
                 <w:szCs w:val="24"/>
               </w:rPr>
-              <w:t xml:space="preserve">Nhân viên hoặc admin thực hiện check-in cho đơn.</w:t>
+              <w:t>Nhân viên hoặc admin thực hiện check-in cho đơn.</w:t>
             </w:r>
           </w:p>
         </w:tc>
@@ -11406,7 +14013,7 @@
                 <w:sz w:val="24"/>
                 <w:szCs w:val="24"/>
               </w:rPr>
-              <w:t xml:space="preserve">Nhân viên hoặc admin thực hiện check-out cho đơn.</w:t>
+              <w:t>Nhân viên hoặc admin thực hiện check-out cho đơn.</w:t>
             </w:r>
           </w:p>
         </w:tc>
@@ -11471,7 +14078,7 @@
                 <w:sz w:val="24"/>
                 <w:szCs w:val="24"/>
               </w:rPr>
-              <w:t xml:space="preserve">Admin đổi thủ công tại trang quản lý phòng.</w:t>
+              <w:t>Admin đổi thủ công tại trang quản lý phòng.</w:t>
             </w:r>
           </w:p>
         </w:tc>
@@ -11488,12 +14095,12 @@
         <w:keepNext/>
         <w:spacing w:before="300" w:after="150"/>
       </w:pPr>
-      <w:bookmarkStart w:id="29" w:name="_Toc9000030"/>
+      <w:bookmarkStart w:id="41" w:name="_Toc9000030"/>
       <w:r>
         <w:lastRenderedPageBreak/>
         <w:t>2.3. Kiến trúc hệ thống</w:t>
       </w:r>
-      <w:bookmarkEnd w:id="29"/>
+      <w:bookmarkEnd w:id="41"/>
     </w:p>
     <w:p>
       <w:pPr>
@@ -11502,7 +14109,7 @@
         <w:jc w:val="both"/>
       </w:pPr>
       <w:r>
-        <w:t xml:space="preserve">Hệ thống được thiết kế theo kiến trúc ba lớp Frontend – Backend – Database như đã trình bày ở mục 1.5.1. Luồng dữ liệu tổng quát của hệ thống diễn ra như sau:</w:t>
+        <w:t>Hệ thống được thiết kế theo kiến trúc ba lớp Frontend – Backend – Database như đã trình bày ở mục 1.5.1. Luồng dữ liệu tổng quát của hệ thống diễn ra như sau:</w:t>
       </w:r>
     </w:p>
     <w:p>
@@ -11512,7 +14119,7 @@
         <w:jc w:val="both"/>
       </w:pPr>
       <w:r>
-        <w:t xml:space="preserve">- Người dùng thao tác trên giao diện website (Frontend); các yêu cầu (request) được gửi tới Backend thông qua các API dạng RESTful (sử dụng phương thức HTTP GET, POST, PUT, DELETE tương ứng với các thao tác truy vấn, tạo mới, cập nhật và xóa dữ liệu).</w:t>
+        <w:t>- Người dùng thao tác trên giao diện website (Frontend); các yêu cầu (request) được gửi tới Backend thông qua các API dạng RESTful (sử dụng phương thức HTTP GET, POST, PUT, DELETE tương ứng với các thao tác truy vấn, tạo mới, cập nhật và xóa dữ liệu).</w:t>
       </w:r>
     </w:p>
     <w:p>
@@ -11522,7 +14129,7 @@
         <w:jc w:val="both"/>
       </w:pPr>
       <w:r>
-        <w:t xml:space="preserve">- Backend (Node.js/Express.js) tiếp nhận yêu cầu, thực hiện xác thực người dùng (kiểm tra JWT token), kiểm tra tính hợp lệ của dữ liệu đầu vào, xử lý logic nghiệp vụ tương ứng.</w:t>
+        <w:t>- Backend (Node.js/Express.js) tiếp nhận yêu cầu, thực hiện xác thực người dùng (kiểm tra JWT token), kiểm tra tính hợp lệ của dữ liệu đầu vào, xử lý logic nghiệp vụ tương ứng.</w:t>
       </w:r>
     </w:p>
     <w:p>
@@ -11532,7 +14139,7 @@
         <w:jc w:val="both"/>
       </w:pPr>
       <w:r>
-        <w:t xml:space="preserve">- Backend giao tiếp với cơ sở dữ liệu MongoDB thông qua Mongoose để truy vấn hoặc cập nhật dữ liệu, sau đó trả kết quả về cho Frontend dưới dạng JSON.</w:t>
+        <w:t>- Backend giao tiếp với cơ sở dữ liệu MongoDB thông qua Mongoose để truy vấn hoặc cập nhật dữ liệu, sau đó trả kết quả về cho Frontend dưới dạng JSON.</w:t>
       </w:r>
     </w:p>
     <w:p>
@@ -11542,7 +14149,7 @@
         <w:jc w:val="both"/>
       </w:pPr>
       <w:r>
-        <w:t xml:space="preserve">- Frontend nhận dữ liệu trả về, xử lý và hiển thị kết quả cho người dùng.</w:t>
+        <w:t>- Frontend nhận dữ liệu trả về, xử lý và hiển thị kết quả cho người dùng.</w:t>
       </w:r>
     </w:p>
     <w:p>
@@ -11552,7 +14159,7 @@
         <w:jc w:val="both"/>
       </w:pPr>
       <w:r>
-        <w:t xml:space="preserve">Về phân quyền, hệ thống chia làm ba nhóm quyền tương ứng với ba vai trò: khách hàng chỉ truy cập được các API liên quan đến tra cứu, đặt phòng và thông tin cá nhân; nhân viên được cấp thêm quyền truy cập các API quản lý đơn đặt phòng và cập nhật trạng thái phòng; quản trị viên có toàn quyền truy cập tất cả các API quản trị hệ thống. Việc phân quyền được thực hiện thông qua middleware kiểm tra vai trò (role) được mã hóa trong JWT token trước khi cho phép truy cập vào từng API tương ứng.</w:t>
+        <w:t>Về phân quyền, hệ thống chia làm ba nhóm quyền tương ứng với ba vai trò: khách hàng chỉ truy cập được các API liên quan đến tra cứu, đặt phòng và thông tin cá nhân; nhân viên được cấp thêm quyền truy cập các API quản lý đơn đặt phòng và cập nhật trạng thái phòng; quản trị viên có toàn quyền truy cập tất cả các API quản trị hệ thống. Việc phân quyền được thực hiện thông qua middleware kiểm tra vai trò (role) được mã hóa trong JWT token trước khi cho phép truy cập vào từng API tương ứng.</w:t>
       </w:r>
     </w:p>
     <w:p>
@@ -11561,11 +14168,11 @@
         <w:keepNext/>
         <w:spacing w:before="300" w:after="150"/>
       </w:pPr>
-      <w:bookmarkStart w:id="30" w:name="_Toc9000031"/>
+      <w:bookmarkStart w:id="42" w:name="_Toc9000031"/>
       <w:r>
         <w:t>2.4. Thiết kế cơ sở dữ liệu</w:t>
       </w:r>
-      <w:bookmarkEnd w:id="30"/>
+      <w:bookmarkEnd w:id="42"/>
     </w:p>
     <w:p>
       <w:pPr>
@@ -11574,7 +14181,7 @@
         <w:jc w:val="both"/>
       </w:pPr>
       <w:r>
-        <w:t xml:space="preserve">Cơ sở dữ liệu của hệ thống được thiết kế dựa trên mô hình dữ liệu hướng tài liệu (document-based) của MongoDB, bao gồm 6 collection chính: users, hotels, roomtypes, rooms, bookings và payments. Sơ đồ ERD tổng quát được thể hiện trong Hình 2.11.</w:t>
+        <w:t>Cơ sở dữ liệu của hệ thống được thiết kế dựa trên mô hình dữ liệu hướng tài liệu (document-based) của MongoDB, bao gồm 6 collection chính: users, hotels, roomtypes, rooms, bookings và payments. Sơ đồ ERD tổng quát được thể hiện trong Hình 2.11.</w:t>
       </w:r>
     </w:p>
     <w:p>
@@ -11630,7 +14237,7 @@
         <w:spacing w:after="250"/>
         <w:jc w:val="center"/>
       </w:pPr>
-      <w:bookmarkStart w:id="71" w:name="_RefDM_H2_11"/>
+      <w:bookmarkStart w:id="43" w:name="_RefDM_H2_11"/>
       <w:r>
         <w:rPr>
           <w:b/>
@@ -11642,7 +14249,7 @@
         </w:rPr>
         <w:t>Hình 2.11. Sơ đồ ERD cơ sở dữ liệu của hệ thống</w:t>
       </w:r>
-      <w:bookmarkEnd w:id="71"/>
+      <w:bookmarkEnd w:id="43"/>
     </w:p>
     <w:p>
       <w:pPr>
@@ -11650,7 +14257,7 @@
         <w:spacing w:after="120" w:line="312" w:lineRule="auto"/>
         <w:jc w:val="center"/>
       </w:pPr>
-      <w:bookmarkStart w:id="72" w:name="_RefDM_B2_3"/>
+      <w:bookmarkStart w:id="44" w:name="_RefDM_B2_3"/>
       <w:r>
         <w:rPr>
           <w:b/>
@@ -11660,9 +14267,9 @@
           <w:sz w:val="24"/>
           <w:szCs w:val="24"/>
         </w:rPr>
-        <w:t xml:space="preserve">Bảng 2.3. Mô tả tổng quan các collection chính trong cơ sở dữ liệu</w:t>
-      </w:r>
-      <w:bookmarkEnd w:id="72"/>
+        <w:t>Bảng 2.3. Mô tả tổng quan các collection chính trong cơ sở dữ liệu</w:t>
+      </w:r>
+      <w:bookmarkEnd w:id="44"/>
     </w:p>
     <w:tbl>
       <w:tblPr>
@@ -12024,7 +14631,7 @@
         <w:jc w:val="both"/>
       </w:pPr>
       <w:r>
-        <w:t xml:space="preserve">Giữa các collection tồn tại các mối quan hệ tham chiếu (reference) thông qua trường khóa ngoại dạng ObjectId: một hotels có nhiều roomtypes (qua hotelId); một roomtypes có nhiều rooms (qua roomTypeId); một users có thể tạo nhiều bookings (qua userId), một rooms cũng có thể xuất hiện trong nhiều bookings tại các khoảng thời gian khác nhau (qua roomId) nhưng không được trùng lặp thời gian giữa các đơn đã xác nhận thuộc cùng một phòng; mỗi bookings có thể có một hoặc nhiều payments tương ứng (qua bookingId).</w:t>
+        <w:t>Giữa các collection tồn tại các mối quan hệ tham chiếu (reference) thông qua trường khóa ngoại dạng ObjectId: một hotels có nhiều roomtypes (qua hotelId); một roomtypes có nhiều rooms (qua roomTypeId); một users có thể tạo nhiều bookings (qua userId), một rooms cũng có thể xuất hiện trong nhiều bookings tại các khoảng thời gian khác nhau (qua roomId) nhưng không được trùng lặp thời gian giữa các đơn đã xác nhận thuộc cùng một phòng; mỗi bookings có thể có một hoặc nhiều payments tương ứng (qua bookingId).</w:t>
       </w:r>
     </w:p>
     <w:p>
@@ -12033,12 +14640,12 @@
         <w:keepNext/>
         <w:spacing w:before="200" w:after="100"/>
       </w:pPr>
-      <w:bookmarkStart w:id="31" w:name="_Toc9000101"/>
+      <w:bookmarkStart w:id="45" w:name="_Toc9000101"/>
       <w:r>
         <w:lastRenderedPageBreak/>
         <w:t>2.4.1. Từ điển dữ liệu</w:t>
       </w:r>
-      <w:bookmarkEnd w:id="31"/>
+      <w:bookmarkEnd w:id="45"/>
     </w:p>
     <w:p>
       <w:pPr>
@@ -12047,7 +14654,7 @@
         <w:jc w:val="both"/>
       </w:pPr>
       <w:r>
-        <w:t xml:space="preserve">Để làm rõ ý nghĩa của các trường dữ liệu đã nêu ở Bảng 2.3, Bảng 2.5 mô tả chi tiết từng trường của sáu collection, gồm kiểu dữ liệu, ý nghĩa và ràng buộc. Cột ràng buộc tổng hợp các quy tắc kiểm tra dữ liệu của hệ thống (xem thêm mục 2.5.3). Các trường khóa ngoại đều là ObjectId tham chiếu tới collection tương ứng.</w:t>
+        <w:t>Để làm rõ ý nghĩa của các trường dữ liệu đã nêu ở Bảng 2.3, Bảng 2.5 mô tả chi tiết từng trường của sáu collection, gồm kiểu dữ liệu, ý nghĩa và ràng buộc. Cột ràng buộc tổng hợp các quy tắc kiểm tra dữ liệu của hệ thống (xem thêm mục 2.5.3). Các trường khóa ngoại đều là ObjectId tham chiếu tới collection tương ứng.</w:t>
       </w:r>
     </w:p>
     <w:p>
@@ -12056,7 +14663,7 @@
         <w:spacing w:before="120" w:after="120" w:line="312" w:lineRule="auto"/>
         <w:jc w:val="center"/>
       </w:pPr>
-      <w:bookmarkStart w:id="73" w:name="_RefDM_B2_5"/>
+      <w:bookmarkStart w:id="46" w:name="_RefDM_B2_5"/>
       <w:r>
         <w:rPr>
           <w:b/>
@@ -12068,7 +14675,7 @@
         </w:rPr>
         <w:t>Bảng 2.5. Từ điển dữ liệu của hệ thống</w:t>
       </w:r>
-      <w:bookmarkEnd w:id="73"/>
+      <w:bookmarkEnd w:id="46"/>
     </w:p>
     <w:tbl>
       <w:tblPr>
@@ -12282,7 +14889,7 @@
                 <w:sz w:val="24"/>
                 <w:szCs w:val="24"/>
               </w:rPr>
-              <w:t xml:space="preserve">Khóa chính, do MongoDB tự sinh.</w:t>
+              <w:t>Khóa chính, do MongoDB tự sinh.</w:t>
             </w:r>
           </w:p>
         </w:tc>
@@ -12516,7 +15123,7 @@
                 <w:sz w:val="24"/>
                 <w:szCs w:val="24"/>
               </w:rPr>
-              <w:t xml:space="preserve">Bắt buộc, độ dài tối thiểu theo quy định; băm bằng bcrypt trước khi lưu.</w:t>
+              <w:t>Bắt buộc, độ dài tối thiểu theo quy định; băm bằng bcrypt trước khi lưu.</w:t>
             </w:r>
           </w:p>
         </w:tc>
@@ -12672,7 +15279,7 @@
                 <w:sz w:val="24"/>
                 <w:szCs w:val="24"/>
               </w:rPr>
-              <w:t xml:space="preserve">customer, staff hoặc admin; tự đăng ký luôn là customer.</w:t>
+              <w:t>customer, staff hoặc admin; tự đăng ký luôn là customer.</w:t>
             </w:r>
           </w:p>
         </w:tc>
@@ -13472,7 +16079,7 @@
                 <w:sz w:val="24"/>
                 <w:szCs w:val="24"/>
               </w:rPr>
-              <w:t xml:space="preserve">Khóa ngoại tham chiếu hotels.</w:t>
+              <w:t>Khóa ngoại tham chiếu hotels.</w:t>
             </w:r>
           </w:p>
         </w:tc>
@@ -14028,7 +16635,7 @@
                 <w:sz w:val="24"/>
                 <w:szCs w:val="24"/>
               </w:rPr>
-              <w:t xml:space="preserve">Khóa ngoại tham chiếu roomtypes.</w:t>
+              <w:t>Khóa ngoại tham chiếu roomtypes.</w:t>
             </w:r>
           </w:p>
         </w:tc>
@@ -14350,7 +16957,7 @@
                 <w:sz w:val="24"/>
                 <w:szCs w:val="24"/>
               </w:rPr>
-              <w:t xml:space="preserve">Khóa ngoại tham chiếu users (khách tạo đơn).</w:t>
+              <w:t>Khóa ngoại tham chiếu users (khách tạo đơn).</w:t>
             </w:r>
           </w:p>
         </w:tc>
@@ -14428,7 +17035,7 @@
                 <w:sz w:val="24"/>
                 <w:szCs w:val="24"/>
               </w:rPr>
-              <w:t xml:space="preserve">Khóa ngoại tham chiếu rooms; hệ thống tự chọn phòng còn trống thuộc loại phòng khách đặt.</w:t>
+              <w:t>Khóa ngoại tham chiếu rooms; hệ thống tự chọn phòng còn trống thuộc loại phòng khách đặt.</w:t>
             </w:r>
           </w:p>
         </w:tc>
@@ -14740,7 +17347,7 @@
                 <w:sz w:val="24"/>
                 <w:szCs w:val="24"/>
               </w:rPr>
-              <w:t xml:space="preserve">Một trong chín trạng thái ở Bảng 2.1; khi tạo đơn là awaiting_deposit.</w:t>
+              <w:t>Một trong chín trạng thái ở Bảng 2.1; khi tạo đơn là awaiting_deposit.</w:t>
             </w:r>
           </w:p>
         </w:tc>
@@ -15062,7 +17669,7 @@
                 <w:sz w:val="24"/>
                 <w:szCs w:val="24"/>
               </w:rPr>
-              <w:t xml:space="preserve">Khóa ngoại tham chiếu bookings.</w:t>
+              <w:t>Khóa ngoại tham chiếu bookings.</w:t>
             </w:r>
           </w:p>
         </w:tc>
@@ -15218,7 +17825,7 @@
                 <w:sz w:val="24"/>
                 <w:szCs w:val="24"/>
               </w:rPr>
-              <w:t xml:space="preserve">MoMo, VNPay, chuyển khoản hoặc thẻ.</w:t>
+              <w:t>MoMo, VNPay, chuyển khoản hoặc thẻ.</w:t>
             </w:r>
           </w:p>
         </w:tc>
@@ -15296,7 +17903,7 @@
                 <w:sz w:val="24"/>
                 <w:szCs w:val="24"/>
               </w:rPr>
-              <w:t xml:space="preserve">pending khi khách gửi yêu cầu; paid sau khi nhân viên hoặc admin duyệt cọc.</w:t>
+              <w:t>pending khi khách gửi yêu cầu; paid sau khi nhân viên hoặc admin duyệt cọc.</w:t>
             </w:r>
           </w:p>
         </w:tc>
@@ -15402,7 +18009,7 @@
         <w:jc w:val="both"/>
       </w:pPr>
       <w:r>
-        <w:t xml:space="preserve">Khi khách tạo đơn, hệ thống đồng thời tạo một bản ghi payment loại deposit ở trạng thái pending. Bản ghi này chỉ chuyển sang paid khi nhân viên hoặc admin duyệt cọc, và khi đó đơn mới chuyển sang deposit_paid (mục 3.1.6).</w:t>
+        <w:t>Khi khách tạo đơn, hệ thống đồng thời tạo một bản ghi payment loại deposit ở trạng thái pending. Bản ghi này chỉ chuyển sang paid khi nhân viên hoặc admin duyệt cọc, và khi đó đơn mới chuyển sang deposit_paid (mục 3.1.6).</w:t>
       </w:r>
     </w:p>
     <w:p>
@@ -15411,11 +18018,11 @@
         <w:keepNext/>
         <w:spacing w:before="200" w:after="100"/>
       </w:pPr>
-      <w:bookmarkStart w:id="32" w:name="_Toc9000102"/>
+      <w:bookmarkStart w:id="47" w:name="_Toc9000102"/>
       <w:r>
         <w:t>2.4.2. Quy tắc ràng buộc và toàn vẹn dữ liệu</w:t>
       </w:r>
-      <w:bookmarkEnd w:id="32"/>
+      <w:bookmarkEnd w:id="47"/>
     </w:p>
     <w:p>
       <w:pPr>
@@ -15435,7 +18042,7 @@
         <w:jc w:val="both"/>
       </w:pPr>
       <w:r>
-        <w:t xml:space="preserve">- Mỗi email chỉ gắn với một tài khoản; mật khẩu không được lưu dạng gốc mà được băm bằng bcrypt.</w:t>
+        <w:t>- Mỗi email chỉ gắn với một tài khoản; mật khẩu không được lưu dạng gốc mà được băm bằng bcrypt.</w:t>
       </w:r>
     </w:p>
     <w:p>
@@ -15445,7 +18052,7 @@
         <w:jc w:val="both"/>
       </w:pPr>
       <w:r>
-        <w:t xml:space="preserve">- Người dùng tự đăng ký luôn có vai trò customer; vai trò staff và admin do quản trị viên cấp.</w:t>
+        <w:t>- Người dùng tự đăng ký luôn có vai trò customer; vai trò staff và admin do quản trị viên cấp.</w:t>
       </w:r>
     </w:p>
     <w:p>
@@ -15475,7 +18082,7 @@
         <w:jc w:val="both"/>
       </w:pPr>
       <w:r>
-        <w:t xml:space="preserve">- Tiền cọc bằng 30% tổng tiền; hạn thanh toán cọc mặc định 30 phút, quá hạn đơn chuyển sang expired.</w:t>
+        <w:t>- Tiền cọc bằng 30% tổng tiền; hạn thanh toán cọc mặc định 30 phút, quá hạn đơn chuyển sang expired.</w:t>
       </w:r>
     </w:p>
     <w:p>
@@ -15485,7 +18092,7 @@
         <w:jc w:val="both"/>
       </w:pPr>
       <w:r>
-        <w:t xml:space="preserve">- Mỗi lần đổi trạng thái đơn phải theo bảng chuyển tiếp hợp lệ do Backend quy định.</w:t>
+        <w:t>- Mỗi lần đổi trạng thái đơn phải theo bảng chuyển tiếp hợp lệ do Backend quy định.</w:t>
       </w:r>
     </w:p>
     <w:p>
@@ -15509,12 +18116,12 @@
         <w:keepNext/>
         <w:spacing w:before="300" w:after="150"/>
       </w:pPr>
-      <w:bookmarkStart w:id="33" w:name="_Toc9000032"/>
+      <w:bookmarkStart w:id="48" w:name="_Toc9000032"/>
       <w:r>
         <w:lastRenderedPageBreak/>
         <w:t>2.5. Thiết kế giao diện, API và các thành phần kỹ thuật</w:t>
       </w:r>
-      <w:bookmarkEnd w:id="33"/>
+      <w:bookmarkEnd w:id="48"/>
     </w:p>
     <w:p>
       <w:pPr>
@@ -15522,11 +18129,11 @@
         <w:keepNext/>
         <w:spacing w:before="200" w:after="100"/>
       </w:pPr>
-      <w:bookmarkStart w:id="34" w:name="_Toc9000033"/>
+      <w:bookmarkStart w:id="49" w:name="_Toc9000033"/>
       <w:r>
         <w:t>2.5.1. Thiết kế giao diện các màn hình chính</w:t>
       </w:r>
-      <w:bookmarkEnd w:id="34"/>
+      <w:bookmarkEnd w:id="49"/>
     </w:p>
     <w:p>
       <w:pPr>
@@ -15555,7 +18162,7 @@
         <w:jc w:val="both"/>
       </w:pPr>
       <w:r>
-        <w:t xml:space="preserve">- Trang chi tiết khách sạn và phòng: hiển thị thông tin, hình ảnh, tiện nghi và form đặt phòng.</w:t>
+        <w:t>- Trang chi tiết khách sạn và phòng: hiển thị thông tin, hình ảnh, tiện nghi và form đặt phòng.</w:t>
       </w:r>
     </w:p>
     <w:p>
@@ -15595,7 +18202,7 @@
         <w:jc w:val="both"/>
       </w:pPr>
       <w:r>
-        <w:t xml:space="preserve">- Trang nhân viên: danh sách đơn chờ xác nhận, màn hình check-in/check-out.</w:t>
+        <w:t>- Trang nhân viên: danh sách đơn chờ xác nhận, màn hình check-in/check-out.</w:t>
       </w:r>
     </w:p>
     <w:p>
@@ -15614,11 +18221,11 @@
         <w:keepNext/>
         <w:spacing w:before="200" w:after="100"/>
       </w:pPr>
-      <w:bookmarkStart w:id="35" w:name="_Toc9000034"/>
+      <w:bookmarkStart w:id="50" w:name="_Toc9000034"/>
       <w:r>
         <w:t>2.5.2. Thiết kế API</w:t>
       </w:r>
-      <w:bookmarkEnd w:id="35"/>
+      <w:bookmarkEnd w:id="50"/>
     </w:p>
     <w:p>
       <w:pPr>
@@ -15627,7 +18234,7 @@
         <w:jc w:val="both"/>
       </w:pPr>
       <w:r>
-        <w:t xml:space="preserve">Luồng xử lý API chính của hệ thống, thể hiện trình tự nghiệp vụ từ khi khách hàng đăng nhập cho đến khi nhân viên hoàn tất check-in/check-out, được minh họa trong Hình 2.12.</w:t>
+        <w:t>Luồng xử lý API chính của hệ thống, thể hiện trình tự nghiệp vụ từ khi khách hàng đăng nhập cho đến khi nhân viên hoàn tất check-in/check-out, được minh họa trong Hình 2.12.</w:t>
       </w:r>
     </w:p>
     <w:p>
@@ -15683,7 +18290,7 @@
         <w:spacing w:after="250"/>
         <w:jc w:val="center"/>
       </w:pPr>
-      <w:bookmarkStart w:id="74" w:name="_RefDM_H2_12"/>
+      <w:bookmarkStart w:id="51" w:name="_RefDM_H2_12"/>
       <w:r>
         <w:rPr>
           <w:b/>
@@ -15695,7 +18302,7 @@
         </w:rPr>
         <w:t>Hình 2.12. Luồng API chính của hệ thống đặt phòng</w:t>
       </w:r>
-      <w:bookmarkEnd w:id="74"/>
+      <w:bookmarkEnd w:id="51"/>
     </w:p>
     <w:p>
       <w:pPr>
@@ -15714,7 +18321,7 @@
         <w:jc w:val="both"/>
       </w:pPr>
       <w:r>
-        <w:t xml:space="preserve">- Khách hàng gọi POST /api/auth/login để đăng nhập và nhận JWT token.</w:t>
+        <w:t>- Khách hàng gọi POST /api/auth/login để đăng nhập và nhận JWT token.</w:t>
       </w:r>
     </w:p>
     <w:p>
@@ -15724,7 +18331,7 @@
         <w:jc w:val="both"/>
       </w:pPr>
       <w:r>
-        <w:t xml:space="preserve">- Khách hàng gọi POST /api/rooms (kèm tham số tìm kiếm) để tìm phòng phù hợp.</w:t>
+        <w:t>- Khách hàng gọi POST /api/rooms (kèm tham số tìm kiếm) để tìm phòng phù hợp.</w:t>
       </w:r>
     </w:p>
     <w:p>
@@ -15734,7 +18341,7 @@
         <w:jc w:val="both"/>
       </w:pPr>
       <w:r>
-        <w:t xml:space="preserve">- Khách hàng gọi POST /api/bookings để tạo đơn đặt phòng mới, với trạng thái ban đầu là “Chờ xác nhận”.</w:t>
+        <w:t>- Khách hàng gọi POST /api/bookings để tạo đơn đặt phòng mới, với trạng thái ban đầu là “Chờ xác nhận”.</w:t>
       </w:r>
     </w:p>
     <w:p>
@@ -15744,7 +18351,7 @@
         <w:jc w:val="both"/>
       </w:pPr>
       <w:r>
-        <w:t xml:space="preserve">- Nhân viên gọi PUT /api/bookings/:id/status để xác nhận hoặc từ chối đơn đặt phòng.</w:t>
+        <w:t>- Nhân viên gọi PUT /api/bookings/:id/status để xác nhận hoặc từ chối đơn đặt phòng.</w:t>
       </w:r>
     </w:p>
     <w:p>
@@ -15754,7 +18361,7 @@
         <w:jc w:val="both"/>
       </w:pPr>
       <w:r>
-        <w:t xml:space="preserve">- Nhân viên tiếp tục gọi PUT /api/bookings/:id/status khi khách đến check-in và khi khách trả phòng (check-out), mỗi lần cập nhật trạng thái đơn tương ứng.</w:t>
+        <w:t>- Nhân viên tiếp tục gọi PUT /api/bookings/:id/status khi khách đến check-in và khi khách trả phòng (check-out), mỗi lần cập nhật trạng thái đơn tương ứng.</w:t>
       </w:r>
     </w:p>
     <w:p>
@@ -15776,7 +18383,7 @@
         <w:jc w:val="both"/>
       </w:pPr>
       <w:r>
-        <w:t xml:space="preserve">Bảng 2.6 tổng hợp các API đã được mô tả trong báo cáo, kèm đối tượng gọi và chức năng chính. Các API yêu cầu đăng nhập được bảo vệ bởi middleware protect (xác thực JWT) và authorize (phân quyền theo vai trò) như trình bày ở mục 2.5.3. Các API quản trị dữ liệu (CRUD) cho khách sạn, phòng và người dùng không được liệt kê trong bảng này.</w:t>
+        <w:t>Bảng 2.6 tổng hợp các API đã được mô tả trong báo cáo, kèm đối tượng gọi và chức năng chính. Các API yêu cầu đăng nhập được bảo vệ bởi middleware protect (xác thực JWT) và authorize (phân quyền theo vai trò) như trình bày ở mục 2.5.3. Các API quản trị dữ liệu (CRUD) cho khách sạn, phòng và người dùng không được liệt kê trong bảng này.</w:t>
       </w:r>
     </w:p>
     <w:p>
@@ -15785,7 +18392,7 @@
         <w:spacing w:before="120" w:after="120" w:line="312" w:lineRule="auto"/>
         <w:jc w:val="center"/>
       </w:pPr>
-      <w:bookmarkStart w:id="75" w:name="_RefDM_B2_6"/>
+      <w:bookmarkStart w:id="52" w:name="_RefDM_B2_6"/>
       <w:r>
         <w:rPr>
           <w:b/>
@@ -15797,7 +18404,7 @@
         </w:rPr>
         <w:t>Bảng 2.6. Các API chính của hệ thống</w:t>
       </w:r>
-      <w:bookmarkEnd w:id="75"/>
+      <w:bookmarkEnd w:id="52"/>
     </w:p>
     <w:tbl>
       <w:tblPr>
@@ -15942,7 +18549,7 @@
                 <w:sz w:val="24"/>
                 <w:szCs w:val="24"/>
               </w:rPr>
-              <w:t xml:space="preserve">Đăng ký tài khoản mới; vai trò mặc định là customer.</w:t>
+              <w:t>Đăng ký tài khoản mới; vai trò mặc định là customer.</w:t>
             </w:r>
           </w:p>
         </w:tc>
@@ -16007,7 +18614,7 @@
                 <w:sz w:val="24"/>
                 <w:szCs w:val="24"/>
               </w:rPr>
-              <w:t xml:space="preserve">Đăng nhập và nhận JWT token.</w:t>
+              <w:t>Đăng nhập và nhận JWT token.</w:t>
             </w:r>
           </w:p>
         </w:tc>
@@ -16137,7 +18744,7 @@
                 <w:sz w:val="24"/>
                 <w:szCs w:val="24"/>
               </w:rPr>
-              <w:t xml:space="preserve">Tạo đơn đặt phòng ở trạng thái awaiting_deposit, kèm bản ghi payment deposit ở trạng thái pending.</w:t>
+              <w:t>Tạo đơn đặt phòng ở trạng thái awaiting_deposit, kèm bản ghi payment deposit ở trạng thái pending.</w:t>
             </w:r>
           </w:p>
         </w:tc>
@@ -16157,7 +18764,7 @@
                 <w:sz w:val="24"/>
                 <w:szCs w:val="24"/>
               </w:rPr>
-              <w:t xml:space="preserve">Khách hàng (bắt buộc đăng nhập, vai trò customer)</w:t>
+              <w:t>Khách hàng (bắt buộc đăng nhập, vai trò customer)</w:t>
             </w:r>
           </w:p>
         </w:tc>
@@ -16202,7 +18809,7 @@
                 <w:sz w:val="24"/>
                 <w:szCs w:val="24"/>
               </w:rPr>
-              <w:t xml:space="preserve">Ghi nhận yêu cầu thanh toán cọc; payment ở trạng thái pending, đơn chưa chuyển sang đã cọc.</w:t>
+              <w:t>Ghi nhận yêu cầu thanh toán cọc; payment ở trạng thái pending, đơn chưa chuyển sang đã cọc.</w:t>
             </w:r>
           </w:p>
         </w:tc>
@@ -16267,7 +18874,7 @@
                 <w:sz w:val="24"/>
                 <w:szCs w:val="24"/>
               </w:rPr>
-              <w:t xml:space="preserve">Duyệt cọc: payment chuyển sang paid, đơn chuyển sang deposit_paid.</w:t>
+              <w:t>Duyệt cọc: payment chuyển sang paid, đơn chuyển sang deposit_paid.</w:t>
             </w:r>
           </w:p>
         </w:tc>
@@ -16287,7 +18894,7 @@
                 <w:sz w:val="24"/>
                 <w:szCs w:val="24"/>
               </w:rPr>
-              <w:t xml:space="preserve">Nhân viên, admin</w:t>
+              <w:t>Nhân viên, admin</w:t>
             </w:r>
           </w:p>
         </w:tc>
@@ -16332,7 +18939,7 @@
                 <w:sz w:val="24"/>
                 <w:szCs w:val="24"/>
               </w:rPr>
-              <w:t xml:space="preserve">Đổi trạng thái đơn (xác nhận, từ chối, check-in, check-out…) theo bảng chuyển tiếp hợp lệ.</w:t>
+              <w:t>Đổi trạng thái đơn (xác nhận, từ chối, check-in, check-out…) theo bảng chuyển tiếp hợp lệ.</w:t>
             </w:r>
           </w:p>
         </w:tc>
@@ -16352,7 +18959,7 @@
                 <w:sz w:val="24"/>
                 <w:szCs w:val="24"/>
               </w:rPr>
-              <w:t xml:space="preserve">Nhân viên, admin</w:t>
+              <w:t>Nhân viên, admin</w:t>
             </w:r>
           </w:p>
         </w:tc>
@@ -16369,11 +18976,11 @@
         <w:keepNext/>
         <w:spacing w:before="200" w:after="100"/>
       </w:pPr>
-      <w:bookmarkStart w:id="36" w:name="_Toc9000035"/>
+      <w:bookmarkStart w:id="53" w:name="_Toc9000035"/>
       <w:r>
         <w:t>2.5.3. Quy tắc kiểm tra dữ liệu và phân quyền</w:t>
       </w:r>
-      <w:bookmarkEnd w:id="36"/>
+      <w:bookmarkEnd w:id="53"/>
     </w:p>
     <w:p>
       <w:pPr>
@@ -16382,7 +18989,7 @@
         <w:jc w:val="both"/>
       </w:pPr>
       <w:r>
-        <w:t xml:space="preserve">- Kiểm tra định dạng email, số điện thoại và độ dài mật khẩu tối thiểu khi đăng ký tài khoản.</w:t>
+        <w:t>- Kiểm tra định dạng email, số điện thoại và độ dài mật khẩu tối thiểu khi đăng ký tài khoản.</w:t>
       </w:r>
     </w:p>
     <w:p>
@@ -16413,7 +19020,7 @@
         <w:jc w:val="both"/>
       </w:pPr>
       <w:r>
-        <w:t xml:space="preserve">- Middleware xác thực kiểm tra JWT token hợp lệ trước khi cho phép truy cập các API yêu cầu đăng nhập.</w:t>
+        <w:t>- Middleware xác thực kiểm tra JWT token hợp lệ trước khi cho phép truy cập các API yêu cầu đăng nhập.</w:t>
       </w:r>
     </w:p>
     <w:p>
@@ -16423,7 +19030,7 @@
         <w:jc w:val="both"/>
       </w:pPr>
       <w:r>
-        <w:t xml:space="preserve">- Middleware phân quyền kiểm tra vai trò (role) của người dùng trước khi cho phép truy cập các API dành riêng cho nhân viên hoặc quản trị viên.</w:t>
+        <w:t>- Middleware phân quyền kiểm tra vai trò (role) của người dùng trước khi cho phép truy cập các API dành riêng cho nhân viên hoặc quản trị viên.</w:t>
       </w:r>
     </w:p>
     <w:p>
@@ -16432,11 +19039,11 @@
         <w:keepNext/>
         <w:spacing w:before="200" w:after="100"/>
       </w:pPr>
-      <w:bookmarkStart w:id="37" w:name="_Toc9000103"/>
+      <w:bookmarkStart w:id="54" w:name="_Toc9000103"/>
       <w:r>
         <w:t>2.5.4. Ma trận phân quyền và truy vết yêu cầu</w:t>
       </w:r>
-      <w:bookmarkEnd w:id="37"/>
+      <w:bookmarkEnd w:id="54"/>
     </w:p>
     <w:p>
       <w:pPr>
@@ -16459,7 +19066,7 @@
           <w:szCs w:val="24"/>
         </w:rPr>
       </w:pPr>
-      <w:bookmarkStart w:id="76" w:name="_RefDM_B2_7"/>
+      <w:bookmarkStart w:id="55" w:name="_RefDM_B2_7"/>
       <w:r>
         <w:rPr>
           <w:b/>
@@ -16471,7 +19078,7 @@
         </w:rPr>
         <w:t>Bảng 2.7. Ma trận phân quyền theo vai trò</w:t>
       </w:r>
-      <w:bookmarkEnd w:id="76"/>
+      <w:bookmarkEnd w:id="55"/>
     </w:p>
     <w:tbl>
       <w:tblPr>
@@ -16716,7 +19323,7 @@
                 <w:sz w:val="24"/>
                 <w:szCs w:val="24"/>
               </w:rPr>
-              <w:t xml:space="preserve">Đặt phòng (yêu cầu đăng nhập với vai trò customer)</w:t>
+              <w:t>Đặt phòng (yêu cầu đăng nhập với vai trò customer)</w:t>
             </w:r>
           </w:p>
         </w:tc>
@@ -16998,7 +19605,7 @@
                 <w:sz w:val="24"/>
                 <w:szCs w:val="24"/>
               </w:rPr>
-              <w:t xml:space="preserve">Thực hiện check-in, check-out</w:t>
+              <w:t>Thực hiện check-in, check-out</w:t>
             </w:r>
           </w:p>
         </w:tc>
@@ -17369,7 +19976,7 @@
       </w:pPr>
       <w:r>
         <w:lastRenderedPageBreak/>
-        <w:t xml:space="preserve">Bảng 2.8 truy vết từng nhóm yêu cầu chức năng tới use case hoặc luồng xử lý, API và các test case đã thực hiện ở mục 3.2. Cách trình bày này giúp kiểm tra nhanh mỗi yêu cầu đều đã có thiết kế và có minh chứng kiểm thử tương ứng.</w:t>
+        <w:t>Bảng 2.8 truy vết từng nhóm yêu cầu chức năng tới use case hoặc luồng xử lý, API và các test case đã thực hiện ở mục 3.2. Cách trình bày này giúp kiểm tra nhanh mỗi yêu cầu đều đã có thiết kế và có minh chứng kiểm thử tương ứng.</w:t>
       </w:r>
     </w:p>
     <w:p>
@@ -17390,7 +19997,7 @@
           <w:szCs w:val="24"/>
         </w:rPr>
       </w:pPr>
-      <w:bookmarkStart w:id="77" w:name="_RefDM_B2_8"/>
+      <w:bookmarkStart w:id="56" w:name="_RefDM_B2_8"/>
       <w:r>
         <w:rPr>
           <w:b/>
@@ -17402,7 +20009,7 @@
         </w:rPr>
         <w:t>Bảng 2.8. Ma trận truy vết yêu cầu – thiết kế – kiểm thử</w:t>
       </w:r>
-      <w:bookmarkEnd w:id="77"/>
+      <w:bookmarkEnd w:id="56"/>
     </w:p>
     <w:tbl>
       <w:tblPr>
@@ -17478,7 +20085,7 @@
                 <w:sz w:val="24"/>
                 <w:szCs w:val="24"/>
               </w:rPr>
-              <w:t xml:space="preserve">Use case / luồng xử lý</w:t>
+              <w:t>Use case / luồng xử lý</w:t>
             </w:r>
           </w:p>
         </w:tc>
@@ -17528,7 +20135,7 @@
                 <w:sz w:val="24"/>
                 <w:szCs w:val="24"/>
               </w:rPr>
-              <w:t xml:space="preserve">Test case</w:t>
+              <w:t>Test case</w:t>
             </w:r>
           </w:p>
         </w:tc>
@@ -17658,7 +20265,7 @@
                 <w:sz w:val="24"/>
                 <w:szCs w:val="24"/>
               </w:rPr>
-              <w:t xml:space="preserve">Use case Tìm khách sạn, Xem thông tin phòng (Hình 2.5, Hình 2.6)</w:t>
+              <w:t>Use case Tìm khách sạn, Xem thông tin phòng (Hình 2.5, Hình 2.6)</w:t>
             </w:r>
           </w:p>
         </w:tc>
@@ -17743,7 +20350,7 @@
                 <w:sz w:val="24"/>
                 <w:szCs w:val="24"/>
               </w:rPr>
-              <w:t xml:space="preserve">Use case Đặt phòng (Hình 2.7); luồng đặt phòng (Hình 2.9)</w:t>
+              <w:t>Use case Đặt phòng (Hình 2.7); luồng đặt phòng (Hình 2.9)</w:t>
             </w:r>
           </w:p>
         </w:tc>
@@ -17828,7 +20435,7 @@
                 <w:sz w:val="24"/>
                 <w:szCs w:val="24"/>
               </w:rPr>
-              <w:t xml:space="preserve">Use case Nhân viên (Hình 2.8); luồng đặt phòng (Hình 2.9); sơ đồ trạng thái (Hình 2.10)</w:t>
+              <w:t>Use case Nhân viên (Hình 2.8); luồng đặt phòng (Hình 2.9); sơ đồ trạng thái (Hình 2.10)</w:t>
             </w:r>
           </w:p>
         </w:tc>
@@ -17893,7 +20500,7 @@
                 <w:sz w:val="24"/>
                 <w:szCs w:val="24"/>
               </w:rPr>
-              <w:t xml:space="preserve">Xác nhận đơn, check-in, check-out</w:t>
+              <w:t>Xác nhận đơn, check-in, check-out</w:t>
             </w:r>
           </w:p>
         </w:tc>
@@ -17913,7 +20520,7 @@
                 <w:sz w:val="24"/>
                 <w:szCs w:val="24"/>
               </w:rPr>
-              <w:t xml:space="preserve">Use case Nhân viên (Hình 2.8); luồng đặt phòng (Hình 2.9)</w:t>
+              <w:t>Use case Nhân viên (Hình 2.8); luồng đặt phòng (Hình 2.9)</w:t>
             </w:r>
           </w:p>
         </w:tc>
@@ -18103,7 +20710,7 @@
                 <w:sz w:val="24"/>
                 <w:szCs w:val="24"/>
               </w:rPr>
-              <w:t xml:space="preserve">Middleware protect, authorize</w:t>
+              <w:t>Middleware protect, authorize</w:t>
             </w:r>
           </w:p>
         </w:tc>
@@ -18168,7 +20775,7 @@
                 <w:sz w:val="24"/>
                 <w:szCs w:val="24"/>
               </w:rPr>
-              <w:t xml:space="preserve">Use case Quản lý khách sạn, Quản lý phòng (Hình 2.3, Hình 2.4)</w:t>
+              <w:t>Use case Quản lý khách sạn, Quản lý phòng (Hình 2.3, Hình 2.4)</w:t>
             </w:r>
           </w:p>
         </w:tc>
@@ -18227,7 +20834,7 @@
         <w:spacing w:before="200" w:after="300" w:line="312" w:lineRule="auto"/>
         <w:jc w:val="center"/>
       </w:pPr>
-      <w:bookmarkStart w:id="38" w:name="_Toc9000036"/>
+      <w:bookmarkStart w:id="57" w:name="_Toc9000036"/>
       <w:r>
         <w:rPr>
           <w:sz w:val="30"/>
@@ -18236,7 +20843,7 @@
         <w:lastRenderedPageBreak/>
         <w:t>CHƯƠNG 3. XÂY DỰNG SẢN PHẨM, KIỂM THỬ VÀ ĐÁNH GIÁ</w:t>
       </w:r>
-      <w:bookmarkEnd w:id="38"/>
+      <w:bookmarkEnd w:id="57"/>
     </w:p>
     <w:p>
       <w:pPr>
@@ -18245,7 +20852,7 @@
         <w:jc w:val="both"/>
       </w:pPr>
       <w:r>
-        <w:t xml:space="preserve">Chương 3 trình bày quá trình hiện thực hóa website quản lý và đặt phòng khách sạn đa chi nhánh thương hiệu Kensington dựa trên thiết kế ở Chương 2. Nội dung gồm: môi trường phát triển và cấu trúc mã nguồn; các chức năng cốt lõi ở Backend và Frontend; kết quả kiểm thử trên dữ liệu mẫu; các giải pháp cải tiến kỹ thuật đã thực hiện; quá trình tự học; và đánh giá mức độ đáp ứng mục tiêu cùng các hạn chế còn tồn tại.</w:t>
+        <w:t>Chương 3 trình bày quá trình hiện thực hóa website quản lý và đặt phòng khách sạn đa chi nhánh thương hiệu Kensington dựa trên thiết kế ở Chương 2. Nội dung gồm: môi trường phát triển và cấu trúc mã nguồn; các chức năng cốt lõi ở Backend và Frontend; kết quả kiểm thử trên dữ liệu mẫu; các giải pháp cải tiến kỹ thuật đã thực hiện; quá trình tự học; và đánh giá mức độ đáp ứng mục tiêu cùng các hạn chế còn tồn tại.</w:t>
       </w:r>
     </w:p>
     <w:p>
@@ -18254,11 +20861,11 @@
         <w:keepNext/>
         <w:spacing w:before="240" w:after="120" w:line="312" w:lineRule="auto"/>
       </w:pPr>
-      <w:bookmarkStart w:id="39" w:name="_Toc9000037"/>
+      <w:bookmarkStart w:id="58" w:name="_Toc9000037"/>
       <w:r>
         <w:t>3.1. Xây dựng và triển khai sản phẩm</w:t>
       </w:r>
-      <w:bookmarkEnd w:id="39"/>
+      <w:bookmarkEnd w:id="58"/>
     </w:p>
     <w:p>
       <w:pPr>
@@ -18266,11 +20873,11 @@
         <w:keepNext/>
         <w:spacing w:before="160" w:after="80" w:line="312" w:lineRule="auto"/>
       </w:pPr>
-      <w:bookmarkStart w:id="40" w:name="_Toc9000038"/>
+      <w:bookmarkStart w:id="59" w:name="_Toc9000038"/>
       <w:r>
         <w:t>3.1.1. Môi trường phát triển và công cụ sử dụng</w:t>
       </w:r>
-      <w:bookmarkEnd w:id="40"/>
+      <w:bookmarkEnd w:id="59"/>
     </w:p>
     <w:p>
       <w:pPr>
@@ -18279,7 +20886,7 @@
         <w:jc w:val="both"/>
       </w:pPr>
       <w:r>
-        <w:t xml:space="preserve">Hệ thống được xây dựng theo mô hình tách đôi Frontend và Backend: hai phần chạy độc lập và giao tiếp với nhau qua REST API trao đổi dữ liệu dạng JSON. Cách tổ chức này tách phần giao diện khỏi phần nghiệp vụ và cho phép đặt toàn bộ cơ chế xác thực, phân quyền ở Backend: dù người dùng không đi qua giao diện web mà gọi trực tiếp API thì các quy tắc truy cập vẫn được áp dụng. Công nghệ được chọn theo hướng đơn giản, phù hợp quy mô đồ án kỳ, ưu tiên hoàn thiện chắc chắn các chức năng cốt lõi.</w:t>
+        <w:t>Hệ thống được xây dựng theo mô hình tách đôi Frontend và Backend: hai phần chạy độc lập và giao tiếp với nhau qua REST API trao đổi dữ liệu dạng JSON. Cách tổ chức này tách phần giao diện khỏi phần nghiệp vụ và cho phép đặt toàn bộ cơ chế xác thực, phân quyền ở Backend: dù người dùng không đi qua giao diện web mà gọi trực tiếp API thì các quy tắc truy cập vẫn được áp dụng. Công nghệ được chọn theo hướng đơn giản, phù hợp quy mô đồ án kỳ, ưu tiên hoàn thiện chắc chắn các chức năng cốt lõi.</w:t>
       </w:r>
     </w:p>
     <w:p>
@@ -18289,7 +20896,7 @@
         <w:jc w:val="both"/>
       </w:pPr>
       <w:r>
-        <w:t xml:space="preserve">Sản phẩm được phát triển trên hệ điều hành Windows, sử dụng Visual Studio Code làm môi trường soạn thảo chính. Runtime phía máy chủ là Node.js; cơ sở dữ liệu là MongoDB, chạy cục bộ trong quá trình phát triển (có thể chuyển sang MongoDB Atlas). Mã nguồn được quản lý bằng Git và lưu trữ trên GitHub (repository quan-ly-va-dat-phong-khach-san). Postman và trình duyệt web được dùng để kiểm thử API trước khi tích hợp vào giao diện. Các công nghệ và thư viện chính được tổng hợp ở Bảng 3.1.</w:t>
+        <w:t>Sản phẩm được phát triển trên hệ điều hành Windows, sử dụng Visual Studio Code làm môi trường soạn thảo chính. Runtime phía máy chủ là Node.js; cơ sở dữ liệu là MongoDB, chạy cục bộ trong quá trình phát triển (có thể chuyển sang MongoDB Atlas). Mã nguồn được quản lý bằng Git và lưu trữ trên GitHub (repository quan-ly-va-dat-phong-khach-san). Postman và trình duyệt web được dùng để kiểm thử API trước khi tích hợp vào giao diện. Các công nghệ và thư viện chính được tổng hợp ở Bảng 3.1.</w:t>
       </w:r>
     </w:p>
     <w:p>
@@ -18302,7 +20909,7 @@
           <w:szCs w:val="24"/>
         </w:rPr>
       </w:pPr>
-      <w:bookmarkStart w:id="78" w:name="_RefDM_B3_1"/>
+      <w:bookmarkStart w:id="60" w:name="_RefDM_B3_1"/>
       <w:r>
         <w:rPr>
           <w:b/>
@@ -18315,7 +20922,7 @@
         <w:lastRenderedPageBreak/>
         <w:t>Bảng 3.1. Công nghệ và công cụ sử dụng</w:t>
       </w:r>
-      <w:bookmarkEnd w:id="78"/>
+      <w:bookmarkEnd w:id="60"/>
     </w:p>
     <w:tbl>
       <w:tblPr>
@@ -18553,7 +21160,7 @@
                 <w:sz w:val="24"/>
                 <w:szCs w:val="24"/>
               </w:rPr>
-              <w:t xml:space="preserve">Chạy phía máy chủ; dựng REST API, định tuyến và middleware</w:t>
+              <w:t>Chạy phía máy chủ; dựng REST API, định tuyến và middleware</w:t>
             </w:r>
           </w:p>
         </w:tc>
@@ -18629,7 +21236,7 @@
                 <w:sz w:val="24"/>
                 <w:szCs w:val="24"/>
               </w:rPr>
-              <w:t xml:space="preserve">MongoDB [2]</w:t>
+              <w:t>MongoDB [2]</w:t>
             </w:r>
           </w:p>
         </w:tc>
@@ -18664,7 +21271,7 @@
                 <w:sz w:val="24"/>
                 <w:szCs w:val="24"/>
               </w:rPr>
-              <w:t xml:space="preserve">Lưu dữ liệu dạng document; chạy cục bộ khi phát triển, có thể chuyển sang MongoDB Atlas</w:t>
+              <w:t>Lưu dữ liệu dạng document; chạy cục bộ khi phát triển, có thể chuyển sang MongoDB Atlas</w:t>
             </w:r>
           </w:p>
         </w:tc>
@@ -18740,7 +21347,7 @@
                 <w:sz w:val="24"/>
                 <w:szCs w:val="24"/>
               </w:rPr>
-              <w:t xml:space="preserve">Mongoose [3]</w:t>
+              <w:t>Mongoose [3]</w:t>
             </w:r>
           </w:p>
         </w:tc>
@@ -18775,7 +21382,7 @@
                 <w:sz w:val="24"/>
                 <w:szCs w:val="24"/>
               </w:rPr>
-              <w:t xml:space="preserve">ODM làm việc với MongoDB: định nghĩa schema, tham chiếu giữa các collection, truy vấn</w:t>
+              <w:t>ODM làm việc với MongoDB: định nghĩa schema, tham chiếu giữa các collection, truy vấn</w:t>
             </w:r>
           </w:p>
         </w:tc>
@@ -18851,7 +21458,7 @@
                 <w:sz w:val="24"/>
                 <w:szCs w:val="24"/>
               </w:rPr>
-              <w:t xml:space="preserve">jsonwebtoken [4], bcryptjs [5]</w:t>
+              <w:t>jsonwebtoken [4], bcryptjs [5]</w:t>
             </w:r>
           </w:p>
         </w:tc>
@@ -18962,7 +21569,7 @@
                 <w:sz w:val="24"/>
                 <w:szCs w:val="24"/>
               </w:rPr>
-              <w:t xml:space="preserve">cors, morgan, dotenv</w:t>
+              <w:t>cors, morgan, dotenv</w:t>
             </w:r>
           </w:p>
         </w:tc>
@@ -18997,7 +21604,7 @@
                 <w:sz w:val="24"/>
                 <w:szCs w:val="24"/>
               </w:rPr>
-              <w:t xml:space="preserve">Cho phép Frontend gọi API; ghi log request; quản lý biến môi trường</w:t>
+              <w:t>Cho phép Frontend gọi API; ghi log request; quản lý biến môi trường</w:t>
             </w:r>
           </w:p>
         </w:tc>
@@ -19073,7 +21680,7 @@
                 <w:sz w:val="24"/>
                 <w:szCs w:val="24"/>
               </w:rPr>
-              <w:t xml:space="preserve">React 19 [6], Vite 6 [7]</w:t>
+              <w:t>React 19 [6], Vite 6 [7]</w:t>
             </w:r>
           </w:p>
         </w:tc>
@@ -19108,7 +21715,7 @@
                 <w:sz w:val="24"/>
                 <w:szCs w:val="24"/>
               </w:rPr>
-              <w:t xml:space="preserve">Xây dựng giao diện theo component; máy chủ phát triển và đóng gói</w:t>
+              <w:t>Xây dựng giao diện theo component; máy chủ phát triển và đóng gói</w:t>
             </w:r>
           </w:p>
         </w:tc>
@@ -19219,7 +21826,7 @@
                 <w:sz w:val="24"/>
                 <w:szCs w:val="24"/>
               </w:rPr>
-              <w:t xml:space="preserve">Định tuyến phía client</w:t>
+              <w:t>Định tuyến phía client</w:t>
             </w:r>
           </w:p>
         </w:tc>
@@ -19295,7 +21902,7 @@
                 <w:sz w:val="24"/>
                 <w:szCs w:val="24"/>
               </w:rPr>
-              <w:t xml:space="preserve">Tailwind CSS 4 [9]</w:t>
+              <w:t>Tailwind CSS 4 [9]</w:t>
             </w:r>
           </w:p>
         </w:tc>
@@ -19330,7 +21937,7 @@
                 <w:sz w:val="24"/>
                 <w:szCs w:val="24"/>
               </w:rPr>
-              <w:t xml:space="preserve">Xây dựng giao diện responsive</w:t>
+              <w:t>Xây dựng giao diện responsive</w:t>
             </w:r>
           </w:p>
         </w:tc>
@@ -19406,7 +22013,7 @@
                 <w:sz w:val="24"/>
                 <w:szCs w:val="24"/>
               </w:rPr>
-              <w:t xml:space="preserve">Git/GitHub, Postman, Visual Studio Code</w:t>
+              <w:t>Git/GitHub, Postman, Visual Studio Code</w:t>
             </w:r>
           </w:p>
         </w:tc>
@@ -19458,11 +22065,11 @@
         <w:keepNext/>
         <w:spacing w:before="160" w:after="80" w:line="312" w:lineRule="auto"/>
       </w:pPr>
-      <w:bookmarkStart w:id="41" w:name="_Toc9000039"/>
+      <w:bookmarkStart w:id="61" w:name="_Toc9000039"/>
       <w:r>
         <w:t>3.1.2. Cấu trúc mã nguồn</w:t>
       </w:r>
-      <w:bookmarkEnd w:id="41"/>
+      <w:bookmarkEnd w:id="61"/>
     </w:p>
     <w:p>
       <w:pPr>
@@ -19471,7 +22078,7 @@
         <w:jc w:val="both"/>
       </w:pPr>
       <w:r>
-        <w:t xml:space="preserve">Mã nguồn được chia thành hai thư mục độc lập, giao tiếp với nhau qua REST API: hotelbook-backend (máy chủ) và luxoria-react (giao diện). Tên thư mục luxoria-react được giữ lại từ giao diện mẫu ban đầu; thương hiệu hiển thị trên website là Kensington. Cấu trúc thư mục mã nguồn của dự án được minh họa ở Hình 3.1.</w:t>
+        <w:t>Mã nguồn được chia thành hai thư mục độc lập, giao tiếp với nhau qua REST API: hotelbook-backend (máy chủ) và luxoria-react (giao diện). Tên thư mục luxoria-react được giữ lại từ giao diện mẫu ban đầu; thương hiệu hiển thị trên website là Kensington. Cấu trúc thư mục mã nguồn của dự án được minh họa ở Hình 3.1.</w:t>
       </w:r>
     </w:p>
     <w:p>
@@ -19482,6 +22089,8 @@
       </w:pPr>
       <w:r>
         <w:t xml:space="preserve">Phạm vi kế thừa và phần trực tiếp thực hiện: Dự án sử dụng cấu trúc và một số thành phần giao diện từ mẫu React mang tên Luxoria (thể hiện qua thư mục luxoria-react và các component giao diện mẫu còn lưu lại). Phần được xây dựng/tùy biến cho đề tài, theo nội dung mô tả trong báo cáo, gồm việc tổ chức dữ liệu nhiều chi nhánh Kensington, Backend Express/MongoDB, các API quản lý khách sạn – phòng – đặt phòng – thanh toán, cơ chế JWT/phân quyền, luồng trạng thái đơn đặt phòng và giao diện tích hợp các chức năng nghiệp vụ. Chỉ những chức năng có minh chứng kết nối và kiểm thử trong Chương 3 mới được xem là </w:t>
+      </w:r>
+      <w:r>
         <w:lastRenderedPageBreak/>
         <w:t>đã hoàn thành; trang Check-in/Check-out sử dụng dữ liệu cứng không thuộc nhóm đã hoàn thiện tích hợp API.</w:t>
       </w:r>
@@ -19541,7 +22150,7 @@
         <w:spacing w:before="60" w:after="200" w:line="276" w:lineRule="auto"/>
         <w:jc w:val="center"/>
       </w:pPr>
-      <w:bookmarkStart w:id="79" w:name="_RefDM_H3_1"/>
+      <w:bookmarkStart w:id="62" w:name="_RefDM_H3_1"/>
       <w:r>
         <w:rPr>
           <w:b/>
@@ -19551,9 +22160,9 @@
           <w:sz w:val="24"/>
           <w:szCs w:val="24"/>
         </w:rPr>
-        <w:t xml:space="preserve">Hình 3.1. Cấu trúc thư mục mã nguồn của dự án trong Visual Studio Code</w:t>
-      </w:r>
-      <w:bookmarkEnd w:id="79"/>
+        <w:t>Hình 3.1. Cấu trúc thư mục mã nguồn của dự án trong Visual Studio Code</w:t>
+      </w:r>
+      <w:bookmarkEnd w:id="62"/>
     </w:p>
     <w:p>
       <w:pPr>
@@ -19562,7 +22171,7 @@
         <w:jc w:val="both"/>
       </w:pPr>
       <w:r>
-        <w:t xml:space="preserve">Cấu trúc Backend (hotelbook-backend/src):</w:t>
+        <w:t>Cấu trúc Backend (hotelbook-backend/src):</w:t>
       </w:r>
     </w:p>
     <w:p>
@@ -19576,7 +22185,7 @@
         <w:jc w:val="both"/>
       </w:pPr>
       <w:r>
-        <w:t xml:space="preserve">config/db.js: khởi tạo kết nối MongoDB bằng Mongoose.</w:t>
+        <w:t>config/db.js: khởi tạo kết nối MongoDB bằng Mongoose.</w:t>
       </w:r>
     </w:p>
     <w:p>
@@ -19590,7 +22199,7 @@
         <w:jc w:val="both"/>
       </w:pPr>
       <w:r>
-        <w:t xml:space="preserve">models/: định nghĩa sáu schema dữ liệu gồm User, Hotel, RoomType, Room, Booking, Payment.</w:t>
+        <w:t>models/: định nghĩa sáu schema dữ liệu gồm User, Hotel, RoomType, Room, Booking, Payment.</w:t>
       </w:r>
     </w:p>
     <w:p>
@@ -19604,7 +22213,7 @@
         <w:jc w:val="both"/>
       </w:pPr>
       <w:r>
-        <w:t xml:space="preserve">middlewares/auth.js: middleware protect (xác thực JWT) và authorize (phân quyền theo vai trò).</w:t>
+        <w:t>middlewares/auth.js: middleware protect (xác thực JWT) và authorize (phân quyền theo vai trò).</w:t>
       </w:r>
     </w:p>
     <w:p>
@@ -19618,7 +22227,7 @@
         <w:jc w:val="both"/>
       </w:pPr>
       <w:r>
-        <w:t xml:space="preserve">controllers/: xử lý nghiệp vụ theo từng nhóm chức năng (auth, hotel, room, booking, payment, user).</w:t>
+        <w:t>controllers/: xử lý nghiệp vụ theo từng nhóm chức năng (auth, hotel, room, booking, payment, user).</w:t>
       </w:r>
     </w:p>
     <w:p>
@@ -19632,7 +22241,7 @@
         <w:jc w:val="both"/>
       </w:pPr>
       <w:r>
-        <w:t xml:space="preserve">routes/: khai báo endpoint API và middleware áp dụng cho từng route.</w:t>
+        <w:t>routes/: khai báo endpoint API và middleware áp dụng cho từng route.</w:t>
       </w:r>
     </w:p>
     <w:p>
@@ -19660,7 +22269,7 @@
         <w:jc w:val="both"/>
       </w:pPr>
       <w:r>
-        <w:t xml:space="preserve">app.js: khai báo middleware toàn cục (cors, json, morgan), gắn các router vào tiền tố /api/* và xử lý lỗi; server.js: khởi động máy chủ.</w:t>
+        <w:t>app.js: khai báo middleware toàn cục (cors, json, morgan), gắn các router vào tiền tố /api/* và xử lý lỗi; server.js: khởi động máy chủ.</w:t>
       </w:r>
     </w:p>
     <w:p>
@@ -19671,7 +22280,7 @@
       </w:pPr>
       <w:r>
         <w:lastRenderedPageBreak/>
-        <w:t xml:space="preserve">Cấu trúc Frontend (luxoria-react/src):</w:t>
+        <w:t>Cấu trúc Frontend (luxoria-react/src):</w:t>
       </w:r>
     </w:p>
     <w:p>
@@ -19685,7 +22294,7 @@
         <w:jc w:val="both"/>
       </w:pPr>
       <w:r>
-        <w:t xml:space="preserve">api/client.js: các hàm gọi API dùng chung, tự gắn JWT lấy từ localStorage vào header Authorization.</w:t>
+        <w:t>api/client.js: các hàm gọi API dùng chung, tự gắn JWT lấy từ localStorage vào header Authorization.</w:t>
       </w:r>
     </w:p>
     <w:p>
@@ -19699,7 +22308,7 @@
         <w:jc w:val="both"/>
       </w:pPr>
       <w:r>
-        <w:t xml:space="preserve">context/AuthContext.jsx: quản lý trạng thái đăng nhập (người dùng, token) bằng React Context.</w:t>
+        <w:t>context/AuthContext.jsx: quản lý trạng thái đăng nhập (người dùng, token) bằng React Context.</w:t>
       </w:r>
     </w:p>
     <w:p>
@@ -19713,7 +22322,7 @@
         <w:jc w:val="both"/>
       </w:pPr>
       <w:r>
-        <w:t xml:space="preserve">layouts/: MainLayout.jsx (khung giao diện công khai) và DashboardLayout.jsx (khung giao diện quản trị/nhân viên, có kiểm tra vai trò).</w:t>
+        <w:t>layouts/: MainLayout.jsx (khung giao diện công khai) và DashboardLayout.jsx (khung giao diện quản trị/nhân viên, có kiểm tra vai trò).</w:t>
       </w:r>
     </w:p>
     <w:p>
@@ -19727,7 +22336,7 @@
         <w:jc w:val="both"/>
       </w:pPr>
       <w:r>
-        <w:t xml:space="preserve">pages/: các trang khách hàng (Home, Search, HotelDetail, RoomDetail, Login, Register, MyBookings); pages/admin/ và pages/staff/ chứa các trang theo vai trò.</w:t>
+        <w:t>pages/: các trang khách hàng (Home, Search, HotelDetail, RoomDetail, Login, Register, MyBookings); pages/admin/ và pages/staff/ chứa các trang theo vai trò.</w:t>
       </w:r>
     </w:p>
     <w:p>
@@ -19741,7 +22350,7 @@
         <w:jc w:val="both"/>
       </w:pPr>
       <w:r>
-        <w:t xml:space="preserve">App.jsx: khai báo bảng định tuyến; main.jsx: điểm khởi chạy ứng dụng.</w:t>
+        <w:t>App.jsx: khai báo bảng định tuyến; main.jsx: điểm khởi chạy ứng dụng.</w:t>
       </w:r>
     </w:p>
     <w:p>
@@ -19750,11 +22359,11 @@
         <w:keepNext/>
         <w:spacing w:before="160" w:after="80" w:line="312" w:lineRule="auto"/>
       </w:pPr>
-      <w:bookmarkStart w:id="42" w:name="_Toc9000040"/>
+      <w:bookmarkStart w:id="63" w:name="_Toc9000040"/>
       <w:r>
         <w:t>3.1.3. Đăng ký, đăng nhập và phân quyền</w:t>
       </w:r>
-      <w:bookmarkEnd w:id="42"/>
+      <w:bookmarkEnd w:id="63"/>
     </w:p>
     <w:p>
       <w:pPr>
@@ -19763,7 +22372,7 @@
         <w:jc w:val="both"/>
       </w:pPr>
       <w:r>
-        <w:t xml:space="preserve">Chức năng đăng ký (POST /api/auth/register) yêu cầu họ tên, email và mật khẩu. Hệ thống kiểm tra email chưa tồn tại, băm mật khẩu bằng bcrypt trước khi lưu và gán vai trò mặc định là customer. Người dùng không thể tự chọn vai trò staff hoặc admin; hai vai trò này do quản trị viên cấp.</w:t>
+        <w:t>Chức năng đăng ký (POST /api/auth/register) yêu cầu họ tên, email và mật khẩu. Hệ thống kiểm tra email chưa tồn tại, băm mật khẩu bằng bcrypt trước khi lưu và gán vai trò mặc định là customer. Người dùng không thể tự chọn vai trò staff hoặc admin; hai vai trò này do quản trị viên cấp.</w:t>
       </w:r>
     </w:p>
     <w:p>
@@ -19773,7 +22382,7 @@
         <w:jc w:val="both"/>
       </w:pPr>
       <w:r>
-        <w:t xml:space="preserve">Chức năng đăng nhập (POST /api/auth/login) xác minh email và mật khẩu, kiểm tra tài khoản còn hoạt động rồi trả về JWT có thời hạn 7 ngày (cấu hình qua biến môi trường) cùng thông tin người dùng. Frontend lưu token trong localStorage và tự động đính kèm vào header Authorization của các yêu cầu cần xác thực; việc này được xử lý tập trung tại api/client.js để không phải lặp lại ở từng trang.</w:t>
+        <w:t>Chức năng đăng nhập (POST /api/auth/login) xác minh email và mật khẩu, kiểm tra tài khoản còn hoạt động rồi trả về JWT có thời hạn 7 ngày (cấu hình qua biến môi trường) cùng thông tin người dùng. Frontend lưu token trong localStorage và tự động đính kèm vào header Authorization của các yêu cầu cần xác thực; việc này được xử lý tập trung tại api/client.js để không phải lặp lại ở từng trang.</w:t>
       </w:r>
     </w:p>
     <w:p>
@@ -19783,7 +22392,7 @@
         <w:jc w:val="both"/>
       </w:pPr>
       <w:r>
-        <w:t xml:space="preserve">Phân quyền được thực hiện ở Backend bằng hai middleware: protect xác minh tính hợp lệ của JWT; authorize chỉ cho phép các vai trò được liệt kê truy cập (ví dụ chỉ admin được tạo chi nhánh). Khách hàng chỉ tạo đơn và xem đơn của mình; nhân viên và admin được duyệt cọc, xác nhận đơn, check-in/check-out; admin được quản lý chi nhánh, phòng và xem danh sách người dùng. Vì lớp bảo vệ nằm ở Backend nên các yêu cầu gọi trực tiếp tới API mà không qua giao diện vẫn bị chặn nếu sai vai trò. Giao diện đăng nhập và đăng ký được minh họa ở hình 3.2 và hình 3.3.</w:t>
+        <w:t>Phân quyền được thực hiện ở Backend bằng hai middleware: protect xác minh tính hợp lệ của JWT; authorize chỉ cho phép các vai trò được liệt kê truy cập (ví dụ chỉ admin được tạo chi nhánh). Khách hàng chỉ tạo đơn và xem đơn của mình; nhân viên và admin được duyệt cọc, xác nhận đơn, check-in/check-out; admin được quản lý chi nhánh, phòng và xem danh sách người dùng. Vì lớp bảo vệ nằm ở Backend nên các yêu cầu gọi trực tiếp tới API mà không qua giao diện vẫn bị chặn nếu sai vai trò. Giao diện đăng nhập và đăng ký được minh họa ở hình 3.2 và hình 3.3.</w:t>
       </w:r>
     </w:p>
     <w:p>
@@ -19842,7 +22451,7 @@
         <w:spacing w:before="60" w:after="200" w:line="276" w:lineRule="auto"/>
         <w:jc w:val="center"/>
       </w:pPr>
-      <w:bookmarkStart w:id="80" w:name="_RefDM_H3_2"/>
+      <w:bookmarkStart w:id="64" w:name="_RefDM_H3_2"/>
       <w:r>
         <w:rPr>
           <w:b/>
@@ -19854,7 +22463,7 @@
         </w:rPr>
         <w:t>Hình 3.2. Trang đăng nhập</w:t>
       </w:r>
-      <w:bookmarkEnd w:id="80"/>
+      <w:bookmarkEnd w:id="64"/>
     </w:p>
     <w:p>
       <w:pPr>
@@ -19911,7 +22520,7 @@
         <w:spacing w:before="60" w:after="200" w:line="276" w:lineRule="auto"/>
         <w:jc w:val="center"/>
       </w:pPr>
-      <w:bookmarkStart w:id="81" w:name="_RefDM_H3_3"/>
+      <w:bookmarkStart w:id="65" w:name="_RefDM_H3_3"/>
       <w:r>
         <w:rPr>
           <w:b/>
@@ -19923,7 +22532,7 @@
         </w:rPr>
         <w:t>Hình 3.3. Trang đăng ký tài khoản</w:t>
       </w:r>
-      <w:bookmarkEnd w:id="81"/>
+      <w:bookmarkEnd w:id="65"/>
     </w:p>
     <w:p>
       <w:pPr>
@@ -19931,11 +22540,11 @@
         <w:keepNext/>
         <w:spacing w:before="160" w:after="80" w:line="312" w:lineRule="auto"/>
       </w:pPr>
-      <w:bookmarkStart w:id="43" w:name="_Toc9000041"/>
+      <w:bookmarkStart w:id="66" w:name="_Toc9000041"/>
       <w:r>
         <w:t>3.1.4. Hiển thị, tìm kiếm và quản lý chi nhánh</w:t>
       </w:r>
-      <w:bookmarkEnd w:id="43"/>
+      <w:bookmarkEnd w:id="66"/>
     </w:p>
     <w:p>
       <w:pPr>
@@ -19944,7 +22553,7 @@
         <w:jc w:val="both"/>
       </w:pPr>
       <w:r>
-        <w:t xml:space="preserve">Hệ thống quản lý nhiều chi nhánh (collection hotels) dưới thương hiệu Kensington. Dữ liệu mẫu gồm 12 chi nhánh tại 8 khu vực: Đà Nẵng, Nha Trang, Phú Quốc và Hà Nội mỗi nơi 2 chi nhánh; Đà Lạt, Sapa, Hội An và Vũng Tàu mỗi nơi 1 chi nhánh. Mỗi chi nhánh có nhiều loại phòng, mỗi loại phòng có nhiều phòng vật lý cụ thể. API GET /api/hotels cho phép lọc theo thành phố, hạng sao tối thiểu hoặc từ khóa, đồng thời tính sẵn giá khởi điểm (theo loại phòng rẻ nhất) để hiển thị ngay trên kết quả tìm kiếm.</w:t>
+        <w:t>Hệ thống quản lý nhiều chi nhánh (collection hotels) dưới thương hiệu Kensington. Dữ liệu mẫu gồm 12 chi nhánh tại 8 khu vực: Đà Nẵng, Nha Trang, Phú Quốc và Hà Nội mỗi nơi 2 chi nhánh; Đà Lạt, Sapa, Hội An và Vũng Tàu mỗi nơi 1 chi nhánh. Mỗi chi nhánh có nhiều loại phòng, mỗi loại phòng có nhiều phòng vật lý cụ thể. API GET /api/hotels cho phép lọc theo thành phố, hạng sao tối thiểu hoặc từ khóa, đồng thời tính sẵn giá khởi điểm (theo loại phòng rẻ nhất) để hiển thị ngay trên kết quả tìm kiếm.</w:t>
       </w:r>
     </w:p>
     <w:p>
@@ -20022,7 +22631,7 @@
         <w:spacing w:before="60" w:after="200" w:line="276" w:lineRule="auto"/>
         <w:jc w:val="center"/>
       </w:pPr>
-      <w:bookmarkStart w:id="82" w:name="_RefDM_H3_4"/>
+      <w:bookmarkStart w:id="67" w:name="_RefDM_H3_4"/>
       <w:r>
         <w:rPr>
           <w:b/>
@@ -20032,9 +22641,9 @@
           <w:sz w:val="24"/>
           <w:szCs w:val="24"/>
         </w:rPr>
-        <w:t xml:space="preserve">Hình 3.4. Trang chủ: danh sách chi nhánh Kensington</w:t>
-      </w:r>
-      <w:bookmarkEnd w:id="82"/>
+        <w:t>Hình 3.4. Trang chủ: danh sách chi nhánh Kensington</w:t>
+      </w:r>
+      <w:bookmarkEnd w:id="67"/>
     </w:p>
     <w:p>
       <w:pPr>
@@ -20092,7 +22701,7 @@
         <w:spacing w:before="60" w:after="200" w:line="276" w:lineRule="auto"/>
         <w:jc w:val="center"/>
       </w:pPr>
-      <w:bookmarkStart w:id="83" w:name="_RefDM_H3_5"/>
+      <w:bookmarkStart w:id="68" w:name="_RefDM_H3_5"/>
       <w:r>
         <w:rPr>
           <w:b/>
@@ -20104,7 +22713,7 @@
         </w:rPr>
         <w:t>Hình 3.5. Trang tìm kiếm: lọc theo thành phố và hạng sao</w:t>
       </w:r>
-      <w:bookmarkEnd w:id="83"/>
+      <w:bookmarkEnd w:id="68"/>
     </w:p>
     <w:p>
       <w:pPr>
@@ -20161,7 +22770,7 @@
         <w:spacing w:before="60" w:after="200" w:line="276" w:lineRule="auto"/>
         <w:jc w:val="center"/>
       </w:pPr>
-      <w:bookmarkStart w:id="84" w:name="_RefDM_H3_6"/>
+      <w:bookmarkStart w:id="69" w:name="_RefDM_H3_6"/>
       <w:r>
         <w:rPr>
           <w:b/>
@@ -20173,7 +22782,7 @@
         </w:rPr>
         <w:t>Hình 3.6. Trang chi tiết chi nhánh: danh sách loại phòng</w:t>
       </w:r>
-      <w:bookmarkEnd w:id="84"/>
+      <w:bookmarkEnd w:id="69"/>
     </w:p>
     <w:p>
       <w:pPr>
@@ -20181,11 +22790,11 @@
         <w:keepNext/>
         <w:spacing w:before="160" w:after="80" w:line="312" w:lineRule="auto"/>
       </w:pPr>
-      <w:bookmarkStart w:id="44" w:name="_Toc9000042"/>
+      <w:bookmarkStart w:id="70" w:name="_Toc9000042"/>
       <w:r>
         <w:t>3.1.5. Kiểm tra phòng trống và đặt phòng</w:t>
       </w:r>
-      <w:bookmarkEnd w:id="44"/>
+      <w:bookmarkEnd w:id="70"/>
     </w:p>
     <w:p>
       <w:pPr>
@@ -20195,8 +22804,10 @@
       </w:pPr>
       <w:r>
         <w:t xml:space="preserve">Kiểm tra phòng trống là phần trọng tâm của hệ thống. Với mỗi phòng vật lý, hệ thống tìm các đơn đang giữ chỗ (ở các trạng thái awaiting_deposit, deposit_paid, confirmed, checked_in, fully_paid) có khoảng ngày giao nhau với </w:t>
+      </w:r>
+      <w:r>
         <w:lastRenderedPageBreak/>
-        <w:t xml:space="preserve">khoảng [checkIn, checkOut] mà khách chọn. Nếu không có đơn nào giao nhau, phòng được coi là còn trống.</w:t>
+        <w:t>khoảng [checkIn, checkOut] mà khách chọn. Nếu không có đơn nào giao nhau, phòng được coi là còn trống.</w:t>
       </w:r>
     </w:p>
     <w:p>
@@ -20206,7 +22817,7 @@
         <w:jc w:val="both"/>
       </w:pPr>
       <w:r>
-        <w:t xml:space="preserve">Khi khách đặt phòng (POST /api/bookings, bắt buộc đăng nhập với vai trò customer), hệ thống lần lượt kiểm tra: ngày trả phải sau ngày nhận; ngày nhận không ở quá khứ; loại phòng tồn tại và đang mở bán; số khách không vượt sức chứa. Nếu hợp lệ, hệ thống tìm một phòng vật lý còn trống thuộc loại phòng đó, tính số đêm, tổng tiền, tiền cọc (30% tổng tiền) và phần còn lại, sau đó tạo đơn ở trạng thái awaiting_deposit kèm hạn thanh toán cọc (depositDeadline, mặc định 30 phút) và một bản ghi Payment loại deposit ở trạng thái pending (Hình 3.7).</w:t>
+        <w:t>Khi khách đặt phòng (POST /api/bookings, bắt buộc đăng nhập với vai trò customer), hệ thống lần lượt kiểm tra: ngày trả phải sau ngày nhận; ngày nhận không ở quá khứ; loại phòng tồn tại và đang mở bán; số khách không vượt sức chứa. Nếu hợp lệ, hệ thống tìm một phòng vật lý còn trống thuộc loại phòng đó, tính số đêm, tổng tiền, tiền cọc (30% tổng tiền) và phần còn lại, sau đó tạo đơn ở trạng thái awaiting_deposit kèm hạn thanh toán cọc (depositDeadline, mặc định 30 phút) và một bản ghi Payment loại deposit ở trạng thái pending (Hình 3.7).</w:t>
       </w:r>
     </w:p>
     <w:p>
@@ -20216,7 +22827,7 @@
         <w:jc w:val="both"/>
       </w:pPr>
       <w:r>
-        <w:t xml:space="preserve">Để xử lý các đơn quá hạn mà khách chưa thanh toán cọc, mỗi khi có yêu cầu tạo đơn mới hoặc xem danh sách đơn, hệ thống kiểm tra và chuyển các đơn awaiting_deposit đã hết hạn sang expired, nhờ đó phòng được nhả ra cho khách khác. Cách làm này đơn giản, không cần tiến trình nền riêng, nhưng có độ trễ nhất định (xem mục 3.5.2).</w:t>
+        <w:t>Để xử lý các đơn quá hạn mà khách chưa thanh toán cọc, mỗi khi có yêu cầu tạo đơn mới hoặc xem danh sách đơn, hệ thống kiểm tra và chuyển các đơn awaiting_deposit đã hết hạn sang expired, nhờ đó phòng được nhả ra cho khách khác. Cách làm này đơn giản, không cần tiến trình nền riêng, nhưng có độ trễ nhất định (xem mục 3.5.2).</w:t>
       </w:r>
     </w:p>
     <w:p>
@@ -20274,7 +22885,7 @@
         <w:spacing w:before="60" w:after="200" w:line="276" w:lineRule="auto"/>
         <w:jc w:val="center"/>
       </w:pPr>
-      <w:bookmarkStart w:id="85" w:name="_RefDM_H3_7"/>
+      <w:bookmarkStart w:id="71" w:name="_RefDM_H3_7"/>
       <w:r>
         <w:rPr>
           <w:b/>
@@ -20284,9 +22895,9 @@
           <w:sz w:val="24"/>
           <w:szCs w:val="24"/>
         </w:rPr>
-        <w:t xml:space="preserve">Hình 3.7. Form đặt phòng: tính tiền cọc 30% theo số đêm</w:t>
-      </w:r>
-      <w:bookmarkEnd w:id="85"/>
+        <w:t>Hình 3.7. Form đặt phòng: tính tiền cọc 30% theo số đêm</w:t>
+      </w:r>
+      <w:bookmarkEnd w:id="71"/>
     </w:p>
     <w:p>
       <w:pPr>
@@ -20294,11 +22905,11 @@
         <w:keepNext/>
         <w:spacing w:before="160" w:after="80" w:line="312" w:lineRule="auto"/>
       </w:pPr>
-      <w:bookmarkStart w:id="45" w:name="_Toc9000043"/>
+      <w:bookmarkStart w:id="72" w:name="_Toc9000043"/>
       <w:r>
         <w:t>3.1.6. Thanh toán cọc, duyệt cọc và vòng đời đơn đặt phòng</w:t>
       </w:r>
-      <w:bookmarkEnd w:id="45"/>
+      <w:bookmarkEnd w:id="72"/>
     </w:p>
     <w:p>
       <w:pPr>
@@ -20308,8 +22919,10 @@
       </w:pPr>
       <w:r>
         <w:t xml:space="preserve">Sau khi tạo đơn, khách chọn phương thức thanh toán (MoMo, VNPay, chuyển khoản, thẻ) trong thời hạn đếm ngược 30 phút (Hình 3.8). Hệ thống chỉ ghi nhận yêu cầu thanh toán cọc (POST /api/payments/:bookingId/pay-deposit) ở trạng thái pending và không tự chuyển đơn sang “đã cọc”. Giao diện hiển thị mã QR cùng thông báo “Đang chờ nhân viên duyệt” (Hình 3.9). Chỉ khi nhân viên </w:t>
+      </w:r>
+      <w:r>
         <w:lastRenderedPageBreak/>
-        <w:t xml:space="preserve">hoặc admin, sau khi đối chiếu chuyển khoản, gọi PUT /api/payments/:bookingId/confirm-deposit thì payment mới chuyển sang paid và đơn chuyển sang deposit_paid. Khách theo dõi trạng thái đơn tại trang “Đơn đặt phòng của tôi” (Hình 3.10).</w:t>
+        <w:t>hoặc admin, sau khi đối chiếu chuyển khoản, gọi PUT /api/payments/:bookingId/confirm-deposit thì payment mới chuyển sang paid và đơn chuyển sang deposit_paid. Khách theo dõi trạng thái đơn tại trang “Đơn đặt phòng của tôi” (Hình 3.10).</w:t>
       </w:r>
     </w:p>
     <w:p>
@@ -20319,7 +22932,7 @@
         <w:jc w:val="both"/>
       </w:pPr>
       <w:r>
-        <w:t xml:space="preserve">Một đơn đặt phòng đi qua 9 trạng thái. Luồng chính là awaiting_deposit → deposit_paid → confirmed → checked_in → fully_paid → checked_out; ngoài ra có nhánh expired (hết hạn cọc) và nhánh cancelled/rejected (hủy/từ chối) có thể xảy ra trước khi nhận phòng. Mỗi lần đổi trạng thái, Backend tra một bảng chuyển tiếp hợp lệ được quy định sẵn; ví dụ đơn đang confirmed chỉ được chuyển sang checked_in hoặc cancelled, các chuyển tiếp khác bị từ chối kèm thông báo các lựa chọn còn lại.</w:t>
+        <w:t>Một đơn đặt phòng đi qua 9 trạng thái. Luồng chính là awaiting_deposit → deposit_paid → confirmed → checked_in → fully_paid → checked_out; ngoài ra có nhánh expired (hết hạn cọc) và nhánh cancelled/rejected (hủy/từ chối) có thể xảy ra trước khi nhận phòng. Mỗi lần đổi trạng thái, Backend tra một bảng chuyển tiếp hợp lệ được quy định sẵn; ví dụ đơn đang confirmed chỉ được chuyển sang checked_in hoặc cancelled, các chuyển tiếp khác bị từ chối kèm thông báo các lựa chọn còn lại.</w:t>
       </w:r>
     </w:p>
     <w:p>
@@ -20329,7 +22942,7 @@
         <w:jc w:val="both"/>
       </w:pPr>
       <w:r>
-        <w:t xml:space="preserve">Việc đổi trạng thái đơn kéo theo một số xử lý khác: chuyển sang confirmed thì kiểm tra lại phòng còn trống (vì có thể phát sinh đơn khác trong lúc chờ xác nhận); check-in chuyển phòng vật lý sang occupied; check-out chuyển phòng sang cleaning; nếu đơn bị hủy hoặc từ chối khi phòng đang occupied thì phòng được trả về available. Khách hàng chỉ được tự hủy đơn khi đơn còn ở ba trạng thái đầu (awaiting_deposit, deposit_paid, confirmed).</w:t>
+        <w:t>Việc đổi trạng thái đơn kéo theo một số xử lý khác: chuyển sang confirmed thì kiểm tra lại phòng còn trống (vì có thể phát sinh đơn khác trong lúc chờ xác nhận); check-in chuyển phòng vật lý sang occupied; check-out chuyển phòng sang cleaning; nếu đơn bị hủy hoặc từ chối khi phòng đang occupied thì phòng được trả về available. Khách hàng chỉ được tự hủy đơn khi đơn còn ở ba trạng thái đầu (awaiting_deposit, deposit_paid, confirmed).</w:t>
       </w:r>
     </w:p>
     <w:p>
@@ -20387,7 +23000,7 @@
         <w:spacing w:before="60" w:after="200" w:line="276" w:lineRule="auto"/>
         <w:jc w:val="center"/>
       </w:pPr>
-      <w:bookmarkStart w:id="86" w:name="_RefDM_H3_8"/>
+      <w:bookmarkStart w:id="73" w:name="_RefDM_H3_8"/>
       <w:r>
         <w:rPr>
           <w:b/>
@@ -20399,7 +23012,7 @@
         </w:rPr>
         <w:t>Hình 3.8. Chọn phương thức thanh toán cọc, đếm ngược hạn 30 phút</w:t>
       </w:r>
-      <w:bookmarkEnd w:id="86"/>
+      <w:bookmarkEnd w:id="73"/>
     </w:p>
     <w:p>
       <w:pPr>
@@ -20457,7 +23070,7 @@
         <w:spacing w:before="60" w:after="200" w:line="276" w:lineRule="auto"/>
         <w:jc w:val="center"/>
       </w:pPr>
-      <w:bookmarkStart w:id="87" w:name="_RefDM_H3_9"/>
+      <w:bookmarkStart w:id="74" w:name="_RefDM_H3_9"/>
       <w:r>
         <w:rPr>
           <w:b/>
@@ -20469,7 +23082,7 @@
         </w:rPr>
         <w:t>Hình 3.9. Mã QR thanh toán cọc và trạng thái chờ nhân viên duyệt</w:t>
       </w:r>
-      <w:bookmarkEnd w:id="87"/>
+      <w:bookmarkEnd w:id="74"/>
     </w:p>
     <w:p>
       <w:pPr>
@@ -20526,7 +23139,7 @@
         <w:spacing w:before="60" w:after="200" w:line="276" w:lineRule="auto"/>
         <w:jc w:val="center"/>
       </w:pPr>
-      <w:bookmarkStart w:id="88" w:name="_RefDM_H3_10"/>
+      <w:bookmarkStart w:id="75" w:name="_RefDM_H3_10"/>
       <w:r>
         <w:rPr>
           <w:b/>
@@ -20538,7 +23151,7 @@
         </w:rPr>
         <w:t>Hình 3.10. Trang “Đơn đặt phòng của tôi” của khách hàng</w:t>
       </w:r>
-      <w:bookmarkEnd w:id="88"/>
+      <w:bookmarkEnd w:id="75"/>
     </w:p>
     <w:p>
       <w:pPr>
@@ -20549,8 +23162,10 @@
       </w:pPr>
       <w:r>
         <w:t xml:space="preserve">Ngoài các chức năng đặt phòng, giao diện khách hàng còn có nút liên hệ nổi ở góc dưới bên phải màn hình. Khi mở rộng, nút này hiển thị các kênh hỗ trợ </w:t>
+      </w:r>
+      <w:r>
         <w:lastRenderedPageBreak/>
-        <w:t xml:space="preserve">nhanh gồm Gọi điện, Zalo, Facebook và Telegram để khách hàng chủ động liên hệ với khách sạn khi cần tư vấn (Hình 3.11).</w:t>
+        <w:t>nhanh gồm Gọi điện, Zalo, Facebook và Telegram để khách hàng chủ động liên hệ với khách sạn khi cần tư vấn (Hình 3.11).</w:t>
       </w:r>
     </w:p>
     <w:p>
@@ -20608,7 +23223,7 @@
         <w:spacing w:before="60" w:after="200" w:line="276" w:lineRule="auto"/>
         <w:jc w:val="center"/>
       </w:pPr>
-      <w:bookmarkStart w:id="89" w:name="_RefDM_H3_11"/>
+      <w:bookmarkStart w:id="76" w:name="_RefDM_H3_11"/>
       <w:r>
         <w:rPr>
           <w:b/>
@@ -20618,9 +23233,9 @@
           <w:sz w:val="24"/>
           <w:szCs w:val="24"/>
         </w:rPr>
-        <w:t xml:space="preserve">Hình 3.11. Nút liên hệ nhanh với các kênh Gọi điện, Zalo, Facebook, Telegram</w:t>
-      </w:r>
-      <w:bookmarkEnd w:id="89"/>
+        <w:t>Hình 3.11. Nút liên hệ nhanh với các kênh Gọi điện, Zalo, Facebook, Telegram</w:t>
+      </w:r>
+      <w:bookmarkEnd w:id="76"/>
     </w:p>
     <w:p>
       <w:pPr>
@@ -20628,11 +23243,11 @@
         <w:keepNext/>
         <w:spacing w:before="160" w:after="80" w:line="312" w:lineRule="auto"/>
       </w:pPr>
-      <w:bookmarkStart w:id="46" w:name="_Toc9000044"/>
+      <w:bookmarkStart w:id="77" w:name="_Toc9000044"/>
       <w:r>
         <w:t>3.1.7. Khu vực quản trị và nhân viên</w:t>
       </w:r>
-      <w:bookmarkEnd w:id="46"/>
+      <w:bookmarkEnd w:id="77"/>
     </w:p>
     <w:p>
       <w:pPr>
@@ -20642,7 +23257,7 @@
         <w:jc w:val="both"/>
       </w:pPr>
       <w:r>
-        <w:t xml:space="preserve">Khu vực quản trị và nhân viên dùng chung bộ khung giao diện DashboardLayout, chỉ khác nhau ở danh sách menu theo vai trò; layout này kiểm tra token và vai trò trước khi hiển thị. Admin quản lý toàn hệ thống, còn nhân viên xử lý công việc hằng ngày.</w:t>
+        <w:t>Khu vực quản trị và nhân viên dùng chung bộ khung giao diện DashboardLayout, chỉ khác nhau ở danh sách menu theo vai trò; layout này kiểm tra token và vai trò trước khi hiển thị. Admin quản lý toàn hệ thống, còn nhân viên xử lý công việc hằng ngày.</w:t>
       </w:r>
     </w:p>
     <w:p>
@@ -20666,7 +23281,7 @@
         <w:jc w:val="both"/>
       </w:pPr>
       <w:r>
-        <w:t xml:space="preserve">Dashboard tổng quan: số chi nhánh, số đơn đặt phòng, số người dùng, số đơn chờ duyệt cọc và doanh thu ước tính (Hình 3.12).</w:t>
+        <w:t>Dashboard tổng quan: số chi nhánh, số đơn đặt phòng, số người dùng, số đơn chờ duyệt cọc và doanh thu ước tính (Hình 3.12).</w:t>
       </w:r>
     </w:p>
     <w:p>
@@ -20722,7 +23337,7 @@
         <w:jc w:val="both"/>
       </w:pPr>
       <w:r>
-        <w:t xml:space="preserve">Quản lý đơn đặt phòng: xem đơn của tất cả chi nhánh, lọc theo trạng thái, thực hiện Duyệt cọc, Xác nhận, Từ chối, Check-in, Check-out tùy theo trạng thái của đơn (Hình 3.16, Hình 3.17).</w:t>
+        <w:t>Quản lý đơn đặt phòng: xem đơn của tất cả chi nhánh, lọc theo trạng thái, thực hiện Duyệt cọc, Xác nhận, Từ chối, Check-in, Check-out tùy theo trạng thái của đơn (Hình 3.16, Hình 3.17).</w:t>
       </w:r>
     </w:p>
     <w:p>
@@ -20747,7 +23362,7 @@
         <w:jc w:val="both"/>
       </w:pPr>
       <w:r>
-        <w:t xml:space="preserve">Tổng quan: số đơn chờ duyệt cọc, đơn đã cọc chờ xác nhận và đơn đã xác nhận chờ check-in (Hình 3.18).</w:t>
+        <w:t>Tổng quan: số đơn chờ duyệt cọc, đơn đã cọc chờ xác nhận và đơn đã xác nhận chờ check-in (Hình 3.18).</w:t>
       </w:r>
     </w:p>
     <w:p>
@@ -20761,7 +23376,7 @@
         <w:jc w:val="both"/>
       </w:pPr>
       <w:r>
-        <w:t xml:space="preserve">Đơn chờ xử lý: liệt kê các đơn cần tác động kèm thông tin phòng, ngày ở, tiền cọc để đối chiếu, với các thao tác Duyệt cọc, Xác nhận, Từ chối, Check-in tùy trạng thái đơn (Hình 3.19).</w:t>
+        <w:t>Đơn chờ xử lý: liệt kê các đơn cần tác động kèm thông tin phòng, ngày ở, tiền cọc để đối chiếu, với các thao tác Duyệt cọc, Xác nhận, Từ chối, Check-in tùy trạng thái đơn (Hình 3.19).</w:t>
       </w:r>
     </w:p>
     <w:p>
@@ -20843,7 +23458,7 @@
         <w:spacing w:before="60" w:after="200" w:line="276" w:lineRule="auto"/>
         <w:jc w:val="center"/>
       </w:pPr>
-      <w:bookmarkStart w:id="90" w:name="_RefDM_H3_12"/>
+      <w:bookmarkStart w:id="78" w:name="_RefDM_H3_12"/>
       <w:r>
         <w:rPr>
           <w:b/>
@@ -20853,9 +23468,9 @@
           <w:sz w:val="24"/>
           <w:szCs w:val="24"/>
         </w:rPr>
-        <w:t xml:space="preserve">Hình 3.12. Admin Dashboard: thống kê tổng quan hệ thống</w:t>
-      </w:r>
-      <w:bookmarkEnd w:id="90"/>
+        <w:t>Hình 3.12. Admin Dashboard: thống kê tổng quan hệ thống</w:t>
+      </w:r>
+      <w:bookmarkEnd w:id="78"/>
     </w:p>
     <w:p>
       <w:pPr>
@@ -20913,7 +23528,7 @@
         <w:spacing w:before="60" w:after="200" w:line="276" w:lineRule="auto"/>
         <w:jc w:val="center"/>
       </w:pPr>
-      <w:bookmarkStart w:id="91" w:name="_RefDM_H3_13"/>
+      <w:bookmarkStart w:id="79" w:name="_RefDM_H3_13"/>
       <w:r>
         <w:rPr>
           <w:b/>
@@ -20923,9 +23538,9 @@
           <w:sz w:val="24"/>
           <w:szCs w:val="24"/>
         </w:rPr>
-        <w:t xml:space="preserve">Hình 3.13. Admin: quản lý chi nhánh khách sạn</w:t>
-      </w:r>
-      <w:bookmarkEnd w:id="91"/>
+        <w:t>Hình 3.13. Admin: quản lý chi nhánh khách sạn</w:t>
+      </w:r>
+      <w:bookmarkEnd w:id="79"/>
     </w:p>
     <w:p>
       <w:pPr>
@@ -20982,7 +23597,7 @@
         <w:spacing w:before="60" w:after="200" w:line="276" w:lineRule="auto"/>
         <w:jc w:val="center"/>
       </w:pPr>
-      <w:bookmarkStart w:id="92" w:name="_RefDM_H3_14"/>
+      <w:bookmarkStart w:id="80" w:name="_RefDM_H3_14"/>
       <w:r>
         <w:rPr>
           <w:b/>
@@ -20992,9 +23607,9 @@
           <w:sz w:val="24"/>
           <w:szCs w:val="24"/>
         </w:rPr>
-        <w:t xml:space="preserve">Hình 3.14. Admin: quản lý phòng theo từng chi nhánh</w:t>
-      </w:r>
-      <w:bookmarkEnd w:id="92"/>
+        <w:t>Hình 3.14. Admin: quản lý phòng theo từng chi nhánh</w:t>
+      </w:r>
+      <w:bookmarkEnd w:id="80"/>
     </w:p>
     <w:p>
       <w:pPr>
@@ -21052,7 +23667,7 @@
         <w:spacing w:before="60" w:after="200" w:line="276" w:lineRule="auto"/>
         <w:jc w:val="center"/>
       </w:pPr>
-      <w:bookmarkStart w:id="93" w:name="_RefDM_H3_15"/>
+      <w:bookmarkStart w:id="81" w:name="_RefDM_H3_15"/>
       <w:r>
         <w:rPr>
           <w:b/>
@@ -21062,9 +23677,9 @@
           <w:sz w:val="24"/>
           <w:szCs w:val="24"/>
         </w:rPr>
-        <w:t xml:space="preserve">Hình 3.15. Admin: quản lý người dùng</w:t>
-      </w:r>
-      <w:bookmarkEnd w:id="93"/>
+        <w:t>Hình 3.15. Admin: quản lý người dùng</w:t>
+      </w:r>
+      <w:bookmarkEnd w:id="81"/>
     </w:p>
     <w:p>
       <w:pPr>
@@ -21121,7 +23736,7 @@
         <w:spacing w:before="60" w:after="200" w:line="276" w:lineRule="auto"/>
         <w:jc w:val="center"/>
       </w:pPr>
-      <w:bookmarkStart w:id="94" w:name="_RefDM_H3_16"/>
+      <w:bookmarkStart w:id="82" w:name="_RefDM_H3_16"/>
       <w:r>
         <w:rPr>
           <w:b/>
@@ -21131,9 +23746,9 @@
           <w:sz w:val="24"/>
           <w:szCs w:val="24"/>
         </w:rPr>
-        <w:t xml:space="preserve">Hình 3.16. Admin: đơn đặt phòng chờ xác nhận</w:t>
-      </w:r>
-      <w:bookmarkEnd w:id="94"/>
+        <w:t>Hình 3.16. Admin: đơn đặt phòng chờ xác nhận</w:t>
+      </w:r>
+      <w:bookmarkEnd w:id="82"/>
     </w:p>
     <w:p>
       <w:pPr>
@@ -21191,7 +23806,7 @@
         <w:spacing w:before="60" w:after="200" w:line="276" w:lineRule="auto"/>
         <w:jc w:val="center"/>
       </w:pPr>
-      <w:bookmarkStart w:id="95" w:name="_RefDM_H3_17"/>
+      <w:bookmarkStart w:id="83" w:name="_RefDM_H3_17"/>
       <w:r>
         <w:rPr>
           <w:b/>
@@ -21201,9 +23816,9 @@
           <w:sz w:val="24"/>
           <w:szCs w:val="24"/>
         </w:rPr>
-        <w:t xml:space="preserve">Hình 3.17. Admin: đơn đã xác nhận, sẵn sàng check-in</w:t>
-      </w:r>
-      <w:bookmarkEnd w:id="95"/>
+        <w:t>Hình 3.17. Admin: đơn đã xác nhận, sẵn sàng check-in</w:t>
+      </w:r>
+      <w:bookmarkEnd w:id="83"/>
     </w:p>
     <w:p>
       <w:pPr>
@@ -21260,7 +23875,7 @@
         <w:spacing w:before="60" w:after="200" w:line="276" w:lineRule="auto"/>
         <w:jc w:val="center"/>
       </w:pPr>
-      <w:bookmarkStart w:id="96" w:name="_RefDM_H3_18"/>
+      <w:bookmarkStart w:id="84" w:name="_RefDM_H3_18"/>
       <w:r>
         <w:rPr>
           <w:b/>
@@ -21270,9 +23885,9 @@
           <w:sz w:val="24"/>
           <w:szCs w:val="24"/>
         </w:rPr>
-        <w:t xml:space="preserve">Hình 3.18. Staff Dashboard: tổng quan tác nghiệp nhân viên</w:t>
-      </w:r>
-      <w:bookmarkEnd w:id="96"/>
+        <w:t>Hình 3.18. Staff Dashboard: tổng quan tác nghiệp nhân viên</w:t>
+      </w:r>
+      <w:bookmarkEnd w:id="84"/>
     </w:p>
     <w:p>
       <w:pPr>
@@ -21330,7 +23945,7 @@
         <w:spacing w:before="60" w:after="200" w:line="276" w:lineRule="auto"/>
         <w:jc w:val="center"/>
       </w:pPr>
-      <w:bookmarkStart w:id="97" w:name="_RefDM_H3_19"/>
+      <w:bookmarkStart w:id="85" w:name="_RefDM_H3_19"/>
       <w:r>
         <w:rPr>
           <w:b/>
@@ -21340,9 +23955,9 @@
           <w:sz w:val="24"/>
           <w:szCs w:val="24"/>
         </w:rPr>
-        <w:t xml:space="preserve">Hình 3.19. Staff: đơn chờ xử lý (xác nhận/từ chối)</w:t>
-      </w:r>
-      <w:bookmarkEnd w:id="97"/>
+        <w:t>Hình 3.19. Staff: đơn chờ xử lý (xác nhận/từ chối)</w:t>
+      </w:r>
+      <w:bookmarkEnd w:id="85"/>
     </w:p>
     <w:p>
       <w:pPr>
@@ -21350,11 +23965,11 @@
         <w:keepNext/>
         <w:spacing w:before="160" w:after="80" w:line="312" w:lineRule="auto"/>
       </w:pPr>
-      <w:bookmarkStart w:id="47" w:name="_Toc9000201"/>
+      <w:bookmarkStart w:id="86" w:name="_Toc9000201"/>
       <w:r>
         <w:t>3.1.8. Trang giới thiệu, bài viết và đánh giá của khách hàng</w:t>
       </w:r>
-      <w:bookmarkEnd w:id="47"/>
+      <w:bookmarkEnd w:id="86"/>
     </w:p>
     <w:p>
       <w:pPr>
@@ -21376,6 +23991,8 @@
       </w:pPr>
       <w:r>
         <w:t xml:space="preserve">Trang Giới thiệu (Hình 3.21) trình bày câu chuyện thương hiệu, bốn con số nổi bật (số chi nhánh, số điểm đến, hỗ trợ đặt phòng 24/7 và mức đặt cọc 30% để </w:t>
+      </w:r>
+      <w:r>
         <w:lastRenderedPageBreak/>
         <w:t>giữ chỗ), hai khối Sứ mệnh và Giá trị cốt lõi, cùng danh sách các thành phố trong hệ thống điểm đến dưới dạng nhãn.</w:t>
       </w:r>
@@ -21435,7 +24052,7 @@
         <w:spacing w:before="60" w:after="200" w:line="276" w:lineRule="auto"/>
         <w:jc w:val="center"/>
       </w:pPr>
-      <w:bookmarkStart w:id="98" w:name="_RefDM_H3_21"/>
+      <w:bookmarkStart w:id="87" w:name="_RefDM_H3_21"/>
       <w:r>
         <w:rPr>
           <w:b/>
@@ -21445,9 +24062,9 @@
           <w:sz w:val="24"/>
           <w:szCs w:val="24"/>
         </w:rPr>
-        <w:t xml:space="preserve">Hình 3.21. Trang Giới thiệu của website</w:t>
-      </w:r>
-      <w:bookmarkEnd w:id="98"/>
+        <w:t>Hình 3.21. Trang Giới thiệu của website</w:t>
+      </w:r>
+      <w:bookmarkEnd w:id="87"/>
     </w:p>
     <w:p>
       <w:pPr>
@@ -21515,7 +24132,7 @@
         <w:spacing w:before="60" w:after="200" w:line="276" w:lineRule="auto"/>
         <w:jc w:val="center"/>
       </w:pPr>
-      <w:bookmarkStart w:id="99" w:name="_RefDM_H3_22"/>
+      <w:bookmarkStart w:id="88" w:name="_RefDM_H3_22"/>
       <w:r>
         <w:rPr>
           <w:b/>
@@ -21527,7 +24144,7 @@
         </w:rPr>
         <w:t>Hình 3.22. Trang Bài viết với bộ lọc theo chuyên mục</w:t>
       </w:r>
-      <w:bookmarkEnd w:id="99"/>
+      <w:bookmarkEnd w:id="88"/>
     </w:p>
     <w:p>
       <w:pPr>
@@ -21596,7 +24213,7 @@
         <w:spacing w:before="60" w:after="200" w:line="276" w:lineRule="auto"/>
         <w:jc w:val="center"/>
       </w:pPr>
-      <w:bookmarkStart w:id="100" w:name="_RefDM_H3_23"/>
+      <w:bookmarkStart w:id="89" w:name="_RefDM_H3_23"/>
       <w:r>
         <w:rPr>
           <w:b/>
@@ -21608,7 +24225,7 @@
         </w:rPr>
         <w:t>Hình 3.23. Mục cảm nhận khách hàng trên trang chủ</w:t>
       </w:r>
-      <w:bookmarkEnd w:id="100"/>
+      <w:bookmarkEnd w:id="89"/>
     </w:p>
     <w:p>
       <w:pPr>
@@ -21676,7 +24293,7 @@
         <w:spacing w:before="60" w:after="200" w:line="276" w:lineRule="auto"/>
         <w:jc w:val="center"/>
       </w:pPr>
-      <w:bookmarkStart w:id="101" w:name="_RefDM_H3_24"/>
+      <w:bookmarkStart w:id="90" w:name="_RefDM_H3_24"/>
       <w:r>
         <w:rPr>
           <w:b/>
@@ -21688,7 +24305,7 @@
         </w:rPr>
         <w:t>Hình 3.24. Đánh giá chi nhánh tại trang chi tiết chi nhánh</w:t>
       </w:r>
-      <w:bookmarkEnd w:id="101"/>
+      <w:bookmarkEnd w:id="90"/>
     </w:p>
     <w:p>
       <w:pPr>
@@ -21696,12 +24313,12 @@
         <w:keepNext/>
         <w:spacing w:before="160" w:after="80" w:line="312" w:lineRule="auto"/>
       </w:pPr>
-      <w:bookmarkStart w:id="48" w:name="_Toc9000202"/>
+      <w:bookmarkStart w:id="91" w:name="_Toc9000202"/>
       <w:r>
         <w:lastRenderedPageBreak/>
         <w:t>3.1.9. Quản trị đánh giá và bài viết</w:t>
       </w:r>
-      <w:bookmarkEnd w:id="48"/>
+      <w:bookmarkEnd w:id="91"/>
     </w:p>
     <w:p>
       <w:pPr>
@@ -21711,7 +24328,7 @@
         <w:jc w:val="both"/>
       </w:pPr>
       <w:r>
-        <w:t xml:space="preserve">Khu vực quản trị bổ sung hai mục trên thanh menu bên trái là Đánh giá và Bài viết, để admin kiểm soát nội dung hiển thị cho khách hàng.</w:t>
+        <w:t>Khu vực quản trị bổ sung hai mục trên thanh menu bên trái là Đánh giá và Bài viết, để admin kiểm soát nội dung hiển thị cho khách hàng.</w:t>
       </w:r>
     </w:p>
     <w:p>
@@ -21722,7 +24339,7 @@
         <w:jc w:val="both"/>
       </w:pPr>
       <w:r>
-        <w:t xml:space="preserve">Mục Quản lý đánh giá (Hình 3.25) liệt kê các đánh giá kèm tên khách, số sao, chi nhánh, thành phố, nội dung và thời gian gửi; có danh sách chọn bộ lọc ở góc phải (mặc định là Tất cả). Đánh giá đang hiển thị ở trang chủ được gắn nhãn “Trang chủ”. Với mỗi đánh giá, admin có ba thao tác:</w:t>
+        <w:t>Mục Quản lý đánh giá (Hình 3.25) liệt kê các đánh giá kèm tên khách, số sao, chi nhánh, thành phố, nội dung và thời gian gửi; có danh sách chọn bộ lọc ở góc phải (mặc định là Tất cả). Đánh giá đang hiển thị ở trang chủ được gắn nhãn “Trang chủ”. Với mỗi đánh giá, admin có ba thao tác:</w:t>
       </w:r>
     </w:p>
     <w:p>
@@ -21822,7 +24439,7 @@
         <w:spacing w:before="60" w:after="200" w:line="276" w:lineRule="auto"/>
         <w:jc w:val="center"/>
       </w:pPr>
-      <w:bookmarkStart w:id="102" w:name="_RefDM_H3_25"/>
+      <w:bookmarkStart w:id="92" w:name="_RefDM_H3_25"/>
       <w:r>
         <w:rPr>
           <w:b/>
@@ -21832,9 +24449,9 @@
           <w:sz w:val="24"/>
           <w:szCs w:val="24"/>
         </w:rPr>
-        <w:t xml:space="preserve">Hình 3.25. Admin: quản lý đánh giá</w:t>
-      </w:r>
-      <w:bookmarkEnd w:id="102"/>
+        <w:t>Hình 3.25. Admin: quản lý đánh giá</w:t>
+      </w:r>
+      <w:bookmarkEnd w:id="92"/>
     </w:p>
     <w:p>
       <w:pPr>
@@ -21903,7 +24520,7 @@
         <w:spacing w:before="60" w:after="200" w:line="276" w:lineRule="auto"/>
         <w:jc w:val="center"/>
       </w:pPr>
-      <w:bookmarkStart w:id="103" w:name="_RefDM_H3_26"/>
+      <w:bookmarkStart w:id="93" w:name="_RefDM_H3_26"/>
       <w:r>
         <w:rPr>
           <w:b/>
@@ -21913,9 +24530,9 @@
           <w:sz w:val="24"/>
           <w:szCs w:val="24"/>
         </w:rPr>
-        <w:t xml:space="preserve">Hình 3.26. Admin: danh sách bài viết</w:t>
-      </w:r>
-      <w:bookmarkEnd w:id="103"/>
+        <w:t>Hình 3.26. Admin: danh sách bài viết</w:t>
+      </w:r>
+      <w:bookmarkEnd w:id="93"/>
     </w:p>
     <w:p>
       <w:pPr>
@@ -21925,7 +24542,7 @@
         <w:jc w:val="both"/>
       </w:pPr>
       <w:r>
-        <w:t xml:space="preserve">Biểu mẫu thêm bài viết (Hình 3.27) gồm các trường Tiêu đề, Tóm tắt (excerpt), URL ảnh bìa, Chuyên mục (mặc định là Cẩm nang) và Nội dung bài viết. Hai ô chọn Xuất bản (mặc định được chọn) và Hiện trang chủ cho phép admin quyết định bài viết có công khai và có xuất hiện ở trang chủ hay không. Sau khi bấm Tạo bài viết, bài mới xuất hiện trong danh sách bên dưới biểu mẫu.</w:t>
+        <w:t>Biểu mẫu thêm bài viết (Hình 3.27) gồm các trường Tiêu đề, Tóm tắt (excerpt), URL ảnh bìa, Chuyên mục (mặc định là Cẩm nang) và Nội dung bài viết. Hai ô chọn Xuất bản (mặc định được chọn) và Hiện trang chủ cho phép admin quyết định bài viết có công khai và có xuất hiện ở trang chủ hay không. Sau khi bấm Tạo bài viết, bài mới xuất hiện trong danh sách bên dưới biểu mẫu.</w:t>
       </w:r>
     </w:p>
     <w:p>
@@ -21983,7 +24600,7 @@
         <w:spacing w:before="60" w:after="200" w:line="276" w:lineRule="auto"/>
         <w:jc w:val="center"/>
       </w:pPr>
-      <w:bookmarkStart w:id="104" w:name="_RefDM_H3_27"/>
+      <w:bookmarkStart w:id="94" w:name="_RefDM_H3_27"/>
       <w:r>
         <w:rPr>
           <w:b/>
@@ -21993,9 +24610,9 @@
           <w:sz w:val="24"/>
           <w:szCs w:val="24"/>
         </w:rPr>
-        <w:t xml:space="preserve">Hình 3.27. Admin: biểu mẫu thêm bài viết</w:t>
-      </w:r>
-      <w:bookmarkEnd w:id="104"/>
+        <w:t>Hình 3.27. Admin: biểu mẫu thêm bài viết</w:t>
+      </w:r>
+      <w:bookmarkEnd w:id="94"/>
     </w:p>
     <w:p>
       <w:pPr>
@@ -22003,12 +24620,12 @@
         <w:keepNext/>
         <w:spacing w:before="240" w:after="120" w:line="312" w:lineRule="auto"/>
       </w:pPr>
-      <w:bookmarkStart w:id="49" w:name="_Toc9000045"/>
+      <w:bookmarkStart w:id="95" w:name="_Toc9000045"/>
       <w:r>
         <w:lastRenderedPageBreak/>
         <w:t>3.2. Kiểm thử và đánh giá</w:t>
       </w:r>
-      <w:bookmarkEnd w:id="49"/>
+      <w:bookmarkEnd w:id="95"/>
     </w:p>
     <w:p>
       <w:pPr>
@@ -22017,7 +24634,7 @@
         <w:jc w:val="both"/>
       </w:pPr>
       <w:r>
-        <w:t xml:space="preserve">Kiểm thử được thực hiện thủ công, kết hợp gọi API qua Postman và thao tác trực tiếp trên giao diện, dựa trên dữ liệu mẫu do seed.js tạo. Dữ liệu mẫu không có sẵn đơn đặt phòng và thanh toán nên các đơn này được tạo trong quá trình kiểm thử. Bảng 3.2 liệt kê 21 test case cho các chức năng cốt lõi.</w:t>
+        <w:t>Kiểm thử được thực hiện thủ công, kết hợp gọi API qua Postman và thao tác trực tiếp trên giao diện, dựa trên dữ liệu mẫu do seed.js tạo. Dữ liệu mẫu không có sẵn đơn đặt phòng và thanh toán nên các đơn này được tạo trong quá trình kiểm thử. Bảng 3.2 liệt kê 21 test case cho các chức năng cốt lõi.</w:t>
       </w:r>
     </w:p>
     <w:p>
@@ -22026,7 +24643,7 @@
         <w:spacing w:before="120" w:after="80" w:line="276" w:lineRule="auto"/>
         <w:jc w:val="center"/>
       </w:pPr>
-      <w:bookmarkStart w:id="105" w:name="_RefDM_B3_2"/>
+      <w:bookmarkStart w:id="96" w:name="_RefDM_B3_2"/>
       <w:r>
         <w:rPr>
           <w:b/>
@@ -22036,9 +24653,9 @@
           <w:sz w:val="24"/>
           <w:szCs w:val="24"/>
         </w:rPr>
-        <w:t xml:space="preserve">Bảng 3.2. Danh sách test case các chức năng cốt lõi</w:t>
-      </w:r>
-      <w:bookmarkEnd w:id="105"/>
+        <w:t>Bảng 3.2. Danh sách test case các chức năng cốt lõi</w:t>
+      </w:r>
+      <w:bookmarkEnd w:id="96"/>
     </w:p>
     <w:tbl>
       <w:tblPr>
@@ -22481,7 +25098,7 @@
                 <w:sz w:val="24"/>
                 <w:szCs w:val="24"/>
               </w:rPr>
-              <w:t xml:space="preserve">Đăng ký với email đã tồn tại</w:t>
+              <w:t>Đăng ký với email đã tồn tại</w:t>
             </w:r>
           </w:p>
         </w:tc>
@@ -22658,7 +25275,7 @@
                 <w:sz w:val="24"/>
                 <w:szCs w:val="24"/>
               </w:rPr>
-              <w:t xml:space="preserve">Đăng nhập với email và mật khẩu đúng</w:t>
+              <w:t>Đăng nhập với email và mật khẩu đúng</w:t>
             </w:r>
           </w:p>
         </w:tc>
@@ -22869,7 +25486,7 @@
                 <w:sz w:val="24"/>
                 <w:szCs w:val="24"/>
               </w:rPr>
-              <w:t xml:space="preserve">Lỗi 401, không trả token</w:t>
+              <w:t>Lỗi 401, không trả token</w:t>
             </w:r>
           </w:p>
         </w:tc>
@@ -22903,7 +25520,7 @@
                 <w:sz w:val="24"/>
                 <w:szCs w:val="24"/>
               </w:rPr>
-              <w:t xml:space="preserve">Trả lỗi 401, không có token</w:t>
+              <w:t>Trả lỗi 401, không có token</w:t>
             </w:r>
           </w:p>
         </w:tc>
@@ -23720,7 +26337,7 @@
                 <w:sz w:val="24"/>
                 <w:szCs w:val="24"/>
               </w:rPr>
-              <w:t xml:space="preserve">Đặt phòng khi còn phòng trống (đã đăng nhập customer)</w:t>
+              <w:t>Đặt phòng khi còn phòng trống (đã đăng nhập customer)</w:t>
             </w:r>
           </w:p>
         </w:tc>
@@ -23754,7 +26371,7 @@
                 <w:sz w:val="24"/>
                 <w:szCs w:val="24"/>
               </w:rPr>
-              <w:t xml:space="preserve">Tạo đơn awaiting_deposit, cọc 30%, hạn cọc 30 phút</w:t>
+              <w:t>Tạo đơn awaiting_deposit, cọc 30%, hạn cọc 30 phút</w:t>
             </w:r>
           </w:p>
         </w:tc>
@@ -24817,7 +27434,7 @@
                 <w:sz w:val="24"/>
                 <w:szCs w:val="24"/>
               </w:rPr>
-              <w:t xml:space="preserve">Payment pending, đơn vẫn awaiting_deposit, hiển thị “Đang chờ nhân viên duyệt”</w:t>
+              <w:t>Payment pending, đơn vẫn awaiting_deposit, hiển thị “Đang chờ nhân viên duyệt”</w:t>
             </w:r>
           </w:p>
         </w:tc>
@@ -24960,7 +27577,7 @@
                 <w:sz w:val="24"/>
                 <w:szCs w:val="24"/>
               </w:rPr>
-              <w:t xml:space="preserve">Nhân viên/Admin bấm “Duyệt cọc” trên giao diện quản trị</w:t>
+              <w:t>Nhân viên/Admin bấm “Duyệt cọc” trên giao diện quản trị</w:t>
             </w:r>
           </w:p>
         </w:tc>
@@ -24994,7 +27611,7 @@
                 <w:sz w:val="24"/>
                 <w:szCs w:val="24"/>
               </w:rPr>
-              <w:t xml:space="preserve">Payment chuyển paid, đơn chuyển deposit_paid</w:t>
+              <w:t>Payment chuyển paid, đơn chuyển deposit_paid</w:t>
             </w:r>
           </w:p>
         </w:tc>
@@ -25028,7 +27645,7 @@
                 <w:sz w:val="24"/>
                 <w:szCs w:val="24"/>
               </w:rPr>
-              <w:t xml:space="preserve">Lần chạy đầu: không phản hồi, console báo lỗi api.confirmDeposit is not a function, đơn không đổi trạng thái. Sau khi sửa: đơn chuyển deposit_paid</w:t>
+              <w:t>Lần chạy đầu: không phản hồi, console báo lỗi api.confirmDeposit is not a function, đơn không đổi trạng thái. Sau khi sửa: đơn chuyển deposit_paid</w:t>
             </w:r>
           </w:p>
         </w:tc>
@@ -25063,7 +27680,7 @@
                 <w:sz w:val="24"/>
                 <w:szCs w:val="24"/>
               </w:rPr>
-              <w:t xml:space="preserve">Fail → Pass (mục 3.3.3)</w:t>
+              <w:t>Fail → Pass (mục 3.3.3)</w:t>
             </w:r>
           </w:p>
         </w:tc>
@@ -25171,7 +27788,7 @@
                 <w:sz w:val="24"/>
                 <w:szCs w:val="24"/>
               </w:rPr>
-              <w:t xml:space="preserve">Đơn chuyển confirmed, có kiểm tra lại phòng trống</w:t>
+              <w:t>Đơn chuyển confirmed, có kiểm tra lại phòng trống</w:t>
             </w:r>
           </w:p>
         </w:tc>
@@ -25205,7 +27822,7 @@
                 <w:sz w:val="24"/>
                 <w:szCs w:val="24"/>
               </w:rPr>
-              <w:t xml:space="preserve">Đơn chuyển confirmed đúng mong đợi</w:t>
+              <w:t>Đơn chuyển confirmed đúng mong đợi</w:t>
             </w:r>
           </w:p>
         </w:tc>
@@ -25314,7 +27931,7 @@
                 <w:sz w:val="24"/>
                 <w:szCs w:val="24"/>
               </w:rPr>
-              <w:t xml:space="preserve">Khách hủy đơn ở trạng thái awaiting_deposit</w:t>
+              <w:t>Khách hủy đơn ở trạng thái awaiting_deposit</w:t>
             </w:r>
           </w:p>
         </w:tc>
@@ -25348,7 +27965,7 @@
                 <w:sz w:val="24"/>
                 <w:szCs w:val="24"/>
               </w:rPr>
-              <w:t xml:space="preserve">Đơn chuyển cancelled</w:t>
+              <w:t>Đơn chuyển cancelled</w:t>
             </w:r>
           </w:p>
         </w:tc>
@@ -25382,7 +27999,7 @@
                 <w:sz w:val="24"/>
                 <w:szCs w:val="24"/>
               </w:rPr>
-              <w:t xml:space="preserve">Đơn chuyển cancelled</w:t>
+              <w:t>Đơn chuyển cancelled</w:t>
             </w:r>
           </w:p>
         </w:tc>
@@ -25525,7 +28142,7 @@
                 <w:sz w:val="24"/>
                 <w:szCs w:val="24"/>
               </w:rPr>
-              <w:t xml:space="preserve">Lỗi 403 do middleware authorize chặn</w:t>
+              <w:t>Lỗi 403 do middleware authorize chặn</w:t>
             </w:r>
           </w:p>
         </w:tc>
@@ -25668,7 +28285,7 @@
                 <w:sz w:val="24"/>
                 <w:szCs w:val="24"/>
               </w:rPr>
-              <w:t xml:space="preserve">Khách gõ trực tiếp URL /admin trên trình duyệt</w:t>
+              <w:t>Khách gõ trực tiếp URL /admin trên trình duyệt</w:t>
             </w:r>
           </w:p>
         </w:tc>
@@ -25736,7 +28353,7 @@
                 <w:sz w:val="24"/>
                 <w:szCs w:val="24"/>
               </w:rPr>
-              <w:t xml:space="preserve">Trước khi sửa: vẫn vào được khung giao diện quản trị (dữ liệu vẫn bị Backend chặn). Sau khi bổ sung kiểm tra vai trò: bị chặn đúng mong đợi</w:t>
+              <w:t>Trước khi sửa: vẫn vào được khung giao diện quản trị (dữ liệu vẫn bị Backend chặn). Sau khi bổ sung kiểm tra vai trò: bị chặn đúng mong đợi</w:t>
             </w:r>
           </w:p>
         </w:tc>
@@ -25771,7 +28388,7 @@
                 <w:sz w:val="24"/>
                 <w:szCs w:val="24"/>
               </w:rPr>
-              <w:t xml:space="preserve">Fail → Pass (mục 3.3.2)</w:t>
+              <w:t>Fail → Pass (mục 3.3.2)</w:t>
             </w:r>
           </w:p>
         </w:tc>
@@ -25845,7 +28462,7 @@
                 <w:sz w:val="24"/>
                 <w:szCs w:val="24"/>
               </w:rPr>
-              <w:t xml:space="preserve">Admin thêm chi nhánh mới; thêm/sửa loại phòng</w:t>
+              <w:t>Admin thêm chi nhánh mới; thêm/sửa loại phòng</w:t>
             </w:r>
           </w:p>
         </w:tc>
@@ -25967,6 +28584,8 @@
       </w:pPr>
       <w:r>
         <w:t xml:space="preserve">Trong 21 test case, 19 case cho kết quả đúng ngay ở lần chạy đầu; TC16 và TC20 phát hiện lỗi, được khắc phục ở mục 3.3 và khi chạy lại đều đạt Pass. Các trường hợp kiểm thử đã bao phủ xác thực và phân quyền, tìm kiếm và kiểm tra </w:t>
+      </w:r>
+      <w:r>
         <w:lastRenderedPageBreak/>
         <w:t>phòng trống, các ràng buộc khi đặt phòng (trùng lịch, ngày không hợp lệ, vượt sức chứa, thiếu dữ liệu), luồng thanh toán cọc, hủy đơn và quản trị chi nhánh.</w:t>
       </w:r>
@@ -25979,7 +28598,7 @@
         <w:jc w:val="both"/>
       </w:pPr>
       <w:r>
-        <w:t xml:space="preserve">Bảng 3.3 thống kê kết quả kiểm thử theo từng nhóm chức năng, tính trên 21 test case ở Bảng 3.2.</w:t>
+        <w:t>Bảng 3.3 thống kê kết quả kiểm thử theo từng nhóm chức năng, tính trên 21 test case ở Bảng 3.2.</w:t>
       </w:r>
     </w:p>
     <w:p>
@@ -25988,7 +28607,7 @@
         <w:spacing w:before="120" w:after="120" w:line="312" w:lineRule="auto"/>
         <w:jc w:val="center"/>
       </w:pPr>
-      <w:bookmarkStart w:id="106" w:name="_RefDM_B3_3"/>
+      <w:bookmarkStart w:id="97" w:name="_RefDM_B3_3"/>
       <w:r>
         <w:rPr>
           <w:b/>
@@ -26000,7 +28619,7 @@
         </w:rPr>
         <w:t>Bảng 3.3. Thống kê kết quả kiểm thử theo nhóm chức năng</w:t>
       </w:r>
-      <w:bookmarkEnd w:id="106"/>
+      <w:bookmarkEnd w:id="97"/>
     </w:p>
     <w:tbl>
       <w:tblPr>
@@ -26076,7 +28695,7 @@
                 <w:sz w:val="24"/>
                 <w:szCs w:val="24"/>
               </w:rPr>
-              <w:t xml:space="preserve">Test case</w:t>
+              <w:t>Test case</w:t>
             </w:r>
           </w:p>
         </w:tc>
@@ -26672,7 +29291,7 @@
         <w:jc w:val="both"/>
       </w:pPr>
       <w:r>
-        <w:t xml:space="preserve">Hai test case không đạt ở lần chạy đầu đều thuộc hai nhóm có liên quan đến quy trình nhiều bước hoặc đến sự phối hợp giữa Frontend và Backend: TC16 (duyệt cọc) và TC20 (chặn truy cập khu vực quản trị). Cả hai đã được khắc phục và chạy lại đạt Pass, với nội dung xử lý trình bày ở mục 3.3.</w:t>
+        <w:t>Hai test case không đạt ở lần chạy đầu đều thuộc hai nhóm có liên quan đến quy trình nhiều bước hoặc đến sự phối hợp giữa Frontend và Backend: TC16 (duyệt cọc) và TC20 (chặn truy cập khu vực quản trị). Cả hai đã được khắc phục và chạy lại đạt Pass, với nội dung xử lý trình bày ở mục 3.3.</w:t>
       </w:r>
     </w:p>
     <w:p>
@@ -26681,9 +29300,6 @@
         <w:spacing w:after="200" w:line="312" w:lineRule="auto"/>
         <w:ind w:firstLine="720"/>
         <w:jc w:val="both"/>
-        <w:rPr>
-          <w:lang w:val="en-US"/>
-        </w:rPr>
       </w:pPr>
       <w:r>
         <w:t>Bảng 3.4 đối chiếu kết quả với các mục tiêu đã nêu ở mục 1.2.</w:t>
@@ -26695,7 +29311,7 @@
         <w:spacing w:before="120" w:after="80" w:line="276" w:lineRule="auto"/>
         <w:jc w:val="center"/>
       </w:pPr>
-      <w:bookmarkStart w:id="107" w:name="_RefDM_B3_4"/>
+      <w:bookmarkStart w:id="98" w:name="_RefDM_B3_4"/>
       <w:r>
         <w:rPr>
           <w:b/>
@@ -26707,7 +29323,7 @@
         </w:rPr>
         <w:t>Bảng 3.4. Đối chiếu kết quả với mục tiêu đề tài</w:t>
       </w:r>
-      <w:bookmarkEnd w:id="107"/>
+      <w:bookmarkEnd w:id="98"/>
     </w:p>
     <w:tbl>
       <w:tblPr>
@@ -26939,7 +29555,7 @@
                 <w:sz w:val="24"/>
                 <w:szCs w:val="24"/>
               </w:rPr>
-              <w:t xml:space="preserve">Đã có chi nhánh, loại phòng, tiện nghi; chưa mở rộng dịch vụ đi kèm (đưa đón, spa, ăn uống)</w:t>
+              <w:t>Đã có chi nhánh, loại phòng, tiện nghi; chưa mở rộng dịch vụ đi kèm (đưa đón, spa, ăn uống)</w:t>
             </w:r>
           </w:p>
         </w:tc>
@@ -27588,7 +30204,7 @@
                 <w:sz w:val="24"/>
                 <w:szCs w:val="24"/>
               </w:rPr>
-              <w:t xml:space="preserve">React và Tailwind CSS, bố cục nhất quán giữa các trang</w:t>
+              <w:t>React và Tailwind CSS, bố cục nhất quán giữa các trang</w:t>
             </w:r>
           </w:p>
         </w:tc>
@@ -27675,9 +30291,6 @@
         <w:pStyle w:val="u3"/>
         <w:keepNext/>
         <w:spacing w:before="160" w:after="80" w:line="312" w:lineRule="auto"/>
-        <w:rPr>
-          <w:lang w:val="en-US"/>
-        </w:rPr>
       </w:pPr>
       <w:r>
         <w:t>3.3.2. Đề xuất chống tranh chấp khi hai đơn đến đồng thời</w:t>
@@ -27695,7 +30308,6 @@
           <w:bCs w:val="0"/>
           <w:i w:val="0"/>
           <w:iCs w:val="0"/>
-          <w:lang w:val="en-US"/>
         </w:rPr>
       </w:pPr>
       <w:r>
@@ -27705,7 +30317,7 @@
           <w:i w:val="0"/>
           <w:iCs w:val="0"/>
         </w:rPr>
-        <w:t xml:space="preserve">Để tránh hai đơn hiệu lực chồng lấn trên cùng một phòng, Backend triển khai hàm isRoomAvailable trong bookingController.js. Hàm truy vấn các booking cùng roomId, thuộc trạng thái còn giữ phòng (awaiting_deposit, deposit_paid, confirmed, checked_in, fully_paid), với điều kiện khoảng ngày giao nhau: checkInDate &lt; ngày trả mới và checkOutDate &gt; ngày nhận mới. Nếu tồn tại booking thỏa mãn thì phòng được coi là không trống.</w:t>
+        <w:t>Để tránh hai đơn hiệu lực chồng lấn trên cùng một phòng, Backend triển khai hàm isRoomAvailable trong bookingController.js. Hàm truy vấn các booking cùng roomId, thuộc trạng thái còn giữ phòng (awaiting_deposit, deposit_paid, confirmed, checked_in, fully_paid), với điều kiện khoảng ngày giao nhau: checkInDate &lt; ngày trả mới và checkOutDate &gt; ngày nhận mới. Nếu tồn tại booking thỏa mãn thì phòng được coi là không trống.</w:t>
       </w:r>
     </w:p>
     <w:p>
@@ -27775,15 +30387,29 @@
           <w:lang w:val="en-US"/>
         </w:rPr>
       </w:pPr>
-      <w:bookmarkStart w:id="108" w:name="_RefDM_H3_29"/>
+      <w:bookmarkStart w:id="99" w:name="_RefDM_H3_29"/>
       <w:r>
         <w:rPr>
           <w:sz w:val="24"/>
           <w:szCs w:val="24"/>
         </w:rPr>
-        <w:t xml:space="preserve">Hình 3.29. Hàm isRoomAvailable trong bookingController.js</w:t>
-      </w:r>
-      <w:bookmarkEnd w:id="108"/>
+        <w:t>Hình 3.</w:t>
+      </w:r>
+      <w:r>
+        <w:rPr>
+          <w:sz w:val="24"/>
+          <w:szCs w:val="24"/>
+        </w:rPr>
+        <w:t>28</w:t>
+      </w:r>
+      <w:r>
+        <w:rPr>
+          <w:sz w:val="24"/>
+          <w:szCs w:val="24"/>
+        </w:rPr>
+        <w:t>. Hàm isRoomAvailable trong bookingController.js</w:t>
+      </w:r>
+      <w:bookmarkEnd w:id="99"/>
     </w:p>
     <w:p>
       <w:pPr>
@@ -27792,7 +30418,7 @@
         <w:jc w:val="both"/>
       </w:pPr>
       <w:r>
-        <w:t xml:space="preserve">Trong createBooking, hệ thống duyệt các phòng thuộc loại phòng đã chọn; phòng đầu tiên còn trống theo isRoomAvailable được gán vào đơn. Khi không còn phòng thỏa điều kiện, API trả HTTP 400 kèm thông báo “Không còn phòng trống trong khoảng thời gian này.</w:t>
+        <w:t>Trong createBooking, hệ thống duyệt các phòng thuộc loại phòng đã chọn; phòng đầu tiên còn trống theo isRoomAvailable được gán vào đơn. Khi không còn phòng thỏa điều kiện, API trả HTTP 400 kèm thông báo “Không còn phòng trống trong khoảng thời gian này.</w:t>
       </w:r>
     </w:p>
     <w:p>
@@ -27800,11 +30426,8 @@
         <w:spacing w:after="200" w:line="312" w:lineRule="auto"/>
         <w:ind w:firstLine="720"/>
         <w:jc w:val="center"/>
-        <w:rPr>
-          <w:lang w:val="en-US"/>
-        </w:rPr>
-      </w:pPr>
-      <w:bookmarkStart w:id="109" w:name="_RefDM_H3_30"/>
+      </w:pPr>
+      <w:bookmarkStart w:id="100" w:name="_RefDM_H3_30"/>
       <w:r>
         <w:rPr>
           <w:noProof/>
@@ -27862,9 +30485,31 @@
           <w:sz w:val="24"/>
           <w:szCs w:val="24"/>
         </w:rPr>
-        <w:t xml:space="preserve">Hình 3.30. Từ chối đặt phòng khi hết phòng trống (mã nguồn và log server)</w:t>
-      </w:r>
-      <w:bookmarkEnd w:id="109"/>
+        <w:t>Hình 3.</w:t>
+      </w:r>
+      <w:r>
+        <w:rPr>
+          <w:b/>
+          <w:bCs/>
+          <w:i/>
+          <w:iCs/>
+          <w:sz w:val="24"/>
+          <w:szCs w:val="24"/>
+        </w:rPr>
+        <w:t>29</w:t>
+      </w:r>
+      <w:r>
+        <w:rPr>
+          <w:b/>
+          <w:bCs/>
+          <w:i/>
+          <w:iCs/>
+          <w:sz w:val="24"/>
+          <w:szCs w:val="24"/>
+        </w:rPr>
+        <w:t>. Từ chối đặt phòng khi hết phòng trống (mã nguồn và log server)</w:t>
+      </w:r>
+      <w:bookmarkEnd w:id="100"/>
     </w:p>
     <w:p>
       <w:pPr>
@@ -27887,7 +30532,7 @@
           <w:i w:val="0"/>
           <w:iCs w:val="0"/>
         </w:rPr>
-        <w:t xml:space="preserve">Minh chứng chạy thử: Sau khi các phòng trống của một loại phòng trong khoảng ngày đã được đặt hết, request đặt thêm cùng loại phòng và cùng khoảng ngày bị từ chối (POST /api/bookings → 400). Kết quả cho thấy ràng buộc hết phòng / không xếp trùng lịch hoạt động đúng trên luồng thực tế của hệ thống.</w:t>
+        <w:t>Minh chứng chạy thử: Sau khi các phòng trống của một loại phòng trong khoảng ngày đã được đặt hết, request đặt thêm cùng loại phòng và cùng khoảng ngày bị từ chối (POST /api/bookings → 400). Kết quả cho thấy ràng buộc hết phòng / không xếp trùng lịch hoạt động đúng trên luồng thực tế của hệ thống.</w:t>
       </w:r>
     </w:p>
     <w:p>
@@ -27911,7 +30556,7 @@
           <w:i w:val="0"/>
           <w:iCs w:val="0"/>
         </w:rPr>
-        <w:t xml:space="preserve">Hạn chế và hướng cải tiến: Thao tác kiểm tra và tạo đơn hiện chưa nằm trong một vùng khóa, nên về lý thuyết hai request cực sát nhau vẫn có rủi ro race condition. Hướng phát triển là bọc kiểm tra và ghi trong khóa theo roomId (ví dụ withRoomLock), có timeout và giải phóng khóa khi lỗi. Phần này chưa triển khai trong phạm vi đồ án; phần đã minh chứng là logic chồng lấn ngày và từ chối HTTP 400 khi hết phòng.</w:t>
+        <w:t>Hạn chế và hướng cải tiến: Thao tác kiểm tra và tạo đơn hiện chưa nằm trong một vùng khóa, nên về lý thuyết hai request cực sát nhau vẫn có rủi ro race condition. Hướng phát triển là bọc kiểm tra và ghi trong khóa theo roomId (ví dụ withRoomLock), có timeout và giải phóng khóa khi lỗi. Phần này chưa triển khai trong phạm vi đồ án; phần đã minh chứng là logic chồng lấn ngày và từ chối HTTP 400 khi hết phòng.</w:t>
       </w:r>
     </w:p>
     <w:p>
@@ -27987,11 +30632,11 @@
         <w:keepNext/>
         <w:spacing w:before="240" w:after="120" w:line="312" w:lineRule="auto"/>
       </w:pPr>
-      <w:bookmarkStart w:id="50" w:name="_Toc9000050"/>
+      <w:bookmarkStart w:id="101" w:name="_Toc9000050"/>
       <w:r>
         <w:t>3.4. Quá trình tự học và phát triển</w:t>
       </w:r>
-      <w:bookmarkEnd w:id="50"/>
+      <w:bookmarkEnd w:id="101"/>
     </w:p>
     <w:p>
       <w:pPr>
@@ -27999,11 +30644,11 @@
         <w:keepNext/>
         <w:spacing w:before="160" w:after="80" w:line="312" w:lineRule="auto"/>
       </w:pPr>
-      <w:bookmarkStart w:id="51" w:name="_Toc9000051"/>
+      <w:bookmarkStart w:id="102" w:name="_Toc9000051"/>
       <w:r>
         <w:t>3.4.1. Nội dung kiến thức, công nghệ tự học</w:t>
       </w:r>
-      <w:bookmarkEnd w:id="51"/>
+      <w:bookmarkEnd w:id="102"/>
     </w:p>
     <w:p>
       <w:pPr>
@@ -28012,7 +30657,7 @@
         <w:jc w:val="both"/>
       </w:pPr>
       <w:r>
-        <w:t xml:space="preserve">Trong quá trình thực hiện đồ án, người thực hiện đã tự học thêm nhiều nội dung ngoài chương trình: phân tích và thiết kế hệ thống (xác định tác nhân, use case, thiết kế cơ sở dữ liệu NoSQL); xây dựng giao diện bằng React (hooks, Context, React Router), Tailwind CSS và Vite; xây dựng REST API bằng Node.js/Express theo mô hình Route – Controller – Model; làm việc với MongoDB/Mongoose (schema, tham chiếu giữa các collection, truy vấn điều kiện theo khoảng ngày); cơ chế xác thực và phân quyền bằng JWT và middleware; cách Frontend và Backend trao đổi dữ liệu JSON qua API; tổ chức mã nguồn thành hai thư mục frontend/backend và quản lý bằng Git/GitHub.</w:t>
+        <w:t>Trong quá trình thực hiện đồ án, người thực hiện đã tự học thêm nhiều nội dung ngoài chương trình: phân tích và thiết kế hệ thống (xác định tác nhân, use case, thiết kế cơ sở dữ liệu NoSQL); xây dựng giao diện bằng React (hooks, Context, React Router), Tailwind CSS và Vite; xây dựng REST API bằng Node.js/Express theo mô hình Route – Controller – Model; làm việc với MongoDB/Mongoose (schema, tham chiếu giữa các collection, truy vấn điều kiện theo khoảng ngày); cơ chế xác thực và phân quyền bằng JWT và middleware; cách Frontend và Backend trao đổi dữ liệu JSON qua API; tổ chức mã nguồn thành hai thư mục frontend/backend và quản lý bằng Git/GitHub.</w:t>
       </w:r>
     </w:p>
     <w:p>
@@ -28021,11 +30666,11 @@
         <w:keepNext/>
         <w:spacing w:before="160" w:after="80" w:line="312" w:lineRule="auto"/>
       </w:pPr>
-      <w:bookmarkStart w:id="52" w:name="_Toc9000052"/>
+      <w:bookmarkStart w:id="103" w:name="_Toc9000052"/>
       <w:r>
         <w:t>3.4.2. Áp dụng vào đồ án và minh chứng</w:t>
       </w:r>
-      <w:bookmarkEnd w:id="52"/>
+      <w:bookmarkEnd w:id="103"/>
     </w:p>
     <w:p>
       <w:pPr>
@@ -28034,7 +30679,7 @@
         <w:jc w:val="both"/>
       </w:pPr>
       <w:r>
-        <w:t xml:space="preserve">Kiến thức tự học được áp dụng trực tiếp vào sản phẩm: sáu collection có tham chiếu lẫn nhau (User, Hotel, RoomType, Room, Booking, Payment); middleware protect/authorize chặn API theo vai trò; logic kiểm tra phòng trống dựa trên việc hai khoảng ngày có giao nhau hay không; luồng trạng thái đơn theo mô hình máy trạng thái có kiểm soát; bộ khung giao diện dùng chung cho admin và nhân viên; và luồng thanh toán cọc bằng QR kèm bước duyệt của nhân viên.</w:t>
+        <w:t>Kiến thức tự học được áp dụng trực tiếp vào sản phẩm: sáu collection có tham chiếu lẫn nhau (User, Hotel, RoomType, Room, Booking, Payment); middleware protect/authorize chặn API theo vai trò; logic kiểm tra phòng trống dựa trên việc hai khoảng ngày có giao nhau hay không; luồng trạng thái đơn theo mô hình máy trạng thái có kiểm soát; bộ khung giao diện dùng chung cho admin và nhân viên; và luồng thanh toán cọc bằng QR kèm bước duyệt của nhân viên.</w:t>
       </w:r>
     </w:p>
     <w:p>
@@ -28045,7 +30690,7 @@
       </w:pPr>
       <w:r>
         <w:lastRenderedPageBreak/>
-        <w:t xml:space="preserve">Khó khăn lớn nhất là kiểm tra trùng lịch đặt phòng cho đúng, tránh hai đơn khác nhau cùng giữ một phòng trong các khoảng ngày chồng lấn, và giữ cho luồng đặt cọc, xác nhận, nhận phòng, trả phòng khớp nhau giữa Backend và Frontend. Cách giải quyết là tách một hàm kiểm tra phòng trống dùng chung cho cả bước tạo đơn lẫn bước xác nhận đơn, đồng thời quy định bảng chuyển trạng thái hợp lệ ngay ở Backend để Backend là nơi quyết định duy nhất (mục 3.1.6). Minh chứng gồm mã nguồn được lưu trên kho mã nguồn (repository) GitHub của đồ án (Hình 3.28), script seed.js, các màn hình chạy trên dữ liệu mẫu (Hình 3.2 đến Hình 3.27) và quá trình xử lý lỗi thực tế ở mục 3.3.</w:t>
+        <w:t>Khó khăn lớn nhất là kiểm tra trùng lịch đặt phòng cho đúng, tránh hai đơn khác nhau cùng giữ một phòng trong các khoảng ngày chồng lấn, và giữ cho luồng đặt cọc, xác nhận, nhận phòng, trả phòng khớp nhau giữa Backend và Frontend. Cách giải quyết là tách một hàm kiểm tra phòng trống dùng chung cho cả bước tạo đơn lẫn bước xác nhận đơn, đồng thời quy định bảng chuyển trạng thái hợp lệ ngay ở Backend để Backend là nơi quyết định duy nhất (mục 3.1.6). Minh chứng gồm mã nguồn được lưu trên kho mã nguồn (repository) GitHub của đồ án (Hình 3.28), script seed.js, các màn hình chạy trên dữ liệu mẫu (Hình 3.2 đến Hình 3.27) và quá trình xử lý lỗi thực tế ở mục 3.3.</w:t>
       </w:r>
     </w:p>
     <w:p>
@@ -28103,7 +30748,7 @@
         <w:spacing w:before="60" w:after="200" w:line="276" w:lineRule="auto"/>
         <w:jc w:val="center"/>
       </w:pPr>
-      <w:bookmarkStart w:id="110" w:name="_RefDM_H3_28"/>
+      <w:bookmarkStart w:id="104" w:name="_RefDM_H3_28"/>
       <w:r>
         <w:rPr>
           <w:b/>
@@ -28113,9 +30758,40 @@
           <w:sz w:val="24"/>
           <w:szCs w:val="24"/>
         </w:rPr>
-        <w:t xml:space="preserve">Hình 3.28. Kho mã nguồn (repository) của đồ án trên GitHub</w:t>
-      </w:r>
-      <w:bookmarkEnd w:id="110"/>
+        <w:t>Hình 3.</w:t>
+      </w:r>
+      <w:r>
+        <w:rPr>
+          <w:b/>
+          <w:bCs/>
+          <w:i/>
+          <w:iCs/>
+          <w:noProof/>
+          <w:sz w:val="24"/>
+          <w:szCs w:val="24"/>
+        </w:rPr>
+        <w:t>30.</w:t>
+      </w:r>
+      <w:r>
+        <w:rPr>
+          <w:noProof/>
+          <w:sz w:val="26"/>
+          <w:szCs w:val="26"/>
+        </w:rPr>
+        <w:t xml:space="preserve"> </w:t>
+      </w:r>
+      <w:r>
+        <w:rPr>
+          <w:b/>
+          <w:bCs/>
+          <w:i/>
+          <w:iCs/>
+          <w:sz w:val="24"/>
+          <w:szCs w:val="24"/>
+        </w:rPr>
+        <w:t>Kho mã nguồn (repository) của đồ án trên GitHub</w:t>
+      </w:r>
+      <w:bookmarkEnd w:id="104"/>
     </w:p>
     <w:p>
       <w:pPr>
@@ -28123,11 +30799,11 @@
         <w:keepNext/>
         <w:spacing w:before="160" w:after="80" w:line="312" w:lineRule="auto"/>
       </w:pPr>
-      <w:bookmarkStart w:id="53" w:name="_Toc9000053"/>
+      <w:bookmarkStart w:id="105" w:name="_Toc9000053"/>
       <w:r>
         <w:t>3.4.3. Kế hoạch và định hướng phát triển</w:t>
       </w:r>
-      <w:bookmarkEnd w:id="53"/>
+      <w:bookmarkEnd w:id="105"/>
     </w:p>
     <w:p>
       <w:pPr>
@@ -28137,8 +30813,10 @@
       </w:pPr>
       <w:r>
         <w:t xml:space="preserve">Hướng phát triển tiếp theo gồm: tích hợp cổng thanh toán thật (VNPay, MoMo) thay cho QR tĩnh và duyệt thủ công; bổ sung tiến trình nền để tự hết hạn cọc đúng giờ và gửi email/SMS thông báo; nối trang Check-in/Check-out của nhân viên với API thật; hoàn thiện giao diện quản lý người dùng (thêm, sửa, xóa) và quản lý loại phòng; mở rộng dịch vụ đi kèm (đưa đón, spa, ăn uống); xây dựng báo cáo doanh thu và tỷ lệ lấp đầy theo chi nhánh; dọn mã giao diện mẫu không còn dùng. Về cá nhân, người thực hiện tiếp tục học sâu hơn về lập trình web, cơ </w:t>
+      </w:r>
+      <w:r>
         <w:lastRenderedPageBreak/>
-        <w:t xml:space="preserve">sở dữ liệu, phân tích thiết kế hệ thống, bảo mật web và triển khai môi trường production (HTTPS, quản lý biến môi trường).</w:t>
+        <w:t>sở dữ liệu, phân tích thiết kế hệ thống, bảo mật web và triển khai môi trường production (HTTPS, quản lý biến môi trường).</w:t>
       </w:r>
     </w:p>
     <w:p>
@@ -28147,11 +30825,11 @@
         <w:keepNext/>
         <w:spacing w:before="240" w:after="120" w:line="312" w:lineRule="auto"/>
       </w:pPr>
-      <w:bookmarkStart w:id="54" w:name="_Toc9000054"/>
+      <w:bookmarkStart w:id="106" w:name="_Toc9000054"/>
       <w:r>
         <w:t>3.5. Kết quả đạt được và hạn chế</w:t>
       </w:r>
-      <w:bookmarkEnd w:id="54"/>
+      <w:bookmarkEnd w:id="106"/>
     </w:p>
     <w:p>
       <w:pPr>
@@ -28159,11 +30837,11 @@
         <w:keepNext/>
         <w:spacing w:before="160" w:after="80" w:line="312" w:lineRule="auto"/>
       </w:pPr>
-      <w:bookmarkStart w:id="55" w:name="_Toc9000055"/>
+      <w:bookmarkStart w:id="107" w:name="_Toc9000055"/>
       <w:r>
         <w:t>3.5.1. Kết quả đạt được</w:t>
       </w:r>
-      <w:bookmarkEnd w:id="55"/>
+      <w:bookmarkEnd w:id="107"/>
     </w:p>
     <w:p>
       <w:pPr>
@@ -28172,7 +30850,7 @@
         <w:jc w:val="both"/>
       </w:pPr>
       <w:r>
-        <w:t xml:space="preserve">Sản phẩm đã xây dựng được website quản lý và đặt phòng đa chi nhánh Kensington với đầy đủ ba vai trò. Khách hàng xem và tìm kiếm chi nhánh, phòng mà không cần đăng nhập; đặt phòng và thanh toán cọc yêu cầu đăng nhập, có kiểm tra phòng trống, chặn trùng lịch, giới hạn số khách và theo dõi lịch sử đơn. Nhân viên và admin duyệt cọc, xác nhận đơn, thực hiện check-in/check-out; admin quản lý chi nhánh, phòng và theo dõi thống kê tổng quan.</w:t>
+        <w:t>Sản phẩm đã xây dựng được website quản lý và đặt phòng đa chi nhánh Kensington với đầy đủ ba vai trò. Khách hàng xem và tìm kiếm chi nhánh, phòng mà không cần đăng nhập; đặt phòng và thanh toán cọc yêu cầu đăng nhập, có kiểm tra phòng trống, chặn trùng lịch, giới hạn số khách và theo dõi lịch sử đơn. Nhân viên và admin duyệt cọc, xác nhận đơn, thực hiện check-in/check-out; admin quản lý chi nhánh, phòng và theo dõi thống kê tổng quan.</w:t>
       </w:r>
     </w:p>
     <w:p>
@@ -28182,7 +30860,7 @@
         <w:jc w:val="both"/>
       </w:pPr>
       <w:r>
-        <w:t xml:space="preserve">So với thiết kế ở Chương 2, bản thực tế có hai điểm khác: dữ liệu mẫu được tổ chức thành chuỗi 12 chi nhánh thương hiệu Kensington (mỗi chi nhánh là một khách sạn trong collection hotels); và luồng trạng thái đơn từ trạng thái “Chờ xác nhận” ban đầu (mục 2.2.3) được chi tiết hóa thành 9 trạng thái gắn với quy trình đặt cọc 30%, chờ duyệt, xác nhận. Điều này cho thấy thiết kế được điều chỉnh và hoàn thiện dần trong quá trình xây dựng.</w:t>
+        <w:t>So với thiết kế ở Chương 2, bản thực tế có hai điểm khác: dữ liệu mẫu được tổ chức thành chuỗi 12 chi nhánh thương hiệu Kensington (mỗi chi nhánh là một khách sạn trong collection hotels); và luồng trạng thái đơn từ trạng thái “Chờ xác nhận” ban đầu (mục 2.2.3) được chi tiết hóa thành 9 trạng thái gắn với quy trình đặt cọc 30%, chờ duyệt, xác nhận. Điều này cho thấy thiết kế được điều chỉnh và hoàn thiện dần trong quá trình xây dựng.</w:t>
       </w:r>
     </w:p>
     <w:p>
@@ -28192,7 +30870,7 @@
         <w:jc w:val="both"/>
       </w:pPr>
       <w:r>
-        <w:t xml:space="preserve">Về ưu điểm, sản phẩm có kiến trúc tách Frontend và Backend rõ ràng, mọi quy tắc xác thực, phân quyền và chuyển trạng thái đơn đều được quyết định tại Backend nên không thể vượt qua bằng cách gọi trực tiếp API; việc kiểm tra phòng trống dùng chung một hàm cho cả bước tạo đơn và bước xác nhận đơn giúp hạn chế đặt trùng phòng; luồng đặt cọc có điểm kiểm soát của nhân viên; giao diện nhất quán, dùng chung bộ khung cho khu vực admin và nhân viên; và có dữ liệu mẫu để chạy thử toàn bộ quy trình.</w:t>
+        <w:t>Về ưu điểm, sản phẩm có kiến trúc tách Frontend và Backend rõ ràng, mọi quy tắc xác thực, phân quyền và chuyển trạng thái đơn đều được quyết định tại Backend nên không thể vượt qua bằng cách gọi trực tiếp API; việc kiểm tra phòng trống dùng chung một hàm cho cả bước tạo đơn và bước xác nhận đơn giúp hạn chế đặt trùng phòng; luồng đặt cọc có điểm kiểm soát của nhân viên; giao diện nhất quán, dùng chung bộ khung cho khu vực admin và nhân viên; và có dữ liệu mẫu để chạy thử toàn bộ quy trình.</w:t>
       </w:r>
     </w:p>
     <w:p>
@@ -28201,11 +30879,11 @@
         <w:keepNext/>
         <w:spacing w:before="160" w:after="80" w:line="312" w:lineRule="auto"/>
       </w:pPr>
-      <w:bookmarkStart w:id="56" w:name="_Toc9000056"/>
+      <w:bookmarkStart w:id="108" w:name="_Toc9000056"/>
       <w:r>
         <w:t>3.5.2. Hạn chế</w:t>
       </w:r>
-      <w:bookmarkEnd w:id="56"/>
+      <w:bookmarkEnd w:id="108"/>
     </w:p>
     <w:p>
       <w:pPr>
@@ -28214,7 +30892,7 @@
         <w:jc w:val="both"/>
       </w:pPr>
       <w:r>
-        <w:t xml:space="preserve">Các hạn chế dưới đây chủ yếu xuất phát từ quy mô đồ án học kỳ với thời gian và nguồn lực có hạn (mục 1.3.3): các chức năng cần dịch vụ bên ngoài như cổng thanh toán, email/SMS chưa được tích hợp; một số màn hình quản trị được ưu tiên hoàn thiện sau các chức năng cốt lõi.</w:t>
+        <w:t>Các hạn chế dưới đây chủ yếu xuất phát từ quy mô đồ án học kỳ với thời gian và nguồn lực có hạn (mục 1.3.3): các chức năng cần dịch vụ bên ngoài như cổng thanh toán, email/SMS chưa được tích hợp; một số màn hình quản trị được ưu tiên hoàn thiện sau các chức năng cốt lõi.</w:t>
       </w:r>
     </w:p>
     <w:p>
@@ -28257,7 +30935,7 @@
         <w:jc w:val="both"/>
       </w:pPr>
       <w:r>
-        <w:t xml:space="preserve">Trang quản lý người dùng mới chỉ xem được danh sách, chưa có giao diện thêm/sửa/xóa dù API Backend đã hỗ trợ.</w:t>
+        <w:t>Trang quản lý người dùng mới chỉ xem được danh sách, chưa có giao diện thêm/sửa/xóa dù API Backend đã hỗ trợ.</w:t>
       </w:r>
     </w:p>
     <w:p>
@@ -28271,7 +30949,7 @@
         <w:jc w:val="both"/>
       </w:pPr>
       <w:r>
-        <w:t xml:space="preserve">Giao diện admin mới có thao tác thêm và xóa chi nhánh (Hình 3.13); chưa có màn hình sửa chi nhánh và thêm/sửa loại phòng, các thao tác này hiện thực hiện qua API.</w:t>
+        <w:t>Giao diện admin mới có thao tác thêm và xóa chi nhánh (Hình 3.13); chưa có màn hình sửa chi nhánh và thêm/sửa loại phòng, các thao tác này hiện thực hiện qua API.</w:t>
       </w:r>
     </w:p>
     <w:p>
@@ -28299,7 +30977,7 @@
         <w:jc w:val="both"/>
       </w:pPr>
       <w:r>
-        <w:t xml:space="preserve">JWT được lưu trong localStorage, phù hợp phạm vi đồ án nhưng khi triển khai thực tế nên cân nhắc cơ chế lưu trữ an toàn hơn (ví dụ cookie httpOnly) để giảm rủi ro tấn công XSS.</w:t>
+        <w:t>JWT được lưu trong localStorage, phù hợp phạm vi đồ án nhưng khi triển khai thực tế nên cân nhắc cơ chế lưu trữ an toàn hơn (ví dụ cookie httpOnly) để giảm rủi ro tấn công XSS.</w:t>
       </w:r>
     </w:p>
     <w:p>
@@ -28313,7 +30991,7 @@
         <w:jc w:val="both"/>
       </w:pPr>
       <w:r>
-        <w:t xml:space="preserve">Một số file giao diện của bản mẫu cũ (Header, Hero, Services, Testimonials, FeaturedRooms, Footer) vẫn còn trong mã nguồn dù không trang nào sử dụng, cần dọn lại.</w:t>
+        <w:t>Một số file giao diện của bản mẫu cũ (Header, Hero, Services, Testimonials, FeaturedRooms, Footer) vẫn còn trong mã nguồn dù không trang nào sử dụng, cần dọn lại.</w:t>
       </w:r>
     </w:p>
     <w:p>
@@ -28334,12 +31012,12 @@
         <w:spacing w:after="200" w:line="312" w:lineRule="auto"/>
         <w:jc w:val="center"/>
       </w:pPr>
-      <w:bookmarkStart w:id="57" w:name="_Toc9000057"/>
+      <w:bookmarkStart w:id="109" w:name="_Toc9000057"/>
       <w:r>
         <w:lastRenderedPageBreak/>
         <w:t>KẾT LUẬN</w:t>
       </w:r>
-      <w:bookmarkEnd w:id="57"/>
+      <w:bookmarkEnd w:id="109"/>
     </w:p>
     <w:p>
       <w:pPr>
@@ -28348,7 +31026,7 @@
         <w:jc w:val="both"/>
       </w:pPr>
       <w:r>
-        <w:t xml:space="preserve">Đề tài đã xây dựng được website quản lý và đặt phòng khách sạn đa chi nhánh thương hiệu Kensington, đáp ứng các mục tiêu cốt lõi đã nêu ở Chương 1: tìm kiếm và xem chi tiết chi nhánh, phòng; đăng ký, đăng nhập và phân quyền; đặt phòng có kiểm tra phòng trống và đặt cọc 30%; nhân viên và admin xử lý đơn (duyệt cọc, xác nhận, check-in/check-out); admin quản lý chi nhánh, phòng và theo dõi thống kê ở mức cơ bản.</w:t>
+        <w:t>Đề tài đã xây dựng được website quản lý và đặt phòng khách sạn đa chi nhánh thương hiệu Kensington, đáp ứng các mục tiêu cốt lõi đã nêu ở Chương 1: tìm kiếm và xem chi tiết chi nhánh, phòng; đăng ký, đăng nhập và phân quyền; đặt phòng có kiểm tra phòng trống và đặt cọc 30%; nhân viên và admin xử lý đơn (duyệt cọc, xác nhận, check-in/check-out); admin quản lý chi nhánh, phòng và theo dõi thống kê ở mức cơ bản.</w:t>
       </w:r>
     </w:p>
     <w:p>
@@ -28389,6 +31067,8 @@
       </w:pPr>
       <w:r>
         <w:t xml:space="preserve">Mức độ hoàn thành: đã hiện thực các chức năng cốt lõi về đăng nhập/phân quyền, tìm kiếm khách sạn – phòng, tạo và theo dõi đơn, xử lý cọc có xác nhận thủ công và một số tác vụ quản trị. Tuy nhiên, quản lý thông tin cá nhân và một </w:t>
+      </w:r>
+      <w:r>
         <w:lastRenderedPageBreak/>
         <w:t>số thao tác CRUD trên giao diện mới hoàn thành một phần; vì vậy không coi toàn bộ chức năng nêu trong phân tích là đã triển khai đầy đủ.</w:t>
       </w:r>
@@ -28401,12 +31081,12 @@
         <w:spacing w:after="200" w:line="312" w:lineRule="auto"/>
         <w:jc w:val="center"/>
       </w:pPr>
-      <w:bookmarkStart w:id="58" w:name="_Toc9000058"/>
+      <w:bookmarkStart w:id="110" w:name="_Toc9000058"/>
       <w:r>
         <w:lastRenderedPageBreak/>
         <w:t>TÀI LIỆU THAM KHẢO</w:t>
       </w:r>
-      <w:bookmarkEnd w:id="58"/>
+      <w:bookmarkEnd w:id="110"/>
     </w:p>
     <w:p>
       <w:pPr>
@@ -28414,7 +31094,7 @@
         <w:ind w:left="567" w:hanging="567"/>
       </w:pPr>
       <w:r>
-        <w:t xml:space="preserve">[1] OpenJS Foundation, "Express – Node.js web application framework", https://expressjs.com, truy cập ngày 05/10/2026.</w:t>
+        <w:t>[1] OpenJS Foundation, "Express – Node.js web application framework", https://expressjs.com, truy cập ngày 05/10/2026.</w:t>
       </w:r>
     </w:p>
     <w:p>
@@ -28423,7 +31103,7 @@
         <w:ind w:left="567" w:hanging="567"/>
       </w:pPr>
       <w:r>
-        <w:t xml:space="preserve">[2] MongoDB, Inc., "MongoDB Documentation", https://www.mongodb.com/docs, truy cập ngày 05/10/2026.</w:t>
+        <w:t>[2] MongoDB, Inc., "MongoDB Documentation", https://www.mongodb.com/docs, truy cập ngày 05/10/2026.</w:t>
       </w:r>
     </w:p>
     <w:p>
@@ -28432,7 +31112,7 @@
         <w:ind w:left="567" w:hanging="567"/>
       </w:pPr>
       <w:r>
-        <w:t xml:space="preserve">[3] Automattic, "Mongoose ODM Documentation", https://mongoosejs.com/docs, truy cập ngày 05/10/2026.</w:t>
+        <w:t>[3] Automattic, "Mongoose ODM Documentation", https://mongoosejs.com/docs, truy cập ngày 05/10/2026.</w:t>
       </w:r>
     </w:p>
     <w:p>
@@ -28441,7 +31121,7 @@
         <w:ind w:left="567" w:hanging="567"/>
       </w:pPr>
       <w:r>
-        <w:t xml:space="preserve">[4] Auth0, "Introduction to JSON Web Tokens", https://jwt.io/introduction, truy cập ngày 05/10/2026.</w:t>
+        <w:t>[4] Auth0, "Introduction to JSON Web Tokens", https://jwt.io/introduction, truy cập ngày 05/10/2026.</w:t>
       </w:r>
     </w:p>
     <w:p>
@@ -28450,7 +31130,7 @@
         <w:ind w:left="567" w:hanging="567"/>
       </w:pPr>
       <w:r>
-        <w:t xml:space="preserve">[5] Bcrypt.js, "bcryptjs – npm package documentation", https://www.npmjs.com/package/bcryptjs, truy cập ngày 05/10/2026.</w:t>
+        <w:t>[5] Bcrypt.js, "bcryptjs – npm package documentation", https://www.npmjs.com/package/bcryptjs, truy cập ngày 05/10/2026.</w:t>
       </w:r>
     </w:p>
     <w:p>
@@ -28459,7 +31139,7 @@
         <w:ind w:left="567" w:hanging="567"/>
       </w:pPr>
       <w:r>
-        <w:t xml:space="preserve">[6] Meta Open Source, "React – The library for web and native user interfaces", https://react.dev, truy cập ngày 05/10/2026.</w:t>
+        <w:t>[6] Meta Open Source, "React – The library for web and native user interfaces", https://react.dev, truy cập ngày 05/10/2026.</w:t>
       </w:r>
     </w:p>
     <w:p>
@@ -28468,7 +31148,7 @@
         <w:ind w:left="567" w:hanging="567"/>
       </w:pPr>
       <w:r>
-        <w:t xml:space="preserve">[7] Vite Team, "Vite – Next generation frontend tooling", https://vite.dev, truy cập ngày 05/10/2026.</w:t>
+        <w:t>[7] Vite Team, "Vite – Next generation frontend tooling", https://vite.dev, truy cập ngày 05/10/2026.</w:t>
       </w:r>
     </w:p>
     <w:p>
@@ -28477,7 +31157,7 @@
         <w:ind w:left="567" w:hanging="567"/>
       </w:pPr>
       <w:r>
-        <w:t xml:space="preserve">[8] Remix Software, "React Router", https://reactrouter.com, truy cập ngày 05/10/2026.</w:t>
+        <w:t>[8] Remix Software, "React Router", https://reactrouter.com, truy cập ngày 05/10/2026.</w:t>
       </w:r>
     </w:p>
     <w:p>
@@ -28486,7 +31166,7 @@
         <w:ind w:left="567" w:hanging="567"/>
       </w:pPr>
       <w:r>
-        <w:t xml:space="preserve">[9] Tailwind Labs, "Tailwind CSS Documentation", https://tailwindcss.com/docs, truy cập ngày 05/10/2026.</w:t>
+        <w:t>[9] Tailwind Labs, "Tailwind CSS Documentation", https://tailwindcss.com/docs, truy cập ngày 05/10/2026.</w:t>
       </w:r>
     </w:p>
     <w:sectPr>
@@ -29224,6 +31904,7 @@
   <w:style w:type="character" w:default="1" w:styleId="Phngmcinhcuaoanvn">
     <w:name w:val="Default Paragraph Font"/>
     <w:uiPriority w:val="1"/>
+    <w:semiHidden/>
     <w:unhideWhenUsed/>
   </w:style>
   <w:style w:type="table" w:default="1" w:styleId="BangThngthng">
